--- a/docs/Documentacao_Tecnica_KorpTeste.docx
+++ b/docs/Documentacao_Tecnica_KorpTeste.docx
@@ -33,6 +33,14 @@
           <w:szCs w:val="24"/>
         </w:rPr>
       </w:r>
+      <w:r>
+        <w:rPr>
+          <w:rFonts w:ascii="Arial" w:hAnsi="Arial" w:cs="Arial"/>
+          <w:color w:val="000000" w:themeColor="text1"/>
+          <w:sz w:val="24"/>
+          <w:szCs w:val="24"/>
+        </w:rPr>
+      </w:r>
     </w:p>
     <w:p>
       <w:pPr>
@@ -65,6 +73,14 @@
           <w:szCs w:val="24"/>
         </w:rPr>
       </w:r>
+      <w:r>
+        <w:rPr>
+          <w:rFonts w:ascii="Arial" w:hAnsi="Arial" w:cs="Arial"/>
+          <w:color w:val="000000" w:themeColor="text1"/>
+          <w:sz w:val="24"/>
+          <w:szCs w:val="24"/>
+        </w:rPr>
+      </w:r>
     </w:p>
     <w:p>
       <w:pPr>
@@ -86,11 +102,19 @@
           <w:sz w:val="24"/>
           <w:szCs w:val="24"/>
         </w:rPr>
-        <w:t xml:space="preserve">Documentação Técnica da Release 1.0.0</w:t>
+        <w:t>Documentação Técnica da Versão 1.0.0</w:t>
       </w:r>
       <w:r>
         <w:rPr>
           <w:rFonts w:ascii="Arial" w:hAnsi="Arial" w:eastAsia="Arial" w:cs="Arial"/>
+          <w:color w:val="000000" w:themeColor="text1"/>
+          <w:sz w:val="24"/>
+          <w:szCs w:val="24"/>
+        </w:rPr>
+      </w:r>
+      <w:r>
+        <w:rPr>
+          <w:rFonts w:ascii="Arial" w:hAnsi="Arial" w:cs="Arial"/>
           <w:color w:val="000000" w:themeColor="text1"/>
           <w:sz w:val="24"/>
           <w:szCs w:val="24"/>
@@ -128,6 +152,14 @@
           <w:szCs w:val="24"/>
         </w:rPr>
       </w:r>
+      <w:r>
+        <w:rPr>
+          <w:rFonts w:ascii="Arial" w:hAnsi="Arial" w:cs="Arial"/>
+          <w:color w:val="000000" w:themeColor="text1"/>
+          <w:sz w:val="24"/>
+          <w:szCs w:val="24"/>
+        </w:rPr>
+      </w:r>
     </w:p>
     <w:p>
       <w:pPr>
@@ -159,6 +191,14 @@
           <w:szCs w:val="24"/>
         </w:rPr>
       </w:r>
+      <w:r>
+        <w:rPr>
+          <w:rFonts w:ascii="Arial" w:hAnsi="Arial" w:cs="Arial"/>
+          <w:color w:val="000000" w:themeColor="text1"/>
+          <w:sz w:val="24"/>
+          <w:szCs w:val="24"/>
+        </w:rPr>
+      </w:r>
     </w:p>
     <w:p>
       <w:pPr>
@@ -189,10 +229,18 @@
           <w:szCs w:val="24"/>
         </w:rPr>
       </w:r>
+      <w:r>
+        <w:rPr>
+          <w:rFonts w:ascii="Arial" w:hAnsi="Arial" w:cs="Arial"/>
+          <w:color w:val="000000" w:themeColor="text1"/>
+          <w:sz w:val="24"/>
+          <w:szCs w:val="24"/>
+        </w:rPr>
+      </w:r>
     </w:p>
     <w:p>
       <w:pPr>
-        <w:pStyle w:val="709"/>
+        <w:pStyle w:val="889"/>
         <w:pBdr/>
         <w:spacing/>
         <w:ind/>
@@ -215,6 +263,14 @@
       <w:r>
         <w:rPr>
           <w:rFonts w:ascii="Arial" w:hAnsi="Arial" w:eastAsia="Arial" w:cs="Arial"/>
+          <w:color w:val="000000" w:themeColor="text1"/>
+          <w:sz w:val="24"/>
+          <w:szCs w:val="24"/>
+        </w:rPr>
+      </w:r>
+      <w:r>
+        <w:rPr>
+          <w:rFonts w:ascii="Arial" w:hAnsi="Arial" w:cs="Arial"/>
           <w:color w:val="000000" w:themeColor="text1"/>
           <w:sz w:val="24"/>
           <w:szCs w:val="24"/>
@@ -260,10 +316,18 @@
           <w:szCs w:val="24"/>
         </w:rPr>
       </w:r>
+      <w:r>
+        <w:rPr>
+          <w:rFonts w:ascii="Arial" w:hAnsi="Arial" w:cs="Arial"/>
+          <w:color w:val="000000" w:themeColor="text1"/>
+          <w:sz w:val="24"/>
+          <w:szCs w:val="24"/>
+        </w:rPr>
+      </w:r>
     </w:p>
     <w:p>
       <w:pPr>
-        <w:pStyle w:val="739"/>
+        <w:pStyle w:val="919"/>
         <w:pBdr/>
         <w:spacing w:after="40"/>
         <w:ind/>
@@ -291,10 +355,18 @@
           <w:szCs w:val="24"/>
         </w:rPr>
       </w:r>
+      <w:r>
+        <w:rPr>
+          <w:rFonts w:ascii="Arial" w:hAnsi="Arial" w:cs="Arial"/>
+          <w:color w:val="000000" w:themeColor="text1"/>
+          <w:sz w:val="24"/>
+          <w:szCs w:val="24"/>
+        </w:rPr>
+      </w:r>
     </w:p>
     <w:p>
       <w:pPr>
-        <w:pStyle w:val="739"/>
+        <w:pStyle w:val="919"/>
         <w:pBdr/>
         <w:spacing w:after="40"/>
         <w:ind/>
@@ -322,10 +394,18 @@
           <w:szCs w:val="24"/>
         </w:rPr>
       </w:r>
+      <w:r>
+        <w:rPr>
+          <w:rFonts w:ascii="Arial" w:hAnsi="Arial" w:cs="Arial"/>
+          <w:color w:val="000000" w:themeColor="text1"/>
+          <w:sz w:val="24"/>
+          <w:szCs w:val="24"/>
+        </w:rPr>
+      </w:r>
     </w:p>
     <w:p>
       <w:pPr>
-        <w:pStyle w:val="739"/>
+        <w:pStyle w:val="919"/>
         <w:pBdr/>
         <w:spacing w:after="40"/>
         <w:ind/>
@@ -353,10 +433,18 @@
           <w:szCs w:val="24"/>
         </w:rPr>
       </w:r>
+      <w:r>
+        <w:rPr>
+          <w:rFonts w:ascii="Arial" w:hAnsi="Arial" w:cs="Arial"/>
+          <w:color w:val="000000" w:themeColor="text1"/>
+          <w:sz w:val="24"/>
+          <w:szCs w:val="24"/>
+        </w:rPr>
+      </w:r>
     </w:p>
     <w:p>
       <w:pPr>
-        <w:pStyle w:val="739"/>
+        <w:pStyle w:val="919"/>
         <w:pBdr/>
         <w:spacing w:after="40"/>
         <w:ind/>
@@ -384,10 +472,18 @@
           <w:szCs w:val="24"/>
         </w:rPr>
       </w:r>
+      <w:r>
+        <w:rPr>
+          <w:rFonts w:ascii="Arial" w:hAnsi="Arial" w:cs="Arial"/>
+          <w:color w:val="000000" w:themeColor="text1"/>
+          <w:sz w:val="24"/>
+          <w:szCs w:val="24"/>
+        </w:rPr>
+      </w:r>
     </w:p>
     <w:p>
       <w:pPr>
-        <w:pStyle w:val="739"/>
+        <w:pStyle w:val="919"/>
         <w:pBdr/>
         <w:spacing w:after="40"/>
         <w:ind/>
@@ -415,6 +511,14 @@
           <w:szCs w:val="24"/>
         </w:rPr>
       </w:r>
+      <w:r>
+        <w:rPr>
+          <w:rFonts w:ascii="Arial" w:hAnsi="Arial" w:cs="Arial"/>
+          <w:color w:val="000000" w:themeColor="text1"/>
+          <w:sz w:val="24"/>
+          <w:szCs w:val="24"/>
+        </w:rPr>
+      </w:r>
     </w:p>
     <w:p>
       <w:pPr>
@@ -436,16 +540,7 @@
           <w:sz w:val="24"/>
           <w:szCs w:val="24"/>
         </w:rPr>
-        <w:t xml:space="preserve">Fora do escopo desta versão. </w:t>
-      </w:r>
-      <w:r>
-        <w:rPr>
-          <w:rFonts w:ascii="Arial" w:hAnsi="Arial" w:eastAsia="Arial" w:cs="Arial"/>
-          <w:color w:val="000000" w:themeColor="text1"/>
-          <w:sz w:val="24"/>
-          <w:szCs w:val="24"/>
-        </w:rPr>
-        <w:t xml:space="preserve">Emissão fiscal oficial, SEFAZ, XML fiscal, impostos, autenticação, IA, idempotência distribuída e tratamento específico de concorrência não são apresentados como funcionalidades da release 1.0.0.</w:t>
+        <w:t>Fora do escopo desta versão. Emissão fiscal oficial, SEFAZ, XML fiscal, impostos, autenticação, IA, idempotência distribuída e tratamento específico de concorrência não fazem parte do escopo da versão 1.0.0.</w:t>
       </w:r>
       <w:r>
         <w:rPr>
@@ -455,10 +550,26 @@
           <w:szCs w:val="24"/>
         </w:rPr>
       </w:r>
+      <w:r>
+        <w:rPr>
+          <w:rFonts w:ascii="Arial" w:hAnsi="Arial" w:eastAsia="Arial" w:cs="Arial"/>
+          <w:color w:val="000000" w:themeColor="text1"/>
+          <w:sz w:val="24"/>
+          <w:szCs w:val="24"/>
+        </w:rPr>
+      </w:r>
+      <w:r>
+        <w:rPr>
+          <w:rFonts w:ascii="Arial" w:hAnsi="Arial" w:cs="Arial"/>
+          <w:color w:val="000000" w:themeColor="text1"/>
+          <w:sz w:val="24"/>
+          <w:szCs w:val="24"/>
+        </w:rPr>
+      </w:r>
     </w:p>
     <w:p>
       <w:pPr>
-        <w:pStyle w:val="709"/>
+        <w:pStyle w:val="889"/>
         <w:pBdr/>
         <w:spacing/>
         <w:ind/>
@@ -486,6 +597,14 @@
           <w:szCs w:val="24"/>
         </w:rPr>
       </w:r>
+      <w:r>
+        <w:rPr>
+          <w:rFonts w:ascii="Arial" w:hAnsi="Arial" w:cs="Arial"/>
+          <w:color w:val="000000" w:themeColor="text1"/>
+          <w:sz w:val="24"/>
+          <w:szCs w:val="24"/>
+        </w:rPr>
+      </w:r>
     </w:p>
     <w:p>
       <w:pPr>
@@ -516,10 +635,18 @@
           <w:szCs w:val="24"/>
         </w:rPr>
       </w:r>
+      <w:r>
+        <w:rPr>
+          <w:rFonts w:ascii="Arial" w:hAnsi="Arial" w:cs="Arial"/>
+          <w:color w:val="000000" w:themeColor="text1"/>
+          <w:sz w:val="24"/>
+          <w:szCs w:val="24"/>
+        </w:rPr>
+      </w:r>
     </w:p>
     <w:p>
       <w:pPr>
-        <w:pStyle w:val="868"/>
+        <w:pStyle w:val="1048"/>
         <w:pBdr>
           <w:top w:val="single" w:color="d9d9d9" w:sz="3" w:space="0"/>
           <w:left w:val="single" w:color="d9d9d9" w:sz="3" w:space="0"/>
@@ -586,10 +713,18 @@
           <w:szCs w:val="24"/>
         </w:rPr>
       </w:r>
+      <w:r>
+        <w:rPr>
+          <w:rFonts w:ascii="Arial" w:hAnsi="Arial" w:cs="Arial"/>
+          <w:color w:val="000000" w:themeColor="text1"/>
+          <w:sz w:val="24"/>
+          <w:szCs w:val="24"/>
+        </w:rPr>
+      </w:r>
     </w:p>
     <w:tbl>
       <w:tblPr>
-        <w:tblStyle w:val="769"/>
+        <w:tblStyle w:val="949"/>
         <w:tblW w:w="0" w:type="auto"/>
         <w:jc w:val="center"/>
         <w:tblBorders/>
@@ -643,6 +778,14 @@
                 <w:szCs w:val="24"/>
               </w:rPr>
             </w:r>
+            <w:r>
+              <w:rPr>
+                <w:rFonts w:ascii="Arial" w:hAnsi="Arial" w:cs="Arial"/>
+                <w:color w:val="000000" w:themeColor="text1"/>
+                <w:sz w:val="24"/>
+                <w:szCs w:val="24"/>
+              </w:rPr>
+            </w:r>
           </w:p>
         </w:tc>
         <w:tc>
@@ -679,6 +822,14 @@
             <w:r>
               <w:rPr>
                 <w:rFonts w:ascii="Arial" w:hAnsi="Arial" w:eastAsia="Arial" w:cs="Arial"/>
+                <w:color w:val="000000" w:themeColor="text1"/>
+                <w:sz w:val="24"/>
+                <w:szCs w:val="24"/>
+              </w:rPr>
+            </w:r>
+            <w:r>
+              <w:rPr>
+                <w:rFonts w:ascii="Arial" w:hAnsi="Arial" w:cs="Arial"/>
                 <w:color w:val="000000" w:themeColor="text1"/>
                 <w:sz w:val="24"/>
                 <w:szCs w:val="24"/>
@@ -728,6 +879,14 @@
                 <w:szCs w:val="24"/>
               </w:rPr>
             </w:r>
+            <w:r>
+              <w:rPr>
+                <w:rFonts w:ascii="Arial" w:hAnsi="Arial" w:cs="Arial"/>
+                <w:color w:val="000000" w:themeColor="text1"/>
+                <w:sz w:val="24"/>
+                <w:szCs w:val="24"/>
+              </w:rPr>
+            </w:r>
           </w:p>
         </w:tc>
         <w:tc>
@@ -762,6 +921,14 @@
             <w:r>
               <w:rPr>
                 <w:rFonts w:ascii="Arial" w:hAnsi="Arial" w:eastAsia="Arial" w:cs="Arial"/>
+                <w:color w:val="000000" w:themeColor="text1"/>
+                <w:sz w:val="24"/>
+                <w:szCs w:val="24"/>
+              </w:rPr>
+            </w:r>
+            <w:r>
+              <w:rPr>
+                <w:rFonts w:ascii="Arial" w:hAnsi="Arial" w:cs="Arial"/>
                 <w:color w:val="000000" w:themeColor="text1"/>
                 <w:sz w:val="24"/>
                 <w:szCs w:val="24"/>
@@ -811,6 +978,14 @@
                 <w:szCs w:val="24"/>
               </w:rPr>
             </w:r>
+            <w:r>
+              <w:rPr>
+                <w:rFonts w:ascii="Arial" w:hAnsi="Arial" w:cs="Arial"/>
+                <w:color w:val="000000" w:themeColor="text1"/>
+                <w:sz w:val="24"/>
+                <w:szCs w:val="24"/>
+              </w:rPr>
+            </w:r>
           </w:p>
         </w:tc>
         <w:tc>
@@ -845,6 +1020,14 @@
             <w:r>
               <w:rPr>
                 <w:rFonts w:ascii="Arial" w:hAnsi="Arial" w:eastAsia="Arial" w:cs="Arial"/>
+                <w:color w:val="000000" w:themeColor="text1"/>
+                <w:sz w:val="24"/>
+                <w:szCs w:val="24"/>
+              </w:rPr>
+            </w:r>
+            <w:r>
+              <w:rPr>
+                <w:rFonts w:ascii="Arial" w:hAnsi="Arial" w:cs="Arial"/>
                 <w:color w:val="000000" w:themeColor="text1"/>
                 <w:sz w:val="24"/>
                 <w:szCs w:val="24"/>
@@ -894,6 +1077,14 @@
                 <w:szCs w:val="24"/>
               </w:rPr>
             </w:r>
+            <w:r>
+              <w:rPr>
+                <w:rFonts w:ascii="Arial" w:hAnsi="Arial" w:cs="Arial"/>
+                <w:color w:val="000000" w:themeColor="text1"/>
+                <w:sz w:val="24"/>
+                <w:szCs w:val="24"/>
+              </w:rPr>
+            </w:r>
           </w:p>
         </w:tc>
         <w:tc>
@@ -928,6 +1119,14 @@
             <w:r>
               <w:rPr>
                 <w:rFonts w:ascii="Arial" w:hAnsi="Arial" w:eastAsia="Arial" w:cs="Arial"/>
+                <w:color w:val="000000" w:themeColor="text1"/>
+                <w:sz w:val="24"/>
+                <w:szCs w:val="24"/>
+              </w:rPr>
+            </w:r>
+            <w:r>
+              <w:rPr>
+                <w:rFonts w:ascii="Arial" w:hAnsi="Arial" w:cs="Arial"/>
                 <w:color w:val="000000" w:themeColor="text1"/>
                 <w:sz w:val="24"/>
                 <w:szCs w:val="24"/>
@@ -977,6 +1176,14 @@
                 <w:szCs w:val="24"/>
               </w:rPr>
             </w:r>
+            <w:r>
+              <w:rPr>
+                <w:rFonts w:ascii="Arial" w:hAnsi="Arial" w:cs="Arial"/>
+                <w:color w:val="000000" w:themeColor="text1"/>
+                <w:sz w:val="24"/>
+                <w:szCs w:val="24"/>
+              </w:rPr>
+            </w:r>
           </w:p>
         </w:tc>
         <w:tc>
@@ -1016,6 +1223,14 @@
                 <w:szCs w:val="24"/>
               </w:rPr>
             </w:r>
+            <w:r>
+              <w:rPr>
+                <w:rFonts w:ascii="Arial" w:hAnsi="Arial" w:cs="Arial"/>
+                <w:color w:val="000000" w:themeColor="text1"/>
+                <w:sz w:val="24"/>
+                <w:szCs w:val="24"/>
+              </w:rPr>
+            </w:r>
           </w:p>
         </w:tc>
       </w:tr>
@@ -1043,6 +1258,14 @@
       <w:r>
         <w:rPr>
           <w:rFonts w:ascii="Arial" w:hAnsi="Arial" w:eastAsia="Arial" w:cs="Arial"/>
+          <w:color w:val="000000" w:themeColor="text1"/>
+          <w:sz w:val="24"/>
+          <w:szCs w:val="24"/>
+        </w:rPr>
+      </w:r>
+      <w:r>
+        <w:rPr>
+          <w:rFonts w:ascii="Arial" w:hAnsi="Arial" w:cs="Arial"/>
           <w:color w:val="000000" w:themeColor="text1"/>
           <w:sz w:val="24"/>
           <w:szCs w:val="24"/>
@@ -1078,10 +1301,18 @@
           <w:szCs w:val="24"/>
         </w:rPr>
       </w:r>
+      <w:r>
+        <w:rPr>
+          <w:rFonts w:ascii="Arial" w:hAnsi="Arial" w:cs="Arial"/>
+          <w:color w:val="000000" w:themeColor="text1"/>
+          <w:sz w:val="24"/>
+          <w:szCs w:val="24"/>
+        </w:rPr>
+      </w:r>
     </w:p>
     <w:p>
       <w:pPr>
-        <w:pStyle w:val="709"/>
+        <w:pStyle w:val="889"/>
         <w:pBdr/>
         <w:spacing/>
         <w:ind/>
@@ -1109,10 +1340,18 @@
           <w:szCs w:val="24"/>
         </w:rPr>
       </w:r>
+      <w:r>
+        <w:rPr>
+          <w:rFonts w:ascii="Arial" w:hAnsi="Arial" w:cs="Arial"/>
+          <w:color w:val="000000" w:themeColor="text1"/>
+          <w:sz w:val="24"/>
+          <w:szCs w:val="24"/>
+        </w:rPr>
+      </w:r>
     </w:p>
     <w:p>
       <w:pPr>
-        <w:pStyle w:val="710"/>
+        <w:pStyle w:val="890"/>
         <w:pBdr/>
         <w:spacing/>
         <w:ind/>
@@ -1140,6 +1379,14 @@
           <w:szCs w:val="24"/>
         </w:rPr>
       </w:r>
+      <w:r>
+        <w:rPr>
+          <w:rFonts w:ascii="Arial" w:hAnsi="Arial" w:cs="Arial"/>
+          <w:color w:val="000000" w:themeColor="text1"/>
+          <w:sz w:val="24"/>
+          <w:szCs w:val="24"/>
+        </w:rPr>
+      </w:r>
     </w:p>
     <w:p>
       <w:pPr>
@@ -1170,10 +1417,18 @@
           <w:szCs w:val="24"/>
         </w:rPr>
       </w:r>
+      <w:r>
+        <w:rPr>
+          <w:rFonts w:ascii="Arial" w:hAnsi="Arial" w:cs="Arial"/>
+          <w:color w:val="000000" w:themeColor="text1"/>
+          <w:sz w:val="24"/>
+          <w:szCs w:val="24"/>
+        </w:rPr>
+      </w:r>
     </w:p>
     <w:p>
       <w:pPr>
-        <w:pStyle w:val="868"/>
+        <w:pStyle w:val="1048"/>
         <w:pBdr>
           <w:top w:val="single" w:color="d9d9d9" w:sz="3" w:space="0"/>
           <w:left w:val="single" w:color="d9d9d9" w:sz="3" w:space="0"/>
@@ -1213,10 +1468,18 @@
           <w:szCs w:val="24"/>
         </w:rPr>
       </w:r>
+      <w:r>
+        <w:rPr>
+          <w:rFonts w:ascii="Arial" w:hAnsi="Arial" w:cs="Arial"/>
+          <w:color w:val="000000" w:themeColor="text1"/>
+          <w:sz w:val="24"/>
+          <w:szCs w:val="24"/>
+        </w:rPr>
+      </w:r>
     </w:p>
     <w:p>
       <w:pPr>
-        <w:pStyle w:val="710"/>
+        <w:pStyle w:val="890"/>
         <w:pBdr/>
         <w:spacing/>
         <w:ind/>
@@ -1244,6 +1507,14 @@
           <w:szCs w:val="24"/>
         </w:rPr>
       </w:r>
+      <w:r>
+        <w:rPr>
+          <w:rFonts w:ascii="Arial" w:hAnsi="Arial" w:cs="Arial"/>
+          <w:color w:val="000000" w:themeColor="text1"/>
+          <w:sz w:val="24"/>
+          <w:szCs w:val="24"/>
+        </w:rPr>
+      </w:r>
     </w:p>
     <w:p>
       <w:pPr>
@@ -1274,10 +1545,18 @@
           <w:szCs w:val="24"/>
         </w:rPr>
       </w:r>
+      <w:r>
+        <w:rPr>
+          <w:rFonts w:ascii="Arial" w:hAnsi="Arial" w:cs="Arial"/>
+          <w:color w:val="000000" w:themeColor="text1"/>
+          <w:sz w:val="24"/>
+          <w:szCs w:val="24"/>
+        </w:rPr>
+      </w:r>
     </w:p>
     <w:tbl>
       <w:tblPr>
-        <w:tblStyle w:val="769"/>
+        <w:tblStyle w:val="949"/>
         <w:tblW w:w="0" w:type="auto"/>
         <w:jc w:val="center"/>
         <w:tblBorders/>
@@ -1332,6 +1611,14 @@
                 <w:szCs w:val="24"/>
               </w:rPr>
             </w:r>
+            <w:r>
+              <w:rPr>
+                <w:rFonts w:ascii="Arial" w:hAnsi="Arial" w:cs="Arial"/>
+                <w:color w:val="000000" w:themeColor="text1"/>
+                <w:sz w:val="24"/>
+                <w:szCs w:val="24"/>
+              </w:rPr>
+            </w:r>
           </w:p>
         </w:tc>
         <w:tc>
@@ -1373,6 +1660,14 @@
                 <w:szCs w:val="24"/>
               </w:rPr>
             </w:r>
+            <w:r>
+              <w:rPr>
+                <w:rFonts w:ascii="Arial" w:hAnsi="Arial" w:cs="Arial"/>
+                <w:color w:val="000000" w:themeColor="text1"/>
+                <w:sz w:val="24"/>
+                <w:szCs w:val="24"/>
+              </w:rPr>
+            </w:r>
           </w:p>
         </w:tc>
         <w:tc>
@@ -1409,6 +1704,14 @@
             <w:r>
               <w:rPr>
                 <w:rFonts w:ascii="Arial" w:hAnsi="Arial" w:eastAsia="Arial" w:cs="Arial"/>
+                <w:color w:val="000000" w:themeColor="text1"/>
+                <w:sz w:val="24"/>
+                <w:szCs w:val="24"/>
+              </w:rPr>
+            </w:r>
+            <w:r>
+              <w:rPr>
+                <w:rFonts w:ascii="Arial" w:hAnsi="Arial" w:cs="Arial"/>
                 <w:color w:val="000000" w:themeColor="text1"/>
                 <w:sz w:val="24"/>
                 <w:szCs w:val="24"/>
@@ -1458,6 +1761,14 @@
                 <w:szCs w:val="24"/>
               </w:rPr>
             </w:r>
+            <w:r>
+              <w:rPr>
+                <w:rFonts w:ascii="Arial" w:hAnsi="Arial" w:cs="Arial"/>
+                <w:color w:val="000000" w:themeColor="text1"/>
+                <w:sz w:val="24"/>
+                <w:szCs w:val="24"/>
+              </w:rPr>
+            </w:r>
           </w:p>
         </w:tc>
         <w:tc>
@@ -1497,6 +1808,14 @@
                 <w:szCs w:val="24"/>
               </w:rPr>
             </w:r>
+            <w:r>
+              <w:rPr>
+                <w:rFonts w:ascii="Arial" w:hAnsi="Arial" w:cs="Arial"/>
+                <w:color w:val="000000" w:themeColor="text1"/>
+                <w:sz w:val="24"/>
+                <w:szCs w:val="24"/>
+              </w:rPr>
+            </w:r>
           </w:p>
         </w:tc>
         <w:tc>
@@ -1531,6 +1850,14 @@
             <w:r>
               <w:rPr>
                 <w:rFonts w:ascii="Arial" w:hAnsi="Arial" w:eastAsia="Arial" w:cs="Arial"/>
+                <w:color w:val="000000" w:themeColor="text1"/>
+                <w:sz w:val="24"/>
+                <w:szCs w:val="24"/>
+              </w:rPr>
+            </w:r>
+            <w:r>
+              <w:rPr>
+                <w:rFonts w:ascii="Arial" w:hAnsi="Arial" w:cs="Arial"/>
                 <w:color w:val="000000" w:themeColor="text1"/>
                 <w:sz w:val="24"/>
                 <w:szCs w:val="24"/>
@@ -1580,6 +1907,14 @@
                 <w:szCs w:val="24"/>
               </w:rPr>
             </w:r>
+            <w:r>
+              <w:rPr>
+                <w:rFonts w:ascii="Arial" w:hAnsi="Arial" w:cs="Arial"/>
+                <w:color w:val="000000" w:themeColor="text1"/>
+                <w:sz w:val="24"/>
+                <w:szCs w:val="24"/>
+              </w:rPr>
+            </w:r>
           </w:p>
         </w:tc>
         <w:tc>
@@ -1619,6 +1954,14 @@
                 <w:szCs w:val="24"/>
               </w:rPr>
             </w:r>
+            <w:r>
+              <w:rPr>
+                <w:rFonts w:ascii="Arial" w:hAnsi="Arial" w:cs="Arial"/>
+                <w:color w:val="000000" w:themeColor="text1"/>
+                <w:sz w:val="24"/>
+                <w:szCs w:val="24"/>
+              </w:rPr>
+            </w:r>
           </w:p>
         </w:tc>
         <w:tc>
@@ -1653,6 +1996,14 @@
             <w:r>
               <w:rPr>
                 <w:rFonts w:ascii="Arial" w:hAnsi="Arial" w:eastAsia="Arial" w:cs="Arial"/>
+                <w:color w:val="000000" w:themeColor="text1"/>
+                <w:sz w:val="24"/>
+                <w:szCs w:val="24"/>
+              </w:rPr>
+            </w:r>
+            <w:r>
+              <w:rPr>
+                <w:rFonts w:ascii="Arial" w:hAnsi="Arial" w:cs="Arial"/>
                 <w:color w:val="000000" w:themeColor="text1"/>
                 <w:sz w:val="24"/>
                 <w:szCs w:val="24"/>
@@ -1702,6 +2053,14 @@
                 <w:szCs w:val="24"/>
               </w:rPr>
             </w:r>
+            <w:r>
+              <w:rPr>
+                <w:rFonts w:ascii="Arial" w:hAnsi="Arial" w:cs="Arial"/>
+                <w:color w:val="000000" w:themeColor="text1"/>
+                <w:sz w:val="24"/>
+                <w:szCs w:val="24"/>
+              </w:rPr>
+            </w:r>
           </w:p>
         </w:tc>
         <w:tc>
@@ -1741,6 +2100,14 @@
                 <w:szCs w:val="24"/>
               </w:rPr>
             </w:r>
+            <w:r>
+              <w:rPr>
+                <w:rFonts w:ascii="Arial" w:hAnsi="Arial" w:cs="Arial"/>
+                <w:color w:val="000000" w:themeColor="text1"/>
+                <w:sz w:val="24"/>
+                <w:szCs w:val="24"/>
+              </w:rPr>
+            </w:r>
           </w:p>
         </w:tc>
         <w:tc>
@@ -1775,6 +2142,14 @@
             <w:r>
               <w:rPr>
                 <w:rFonts w:ascii="Arial" w:hAnsi="Arial" w:eastAsia="Arial" w:cs="Arial"/>
+                <w:color w:val="000000" w:themeColor="text1"/>
+                <w:sz w:val="24"/>
+                <w:szCs w:val="24"/>
+              </w:rPr>
+            </w:r>
+            <w:r>
+              <w:rPr>
+                <w:rFonts w:ascii="Arial" w:hAnsi="Arial" w:cs="Arial"/>
                 <w:color w:val="000000" w:themeColor="text1"/>
                 <w:sz w:val="24"/>
                 <w:szCs w:val="24"/>
@@ -1824,6 +2199,14 @@
                 <w:szCs w:val="24"/>
               </w:rPr>
             </w:r>
+            <w:r>
+              <w:rPr>
+                <w:rFonts w:ascii="Arial" w:hAnsi="Arial" w:cs="Arial"/>
+                <w:color w:val="000000" w:themeColor="text1"/>
+                <w:sz w:val="24"/>
+                <w:szCs w:val="24"/>
+              </w:rPr>
+            </w:r>
           </w:p>
         </w:tc>
         <w:tc>
@@ -1863,6 +2246,14 @@
                 <w:szCs w:val="24"/>
               </w:rPr>
             </w:r>
+            <w:r>
+              <w:rPr>
+                <w:rFonts w:ascii="Arial" w:hAnsi="Arial" w:cs="Arial"/>
+                <w:color w:val="000000" w:themeColor="text1"/>
+                <w:sz w:val="24"/>
+                <w:szCs w:val="24"/>
+              </w:rPr>
+            </w:r>
           </w:p>
         </w:tc>
         <w:tc>
@@ -1897,6 +2288,14 @@
             <w:r>
               <w:rPr>
                 <w:rFonts w:ascii="Arial" w:hAnsi="Arial" w:eastAsia="Arial" w:cs="Arial"/>
+                <w:color w:val="000000" w:themeColor="text1"/>
+                <w:sz w:val="24"/>
+                <w:szCs w:val="24"/>
+              </w:rPr>
+            </w:r>
+            <w:r>
+              <w:rPr>
+                <w:rFonts w:ascii="Arial" w:hAnsi="Arial" w:cs="Arial"/>
                 <w:color w:val="000000" w:themeColor="text1"/>
                 <w:sz w:val="24"/>
                 <w:szCs w:val="24"/>
@@ -1946,6 +2345,14 @@
                 <w:szCs w:val="24"/>
               </w:rPr>
             </w:r>
+            <w:r>
+              <w:rPr>
+                <w:rFonts w:ascii="Arial" w:hAnsi="Arial" w:cs="Arial"/>
+                <w:color w:val="000000" w:themeColor="text1"/>
+                <w:sz w:val="24"/>
+                <w:szCs w:val="24"/>
+              </w:rPr>
+            </w:r>
           </w:p>
         </w:tc>
         <w:tc>
@@ -1980,6 +2387,14 @@
             <w:r>
               <w:rPr>
                 <w:rFonts w:ascii="Arial" w:hAnsi="Arial" w:eastAsia="Arial" w:cs="Arial"/>
+                <w:color w:val="000000" w:themeColor="text1"/>
+                <w:sz w:val="24"/>
+                <w:szCs w:val="24"/>
+              </w:rPr>
+            </w:r>
+            <w:r>
+              <w:rPr>
+                <w:rFonts w:ascii="Arial" w:hAnsi="Arial" w:cs="Arial"/>
                 <w:color w:val="000000" w:themeColor="text1"/>
                 <w:sz w:val="24"/>
                 <w:szCs w:val="24"/>
@@ -2024,6 +2439,14 @@
                 <w:szCs w:val="24"/>
               </w:rPr>
             </w:r>
+            <w:r>
+              <w:rPr>
+                <w:rFonts w:ascii="Arial" w:hAnsi="Arial" w:cs="Arial"/>
+                <w:color w:val="000000" w:themeColor="text1"/>
+                <w:sz w:val="24"/>
+                <w:szCs w:val="24"/>
+              </w:rPr>
+            </w:r>
           </w:p>
         </w:tc>
       </w:tr>
@@ -2051,6 +2474,14 @@
       <w:r>
         <w:rPr>
           <w:rFonts w:ascii="Arial" w:hAnsi="Arial" w:eastAsia="Arial" w:cs="Arial"/>
+          <w:color w:val="000000" w:themeColor="text1"/>
+          <w:sz w:val="24"/>
+          <w:szCs w:val="24"/>
+        </w:rPr>
+      </w:r>
+      <w:r>
+        <w:rPr>
+          <w:rFonts w:ascii="Arial" w:hAnsi="Arial" w:cs="Arial"/>
           <w:color w:val="000000" w:themeColor="text1"/>
           <w:sz w:val="24"/>
           <w:szCs w:val="24"/>
@@ -2096,10 +2527,18 @@
           <w:szCs w:val="24"/>
         </w:rPr>
       </w:r>
+      <w:r>
+        <w:rPr>
+          <w:rFonts w:ascii="Arial" w:hAnsi="Arial" w:cs="Arial"/>
+          <w:color w:val="000000" w:themeColor="text1"/>
+          <w:sz w:val="24"/>
+          <w:szCs w:val="24"/>
+        </w:rPr>
+      </w:r>
     </w:p>
     <w:p>
       <w:pPr>
-        <w:pStyle w:val="710"/>
+        <w:pStyle w:val="890"/>
         <w:pBdr/>
         <w:spacing/>
         <w:ind/>
@@ -2127,6 +2566,14 @@
           <w:szCs w:val="24"/>
         </w:rPr>
       </w:r>
+      <w:r>
+        <w:rPr>
+          <w:rFonts w:ascii="Arial" w:hAnsi="Arial" w:cs="Arial"/>
+          <w:color w:val="000000" w:themeColor="text1"/>
+          <w:sz w:val="24"/>
+          <w:szCs w:val="24"/>
+        </w:rPr>
+      </w:r>
     </w:p>
     <w:p>
       <w:pPr>
@@ -2157,10 +2604,18 @@
           <w:szCs w:val="24"/>
         </w:rPr>
       </w:r>
+      <w:r>
+        <w:rPr>
+          <w:rFonts w:ascii="Arial" w:hAnsi="Arial" w:cs="Arial"/>
+          <w:color w:val="000000" w:themeColor="text1"/>
+          <w:sz w:val="24"/>
+          <w:szCs w:val="24"/>
+        </w:rPr>
+      </w:r>
     </w:p>
     <w:p>
       <w:pPr>
-        <w:pStyle w:val="739"/>
+        <w:pStyle w:val="919"/>
         <w:pBdr/>
         <w:spacing w:after="40"/>
         <w:ind/>
@@ -2188,10 +2643,18 @@
           <w:szCs w:val="24"/>
         </w:rPr>
       </w:r>
+      <w:r>
+        <w:rPr>
+          <w:rFonts w:ascii="Arial" w:hAnsi="Arial" w:cs="Arial"/>
+          <w:color w:val="000000" w:themeColor="text1"/>
+          <w:sz w:val="24"/>
+          <w:szCs w:val="24"/>
+        </w:rPr>
+      </w:r>
     </w:p>
     <w:p>
       <w:pPr>
-        <w:pStyle w:val="739"/>
+        <w:pStyle w:val="919"/>
         <w:pBdr/>
         <w:spacing w:after="40"/>
         <w:ind/>
@@ -2219,10 +2682,18 @@
           <w:szCs w:val="24"/>
         </w:rPr>
       </w:r>
+      <w:r>
+        <w:rPr>
+          <w:rFonts w:ascii="Arial" w:hAnsi="Arial" w:cs="Arial"/>
+          <w:color w:val="000000" w:themeColor="text1"/>
+          <w:sz w:val="24"/>
+          <w:szCs w:val="24"/>
+        </w:rPr>
+      </w:r>
     </w:p>
     <w:p>
       <w:pPr>
-        <w:pStyle w:val="739"/>
+        <w:pStyle w:val="919"/>
         <w:pBdr/>
         <w:spacing w:after="40"/>
         <w:ind/>
@@ -2250,10 +2721,18 @@
           <w:szCs w:val="24"/>
         </w:rPr>
       </w:r>
+      <w:r>
+        <w:rPr>
+          <w:rFonts w:ascii="Arial" w:hAnsi="Arial" w:cs="Arial"/>
+          <w:color w:val="000000" w:themeColor="text1"/>
+          <w:sz w:val="24"/>
+          <w:szCs w:val="24"/>
+        </w:rPr>
+      </w:r>
     </w:p>
     <w:p>
       <w:pPr>
-        <w:pStyle w:val="710"/>
+        <w:pStyle w:val="890"/>
         <w:pBdr/>
         <w:spacing/>
         <w:ind/>
@@ -2281,6 +2760,14 @@
           <w:szCs w:val="24"/>
         </w:rPr>
       </w:r>
+      <w:r>
+        <w:rPr>
+          <w:rFonts w:ascii="Arial" w:hAnsi="Arial" w:cs="Arial"/>
+          <w:color w:val="000000" w:themeColor="text1"/>
+          <w:sz w:val="24"/>
+          <w:szCs w:val="24"/>
+        </w:rPr>
+      </w:r>
     </w:p>
     <w:p>
       <w:pPr>
@@ -2311,10 +2798,18 @@
           <w:szCs w:val="24"/>
         </w:rPr>
       </w:r>
+      <w:r>
+        <w:rPr>
+          <w:rFonts w:ascii="Arial" w:hAnsi="Arial" w:cs="Arial"/>
+          <w:color w:val="000000" w:themeColor="text1"/>
+          <w:sz w:val="24"/>
+          <w:szCs w:val="24"/>
+        </w:rPr>
+      </w:r>
     </w:p>
     <w:tbl>
       <w:tblPr>
-        <w:tblStyle w:val="769"/>
+        <w:tblStyle w:val="949"/>
         <w:tblW w:w="0" w:type="auto"/>
         <w:jc w:val="center"/>
         <w:tblBorders/>
@@ -2368,6 +2863,14 @@
                 <w:szCs w:val="24"/>
               </w:rPr>
             </w:r>
+            <w:r>
+              <w:rPr>
+                <w:rFonts w:ascii="Arial" w:hAnsi="Arial" w:cs="Arial"/>
+                <w:color w:val="000000" w:themeColor="text1"/>
+                <w:sz w:val="24"/>
+                <w:szCs w:val="24"/>
+              </w:rPr>
+            </w:r>
           </w:p>
         </w:tc>
         <w:tc>
@@ -2404,6 +2907,14 @@
             <w:r>
               <w:rPr>
                 <w:rFonts w:ascii="Arial" w:hAnsi="Arial" w:eastAsia="Arial" w:cs="Arial"/>
+                <w:color w:val="000000" w:themeColor="text1"/>
+                <w:sz w:val="24"/>
+                <w:szCs w:val="24"/>
+              </w:rPr>
+            </w:r>
+            <w:r>
+              <w:rPr>
+                <w:rFonts w:ascii="Arial" w:hAnsi="Arial" w:cs="Arial"/>
                 <w:color w:val="000000" w:themeColor="text1"/>
                 <w:sz w:val="24"/>
                 <w:szCs w:val="24"/>
@@ -2453,6 +2964,14 @@
                 <w:szCs w:val="24"/>
               </w:rPr>
             </w:r>
+            <w:r>
+              <w:rPr>
+                <w:rFonts w:ascii="Arial" w:hAnsi="Arial" w:cs="Arial"/>
+                <w:color w:val="000000" w:themeColor="text1"/>
+                <w:sz w:val="24"/>
+                <w:szCs w:val="24"/>
+              </w:rPr>
+            </w:r>
           </w:p>
         </w:tc>
         <w:tc>
@@ -2487,6 +3006,14 @@
             <w:r>
               <w:rPr>
                 <w:rFonts w:ascii="Arial" w:hAnsi="Arial" w:eastAsia="Arial" w:cs="Arial"/>
+                <w:color w:val="000000" w:themeColor="text1"/>
+                <w:sz w:val="24"/>
+                <w:szCs w:val="24"/>
+              </w:rPr>
+            </w:r>
+            <w:r>
+              <w:rPr>
+                <w:rFonts w:ascii="Arial" w:hAnsi="Arial" w:cs="Arial"/>
                 <w:color w:val="000000" w:themeColor="text1"/>
                 <w:sz w:val="24"/>
                 <w:szCs w:val="24"/>
@@ -2536,6 +3063,14 @@
                 <w:szCs w:val="24"/>
               </w:rPr>
             </w:r>
+            <w:r>
+              <w:rPr>
+                <w:rFonts w:ascii="Arial" w:hAnsi="Arial" w:cs="Arial"/>
+                <w:color w:val="000000" w:themeColor="text1"/>
+                <w:sz w:val="24"/>
+                <w:szCs w:val="24"/>
+              </w:rPr>
+            </w:r>
           </w:p>
         </w:tc>
         <w:tc>
@@ -2570,6 +3105,14 @@
             <w:r>
               <w:rPr>
                 <w:rFonts w:ascii="Arial" w:hAnsi="Arial" w:eastAsia="Arial" w:cs="Arial"/>
+                <w:color w:val="000000" w:themeColor="text1"/>
+                <w:sz w:val="24"/>
+                <w:szCs w:val="24"/>
+              </w:rPr>
+            </w:r>
+            <w:r>
+              <w:rPr>
+                <w:rFonts w:ascii="Arial" w:hAnsi="Arial" w:cs="Arial"/>
                 <w:color w:val="000000" w:themeColor="text1"/>
                 <w:sz w:val="24"/>
                 <w:szCs w:val="24"/>
@@ -2619,6 +3162,14 @@
                 <w:szCs w:val="24"/>
               </w:rPr>
             </w:r>
+            <w:r>
+              <w:rPr>
+                <w:rFonts w:ascii="Arial" w:hAnsi="Arial" w:cs="Arial"/>
+                <w:color w:val="000000" w:themeColor="text1"/>
+                <w:sz w:val="24"/>
+                <w:szCs w:val="24"/>
+              </w:rPr>
+            </w:r>
           </w:p>
         </w:tc>
         <w:tc>
@@ -2658,6 +3209,14 @@
                 <w:szCs w:val="24"/>
               </w:rPr>
             </w:r>
+            <w:r>
+              <w:rPr>
+                <w:rFonts w:ascii="Arial" w:hAnsi="Arial" w:cs="Arial"/>
+                <w:color w:val="000000" w:themeColor="text1"/>
+                <w:sz w:val="24"/>
+                <w:szCs w:val="24"/>
+              </w:rPr>
+            </w:r>
           </w:p>
         </w:tc>
       </w:tr>
@@ -2690,10 +3249,18 @@
           <w:szCs w:val="24"/>
         </w:rPr>
       </w:r>
+      <w:r>
+        <w:rPr>
+          <w:rFonts w:ascii="Arial" w:hAnsi="Arial" w:cs="Arial"/>
+          <w:color w:val="000000" w:themeColor="text1"/>
+          <w:sz w:val="24"/>
+          <w:szCs w:val="24"/>
+        </w:rPr>
+      </w:r>
     </w:p>
     <w:p>
       <w:pPr>
-        <w:pStyle w:val="868"/>
+        <w:pStyle w:val="1048"/>
         <w:pBdr>
           <w:top w:val="single" w:color="d9d9d9" w:sz="3" w:space="0"/>
           <w:left w:val="single" w:color="d9d9d9" w:sz="3" w:space="0"/>
@@ -2731,10 +3298,18 @@
           <w:szCs w:val="24"/>
         </w:rPr>
       </w:r>
+      <w:r>
+        <w:rPr>
+          <w:rFonts w:ascii="Arial" w:hAnsi="Arial" w:cs="Arial"/>
+          <w:color w:val="000000" w:themeColor="text1"/>
+          <w:sz w:val="24"/>
+          <w:szCs w:val="24"/>
+        </w:rPr>
+      </w:r>
     </w:p>
     <w:p>
       <w:pPr>
-        <w:pStyle w:val="710"/>
+        <w:pStyle w:val="890"/>
         <w:pBdr/>
         <w:spacing/>
         <w:ind/>
@@ -2762,6 +3337,14 @@
           <w:szCs w:val="24"/>
         </w:rPr>
       </w:r>
+      <w:r>
+        <w:rPr>
+          <w:rFonts w:ascii="Arial" w:hAnsi="Arial" w:cs="Arial"/>
+          <w:color w:val="000000" w:themeColor="text1"/>
+          <w:sz w:val="24"/>
+          <w:szCs w:val="24"/>
+        </w:rPr>
+      </w:r>
     </w:p>
     <w:p>
       <w:pPr>
@@ -2792,10 +3375,18 @@
           <w:szCs w:val="24"/>
         </w:rPr>
       </w:r>
+      <w:r>
+        <w:rPr>
+          <w:rFonts w:ascii="Arial" w:hAnsi="Arial" w:cs="Arial"/>
+          <w:color w:val="000000" w:themeColor="text1"/>
+          <w:sz w:val="24"/>
+          <w:szCs w:val="24"/>
+        </w:rPr>
+      </w:r>
     </w:p>
     <w:p>
       <w:pPr>
-        <w:pStyle w:val="739"/>
+        <w:pStyle w:val="919"/>
         <w:pBdr/>
         <w:spacing w:after="40"/>
         <w:ind/>
@@ -2823,10 +3414,18 @@
           <w:szCs w:val="24"/>
         </w:rPr>
       </w:r>
+      <w:r>
+        <w:rPr>
+          <w:rFonts w:ascii="Arial" w:hAnsi="Arial" w:cs="Arial"/>
+          <w:color w:val="000000" w:themeColor="text1"/>
+          <w:sz w:val="24"/>
+          <w:szCs w:val="24"/>
+        </w:rPr>
+      </w:r>
     </w:p>
     <w:p>
       <w:pPr>
-        <w:pStyle w:val="739"/>
+        <w:pStyle w:val="919"/>
         <w:pBdr/>
         <w:spacing w:after="40"/>
         <w:ind/>
@@ -2854,10 +3453,18 @@
           <w:szCs w:val="24"/>
         </w:rPr>
       </w:r>
+      <w:r>
+        <w:rPr>
+          <w:rFonts w:ascii="Arial" w:hAnsi="Arial" w:cs="Arial"/>
+          <w:color w:val="000000" w:themeColor="text1"/>
+          <w:sz w:val="24"/>
+          <w:szCs w:val="24"/>
+        </w:rPr>
+      </w:r>
     </w:p>
     <w:p>
       <w:pPr>
-        <w:pStyle w:val="739"/>
+        <w:pStyle w:val="919"/>
         <w:pBdr/>
         <w:spacing w:after="40"/>
         <w:ind/>
@@ -2885,10 +3492,18 @@
           <w:szCs w:val="24"/>
         </w:rPr>
       </w:r>
+      <w:r>
+        <w:rPr>
+          <w:rFonts w:ascii="Arial" w:hAnsi="Arial" w:cs="Arial"/>
+          <w:color w:val="000000" w:themeColor="text1"/>
+          <w:sz w:val="24"/>
+          <w:szCs w:val="24"/>
+        </w:rPr>
+      </w:r>
     </w:p>
     <w:p>
       <w:pPr>
-        <w:pStyle w:val="739"/>
+        <w:pStyle w:val="919"/>
         <w:pBdr/>
         <w:spacing w:after="40"/>
         <w:ind/>
@@ -2916,10 +3531,18 @@
           <w:szCs w:val="24"/>
         </w:rPr>
       </w:r>
+      <w:r>
+        <w:rPr>
+          <w:rFonts w:ascii="Arial" w:hAnsi="Arial" w:cs="Arial"/>
+          <w:color w:val="000000" w:themeColor="text1"/>
+          <w:sz w:val="24"/>
+          <w:szCs w:val="24"/>
+        </w:rPr>
+      </w:r>
     </w:p>
     <w:p>
       <w:pPr>
-        <w:pStyle w:val="739"/>
+        <w:pStyle w:val="919"/>
         <w:pBdr/>
         <w:spacing w:after="40"/>
         <w:ind/>
@@ -2947,10 +3570,18 @@
           <w:szCs w:val="24"/>
         </w:rPr>
       </w:r>
+      <w:r>
+        <w:rPr>
+          <w:rFonts w:ascii="Arial" w:hAnsi="Arial" w:cs="Arial"/>
+          <w:color w:val="000000" w:themeColor="text1"/>
+          <w:sz w:val="24"/>
+          <w:szCs w:val="24"/>
+        </w:rPr>
+      </w:r>
     </w:p>
     <w:p>
       <w:pPr>
-        <w:pStyle w:val="739"/>
+        <w:pStyle w:val="919"/>
         <w:pBdr/>
         <w:spacing w:after="40"/>
         <w:ind/>
@@ -2978,6 +3609,14 @@
           <w:szCs w:val="24"/>
         </w:rPr>
       </w:r>
+      <w:r>
+        <w:rPr>
+          <w:rFonts w:ascii="Arial" w:hAnsi="Arial" w:cs="Arial"/>
+          <w:color w:val="000000" w:themeColor="text1"/>
+          <w:sz w:val="24"/>
+          <w:szCs w:val="24"/>
+        </w:rPr>
+      </w:r>
     </w:p>
     <w:p>
       <w:pPr>
@@ -3008,10 +3647,18 @@
           <w:szCs w:val="24"/>
         </w:rPr>
       </w:r>
+      <w:r>
+        <w:rPr>
+          <w:rFonts w:ascii="Arial" w:hAnsi="Arial" w:cs="Arial"/>
+          <w:color w:val="000000" w:themeColor="text1"/>
+          <w:sz w:val="24"/>
+          <w:szCs w:val="24"/>
+        </w:rPr>
+      </w:r>
     </w:p>
     <w:p>
       <w:pPr>
-        <w:pStyle w:val="710"/>
+        <w:pStyle w:val="890"/>
         <w:pBdr/>
         <w:spacing/>
         <w:ind/>
@@ -3039,10 +3686,18 @@
           <w:szCs w:val="24"/>
         </w:rPr>
       </w:r>
+      <w:r>
+        <w:rPr>
+          <w:rFonts w:ascii="Arial" w:hAnsi="Arial" w:cs="Arial"/>
+          <w:color w:val="000000" w:themeColor="text1"/>
+          <w:sz w:val="24"/>
+          <w:szCs w:val="24"/>
+        </w:rPr>
+      </w:r>
     </w:p>
     <w:tbl>
       <w:tblPr>
-        <w:tblStyle w:val="769"/>
+        <w:tblStyle w:val="949"/>
         <w:tblW w:w="0" w:type="auto"/>
         <w:jc w:val="center"/>
         <w:tblBorders/>
@@ -3096,6 +3751,14 @@
                 <w:szCs w:val="24"/>
               </w:rPr>
             </w:r>
+            <w:r>
+              <w:rPr>
+                <w:rFonts w:ascii="Arial" w:hAnsi="Arial" w:cs="Arial"/>
+                <w:color w:val="000000" w:themeColor="text1"/>
+                <w:sz w:val="24"/>
+                <w:szCs w:val="24"/>
+              </w:rPr>
+            </w:r>
           </w:p>
         </w:tc>
         <w:tc>
@@ -3132,6 +3795,14 @@
             <w:r>
               <w:rPr>
                 <w:rFonts w:ascii="Arial" w:hAnsi="Arial" w:eastAsia="Arial" w:cs="Arial"/>
+                <w:color w:val="000000" w:themeColor="text1"/>
+                <w:sz w:val="24"/>
+                <w:szCs w:val="24"/>
+              </w:rPr>
+            </w:r>
+            <w:r>
+              <w:rPr>
+                <w:rFonts w:ascii="Arial" w:hAnsi="Arial" w:cs="Arial"/>
                 <w:color w:val="000000" w:themeColor="text1"/>
                 <w:sz w:val="24"/>
                 <w:szCs w:val="24"/>
@@ -3181,6 +3852,14 @@
                 <w:szCs w:val="24"/>
               </w:rPr>
             </w:r>
+            <w:r>
+              <w:rPr>
+                <w:rFonts w:ascii="Arial" w:hAnsi="Arial" w:cs="Arial"/>
+                <w:color w:val="000000" w:themeColor="text1"/>
+                <w:sz w:val="24"/>
+                <w:szCs w:val="24"/>
+              </w:rPr>
+            </w:r>
           </w:p>
         </w:tc>
         <w:tc>
@@ -3215,6 +3894,14 @@
             <w:r>
               <w:rPr>
                 <w:rFonts w:ascii="Arial" w:hAnsi="Arial" w:eastAsia="Arial" w:cs="Arial"/>
+                <w:color w:val="000000" w:themeColor="text1"/>
+                <w:sz w:val="24"/>
+                <w:szCs w:val="24"/>
+              </w:rPr>
+            </w:r>
+            <w:r>
+              <w:rPr>
+                <w:rFonts w:ascii="Arial" w:hAnsi="Arial" w:cs="Arial"/>
                 <w:color w:val="000000" w:themeColor="text1"/>
                 <w:sz w:val="24"/>
                 <w:szCs w:val="24"/>
@@ -3264,6 +3951,14 @@
                 <w:szCs w:val="24"/>
               </w:rPr>
             </w:r>
+            <w:r>
+              <w:rPr>
+                <w:rFonts w:ascii="Arial" w:hAnsi="Arial" w:cs="Arial"/>
+                <w:color w:val="000000" w:themeColor="text1"/>
+                <w:sz w:val="24"/>
+                <w:szCs w:val="24"/>
+              </w:rPr>
+            </w:r>
           </w:p>
         </w:tc>
         <w:tc>
@@ -3298,6 +3993,14 @@
             <w:r>
               <w:rPr>
                 <w:rFonts w:ascii="Arial" w:hAnsi="Arial" w:eastAsia="Arial" w:cs="Arial"/>
+                <w:color w:val="000000" w:themeColor="text1"/>
+                <w:sz w:val="24"/>
+                <w:szCs w:val="24"/>
+              </w:rPr>
+            </w:r>
+            <w:r>
+              <w:rPr>
+                <w:rFonts w:ascii="Arial" w:hAnsi="Arial" w:cs="Arial"/>
                 <w:color w:val="000000" w:themeColor="text1"/>
                 <w:sz w:val="24"/>
                 <w:szCs w:val="24"/>
@@ -3347,6 +4050,14 @@
                 <w:szCs w:val="24"/>
               </w:rPr>
             </w:r>
+            <w:r>
+              <w:rPr>
+                <w:rFonts w:ascii="Arial" w:hAnsi="Arial" w:cs="Arial"/>
+                <w:color w:val="000000" w:themeColor="text1"/>
+                <w:sz w:val="24"/>
+                <w:szCs w:val="24"/>
+              </w:rPr>
+            </w:r>
           </w:p>
         </w:tc>
         <w:tc>
@@ -3386,6 +4097,14 @@
                 <w:szCs w:val="24"/>
               </w:rPr>
             </w:r>
+            <w:r>
+              <w:rPr>
+                <w:rFonts w:ascii="Arial" w:hAnsi="Arial" w:cs="Arial"/>
+                <w:color w:val="000000" w:themeColor="text1"/>
+                <w:sz w:val="24"/>
+                <w:szCs w:val="24"/>
+              </w:rPr>
+            </w:r>
           </w:p>
         </w:tc>
       </w:tr>
@@ -3418,10 +4137,18 @@
           <w:szCs w:val="24"/>
         </w:rPr>
       </w:r>
+      <w:r>
+        <w:rPr>
+          <w:rFonts w:ascii="Arial" w:hAnsi="Arial" w:cs="Arial"/>
+          <w:color w:val="000000" w:themeColor="text1"/>
+          <w:sz w:val="24"/>
+          <w:szCs w:val="24"/>
+        </w:rPr>
+      </w:r>
     </w:p>
     <w:p>
       <w:pPr>
-        <w:pStyle w:val="709"/>
+        <w:pStyle w:val="889"/>
         <w:pBdr/>
         <w:spacing/>
         <w:ind/>
@@ -3449,6 +4176,14 @@
           <w:szCs w:val="24"/>
         </w:rPr>
       </w:r>
+      <w:r>
+        <w:rPr>
+          <w:rFonts w:ascii="Arial" w:hAnsi="Arial" w:cs="Arial"/>
+          <w:color w:val="000000" w:themeColor="text1"/>
+          <w:sz w:val="24"/>
+          <w:szCs w:val="24"/>
+        </w:rPr>
+      </w:r>
     </w:p>
     <w:p>
       <w:pPr>
@@ -3479,10 +4214,18 @@
           <w:szCs w:val="24"/>
         </w:rPr>
       </w:r>
+      <w:r>
+        <w:rPr>
+          <w:rFonts w:ascii="Arial" w:hAnsi="Arial" w:cs="Arial"/>
+          <w:color w:val="000000" w:themeColor="text1"/>
+          <w:sz w:val="24"/>
+          <w:szCs w:val="24"/>
+        </w:rPr>
+      </w:r>
     </w:p>
     <w:p>
       <w:pPr>
-        <w:pStyle w:val="868"/>
+        <w:pStyle w:val="1048"/>
         <w:pBdr>
           <w:top w:val="single" w:color="d9d9d9" w:sz="3" w:space="0"/>
           <w:left w:val="single" w:color="d9d9d9" w:sz="3" w:space="0"/>
@@ -3536,10 +4279,18 @@
           <w:szCs w:val="24"/>
         </w:rPr>
       </w:r>
+      <w:r>
+        <w:rPr>
+          <w:rFonts w:ascii="Arial" w:hAnsi="Arial" w:cs="Arial"/>
+          <w:color w:val="000000" w:themeColor="text1"/>
+          <w:sz w:val="24"/>
+          <w:szCs w:val="24"/>
+        </w:rPr>
+      </w:r>
     </w:p>
     <w:p>
       <w:pPr>
-        <w:pStyle w:val="710"/>
+        <w:pStyle w:val="890"/>
         <w:pBdr/>
         <w:spacing/>
         <w:ind/>
@@ -3567,6 +4318,14 @@
           <w:szCs w:val="24"/>
         </w:rPr>
       </w:r>
+      <w:r>
+        <w:rPr>
+          <w:rFonts w:ascii="Arial" w:hAnsi="Arial" w:cs="Arial"/>
+          <w:color w:val="000000" w:themeColor="text1"/>
+          <w:sz w:val="24"/>
+          <w:szCs w:val="24"/>
+        </w:rPr>
+      </w:r>
     </w:p>
     <w:p>
       <w:pPr>
@@ -3597,10 +4356,18 @@
           <w:szCs w:val="24"/>
         </w:rPr>
       </w:r>
+      <w:r>
+        <w:rPr>
+          <w:rFonts w:ascii="Arial" w:hAnsi="Arial" w:cs="Arial"/>
+          <w:color w:val="000000" w:themeColor="text1"/>
+          <w:sz w:val="24"/>
+          <w:szCs w:val="24"/>
+        </w:rPr>
+      </w:r>
     </w:p>
     <w:p>
       <w:pPr>
-        <w:pStyle w:val="739"/>
+        <w:pStyle w:val="919"/>
         <w:pBdr/>
         <w:spacing w:after="40"/>
         <w:ind/>
@@ -3628,10 +4395,18 @@
           <w:szCs w:val="24"/>
         </w:rPr>
       </w:r>
+      <w:r>
+        <w:rPr>
+          <w:rFonts w:ascii="Arial" w:hAnsi="Arial" w:cs="Arial"/>
+          <w:color w:val="000000" w:themeColor="text1"/>
+          <w:sz w:val="24"/>
+          <w:szCs w:val="24"/>
+        </w:rPr>
+      </w:r>
     </w:p>
     <w:p>
       <w:pPr>
-        <w:pStyle w:val="739"/>
+        <w:pStyle w:val="919"/>
         <w:pBdr/>
         <w:spacing w:after="40"/>
         <w:ind/>
@@ -3659,10 +4434,18 @@
           <w:szCs w:val="24"/>
         </w:rPr>
       </w:r>
+      <w:r>
+        <w:rPr>
+          <w:rFonts w:ascii="Arial" w:hAnsi="Arial" w:cs="Arial"/>
+          <w:color w:val="000000" w:themeColor="text1"/>
+          <w:sz w:val="24"/>
+          <w:szCs w:val="24"/>
+        </w:rPr>
+      </w:r>
     </w:p>
     <w:p>
       <w:pPr>
-        <w:pStyle w:val="739"/>
+        <w:pStyle w:val="919"/>
         <w:pBdr/>
         <w:spacing w:after="40"/>
         <w:ind/>
@@ -3690,10 +4473,18 @@
           <w:szCs w:val="24"/>
         </w:rPr>
       </w:r>
+      <w:r>
+        <w:rPr>
+          <w:rFonts w:ascii="Arial" w:hAnsi="Arial" w:cs="Arial"/>
+          <w:color w:val="000000" w:themeColor="text1"/>
+          <w:sz w:val="24"/>
+          <w:szCs w:val="24"/>
+        </w:rPr>
+      </w:r>
     </w:p>
     <w:p>
       <w:pPr>
-        <w:pStyle w:val="739"/>
+        <w:pStyle w:val="919"/>
         <w:pBdr/>
         <w:spacing w:after="40"/>
         <w:ind/>
@@ -3721,10 +4512,18 @@
           <w:szCs w:val="24"/>
         </w:rPr>
       </w:r>
+      <w:r>
+        <w:rPr>
+          <w:rFonts w:ascii="Arial" w:hAnsi="Arial" w:cs="Arial"/>
+          <w:color w:val="000000" w:themeColor="text1"/>
+          <w:sz w:val="24"/>
+          <w:szCs w:val="24"/>
+        </w:rPr>
+      </w:r>
     </w:p>
     <w:p>
       <w:pPr>
-        <w:pStyle w:val="739"/>
+        <w:pStyle w:val="919"/>
         <w:pBdr/>
         <w:spacing w:after="40"/>
         <w:ind/>
@@ -3752,10 +4551,18 @@
           <w:szCs w:val="24"/>
         </w:rPr>
       </w:r>
+      <w:r>
+        <w:rPr>
+          <w:rFonts w:ascii="Arial" w:hAnsi="Arial" w:cs="Arial"/>
+          <w:color w:val="000000" w:themeColor="text1"/>
+          <w:sz w:val="24"/>
+          <w:szCs w:val="24"/>
+        </w:rPr>
+      </w:r>
     </w:p>
     <w:p>
       <w:pPr>
-        <w:pStyle w:val="739"/>
+        <w:pStyle w:val="919"/>
         <w:pBdr/>
         <w:spacing w:after="40"/>
         <w:ind/>
@@ -3783,10 +4590,18 @@
           <w:szCs w:val="24"/>
         </w:rPr>
       </w:r>
+      <w:r>
+        <w:rPr>
+          <w:rFonts w:ascii="Arial" w:hAnsi="Arial" w:cs="Arial"/>
+          <w:color w:val="000000" w:themeColor="text1"/>
+          <w:sz w:val="24"/>
+          <w:szCs w:val="24"/>
+        </w:rPr>
+      </w:r>
     </w:p>
     <w:p>
       <w:pPr>
-        <w:pStyle w:val="739"/>
+        <w:pStyle w:val="919"/>
         <w:pBdr/>
         <w:spacing w:after="40"/>
         <w:ind/>
@@ -3814,10 +4629,18 @@
           <w:szCs w:val="24"/>
         </w:rPr>
       </w:r>
+      <w:r>
+        <w:rPr>
+          <w:rFonts w:ascii="Arial" w:hAnsi="Arial" w:cs="Arial"/>
+          <w:color w:val="000000" w:themeColor="text1"/>
+          <w:sz w:val="24"/>
+          <w:szCs w:val="24"/>
+        </w:rPr>
+      </w:r>
     </w:p>
     <w:p>
       <w:pPr>
-        <w:pStyle w:val="739"/>
+        <w:pStyle w:val="919"/>
         <w:pBdr/>
         <w:spacing w:after="40"/>
         <w:ind/>
@@ -3845,10 +4668,18 @@
           <w:szCs w:val="24"/>
         </w:rPr>
       </w:r>
+      <w:r>
+        <w:rPr>
+          <w:rFonts w:ascii="Arial" w:hAnsi="Arial" w:cs="Arial"/>
+          <w:color w:val="000000" w:themeColor="text1"/>
+          <w:sz w:val="24"/>
+          <w:szCs w:val="24"/>
+        </w:rPr>
+      </w:r>
     </w:p>
     <w:p>
       <w:pPr>
-        <w:pStyle w:val="739"/>
+        <w:pStyle w:val="919"/>
         <w:pBdr/>
         <w:spacing w:after="40"/>
         <w:ind/>
@@ -3876,10 +4707,18 @@
           <w:szCs w:val="24"/>
         </w:rPr>
       </w:r>
+      <w:r>
+        <w:rPr>
+          <w:rFonts w:ascii="Arial" w:hAnsi="Arial" w:cs="Arial"/>
+          <w:color w:val="000000" w:themeColor="text1"/>
+          <w:sz w:val="24"/>
+          <w:szCs w:val="24"/>
+        </w:rPr>
+      </w:r>
     </w:p>
     <w:p>
       <w:pPr>
-        <w:pStyle w:val="710"/>
+        <w:pStyle w:val="890"/>
         <w:pBdr/>
         <w:spacing/>
         <w:ind/>
@@ -3907,6 +4746,14 @@
           <w:szCs w:val="24"/>
         </w:rPr>
       </w:r>
+      <w:r>
+        <w:rPr>
+          <w:rFonts w:ascii="Arial" w:hAnsi="Arial" w:cs="Arial"/>
+          <w:color w:val="000000" w:themeColor="text1"/>
+          <w:sz w:val="24"/>
+          <w:szCs w:val="24"/>
+        </w:rPr>
+      </w:r>
     </w:p>
     <w:p>
       <w:pPr>
@@ -3937,6 +4784,14 @@
           <w:szCs w:val="24"/>
         </w:rPr>
       </w:r>
+      <w:r>
+        <w:rPr>
+          <w:rFonts w:ascii="Arial" w:hAnsi="Arial" w:cs="Arial"/>
+          <w:color w:val="000000" w:themeColor="text1"/>
+          <w:sz w:val="24"/>
+          <w:szCs w:val="24"/>
+        </w:rPr>
+      </w:r>
     </w:p>
     <w:p>
       <w:pPr>
@@ -3967,10 +4822,18 @@
           <w:szCs w:val="24"/>
         </w:rPr>
       </w:r>
+      <w:r>
+        <w:rPr>
+          <w:rFonts w:ascii="Arial" w:hAnsi="Arial" w:cs="Arial"/>
+          <w:color w:val="000000" w:themeColor="text1"/>
+          <w:sz w:val="24"/>
+          <w:szCs w:val="24"/>
+        </w:rPr>
+      </w:r>
     </w:p>
     <w:p>
       <w:pPr>
-        <w:pStyle w:val="710"/>
+        <w:pStyle w:val="890"/>
         <w:pBdr/>
         <w:spacing/>
         <w:ind/>
@@ -3998,6 +4861,14 @@
           <w:szCs w:val="24"/>
         </w:rPr>
       </w:r>
+      <w:r>
+        <w:rPr>
+          <w:rFonts w:ascii="Arial" w:hAnsi="Arial" w:cs="Arial"/>
+          <w:color w:val="000000" w:themeColor="text1"/>
+          <w:sz w:val="24"/>
+          <w:szCs w:val="24"/>
+        </w:rPr>
+      </w:r>
     </w:p>
     <w:p>
       <w:pPr>
@@ -4028,10 +4899,18 @@
           <w:szCs w:val="24"/>
         </w:rPr>
       </w:r>
+      <w:r>
+        <w:rPr>
+          <w:rFonts w:ascii="Arial" w:hAnsi="Arial" w:cs="Arial"/>
+          <w:color w:val="000000" w:themeColor="text1"/>
+          <w:sz w:val="24"/>
+          <w:szCs w:val="24"/>
+        </w:rPr>
+      </w:r>
     </w:p>
     <w:p>
       <w:pPr>
-        <w:pStyle w:val="868"/>
+        <w:pStyle w:val="1048"/>
         <w:pBdr>
           <w:top w:val="single" w:color="d9d9d9" w:sz="3" w:space="0"/>
           <w:left w:val="single" w:color="d9d9d9" w:sz="3" w:space="0"/>
@@ -4065,6 +4944,14 @@
           <w:szCs w:val="24"/>
         </w:rPr>
       </w:r>
+      <w:r>
+        <w:rPr>
+          <w:rFonts w:ascii="Arial" w:hAnsi="Arial" w:cs="Arial"/>
+          <w:color w:val="000000" w:themeColor="text1"/>
+          <w:sz w:val="24"/>
+          <w:szCs w:val="24"/>
+        </w:rPr>
+      </w:r>
     </w:p>
     <w:p>
       <w:pPr>
@@ -4095,10 +4982,18 @@
           <w:szCs w:val="24"/>
         </w:rPr>
       </w:r>
+      <w:r>
+        <w:rPr>
+          <w:rFonts w:ascii="Arial" w:hAnsi="Arial" w:cs="Arial"/>
+          <w:color w:val="000000" w:themeColor="text1"/>
+          <w:sz w:val="24"/>
+          <w:szCs w:val="24"/>
+        </w:rPr>
+      </w:r>
     </w:p>
     <w:p>
       <w:pPr>
-        <w:pStyle w:val="710"/>
+        <w:pStyle w:val="890"/>
         <w:pBdr/>
         <w:spacing/>
         <w:ind/>
@@ -4126,10 +5021,18 @@
           <w:szCs w:val="24"/>
         </w:rPr>
       </w:r>
+      <w:r>
+        <w:rPr>
+          <w:rFonts w:ascii="Arial" w:hAnsi="Arial" w:cs="Arial"/>
+          <w:color w:val="000000" w:themeColor="text1"/>
+          <w:sz w:val="24"/>
+          <w:szCs w:val="24"/>
+        </w:rPr>
+      </w:r>
     </w:p>
     <w:p>
       <w:pPr>
-        <w:pStyle w:val="739"/>
+        <w:pStyle w:val="919"/>
         <w:pBdr/>
         <w:spacing w:after="40"/>
         <w:ind/>
@@ -4157,10 +5060,18 @@
           <w:szCs w:val="24"/>
         </w:rPr>
       </w:r>
+      <w:r>
+        <w:rPr>
+          <w:rFonts w:ascii="Arial" w:hAnsi="Arial" w:cs="Arial"/>
+          <w:color w:val="000000" w:themeColor="text1"/>
+          <w:sz w:val="24"/>
+          <w:szCs w:val="24"/>
+        </w:rPr>
+      </w:r>
     </w:p>
     <w:p>
       <w:pPr>
-        <w:pStyle w:val="739"/>
+        <w:pStyle w:val="919"/>
         <w:pBdr/>
         <w:spacing w:after="40"/>
         <w:ind/>
@@ -4188,10 +5099,18 @@
           <w:szCs w:val="24"/>
         </w:rPr>
       </w:r>
+      <w:r>
+        <w:rPr>
+          <w:rFonts w:ascii="Arial" w:hAnsi="Arial" w:cs="Arial"/>
+          <w:color w:val="000000" w:themeColor="text1"/>
+          <w:sz w:val="24"/>
+          <w:szCs w:val="24"/>
+        </w:rPr>
+      </w:r>
     </w:p>
     <w:p>
       <w:pPr>
-        <w:pStyle w:val="739"/>
+        <w:pStyle w:val="919"/>
         <w:pBdr/>
         <w:spacing w:after="40"/>
         <w:ind/>
@@ -4219,10 +5138,18 @@
           <w:szCs w:val="24"/>
         </w:rPr>
       </w:r>
+      <w:r>
+        <w:rPr>
+          <w:rFonts w:ascii="Arial" w:hAnsi="Arial" w:cs="Arial"/>
+          <w:color w:val="000000" w:themeColor="text1"/>
+          <w:sz w:val="24"/>
+          <w:szCs w:val="24"/>
+        </w:rPr>
+      </w:r>
     </w:p>
     <w:p>
       <w:pPr>
-        <w:pStyle w:val="739"/>
+        <w:pStyle w:val="919"/>
         <w:pBdr/>
         <w:spacing w:after="40"/>
         <w:ind/>
@@ -4250,10 +5177,18 @@
           <w:szCs w:val="24"/>
         </w:rPr>
       </w:r>
+      <w:r>
+        <w:rPr>
+          <w:rFonts w:ascii="Arial" w:hAnsi="Arial" w:cs="Arial"/>
+          <w:color w:val="000000" w:themeColor="text1"/>
+          <w:sz w:val="24"/>
+          <w:szCs w:val="24"/>
+        </w:rPr>
+      </w:r>
     </w:p>
     <w:p>
       <w:pPr>
-        <w:pStyle w:val="739"/>
+        <w:pStyle w:val="919"/>
         <w:pBdr/>
         <w:spacing w:after="40"/>
         <w:ind/>
@@ -4281,10 +5216,18 @@
           <w:szCs w:val="24"/>
         </w:rPr>
       </w:r>
+      <w:r>
+        <w:rPr>
+          <w:rFonts w:ascii="Arial" w:hAnsi="Arial" w:cs="Arial"/>
+          <w:color w:val="000000" w:themeColor="text1"/>
+          <w:sz w:val="24"/>
+          <w:szCs w:val="24"/>
+        </w:rPr>
+      </w:r>
     </w:p>
     <w:p>
       <w:pPr>
-        <w:pStyle w:val="739"/>
+        <w:pStyle w:val="919"/>
         <w:pBdr/>
         <w:spacing w:after="40"/>
         <w:ind/>
@@ -4312,10 +5255,18 @@
           <w:szCs w:val="24"/>
         </w:rPr>
       </w:r>
+      <w:r>
+        <w:rPr>
+          <w:rFonts w:ascii="Arial" w:hAnsi="Arial" w:cs="Arial"/>
+          <w:color w:val="000000" w:themeColor="text1"/>
+          <w:sz w:val="24"/>
+          <w:szCs w:val="24"/>
+        </w:rPr>
+      </w:r>
     </w:p>
     <w:p>
       <w:pPr>
-        <w:pStyle w:val="710"/>
+        <w:pStyle w:val="890"/>
         <w:pBdr/>
         <w:spacing/>
         <w:ind/>
@@ -4343,6 +5294,14 @@
           <w:szCs w:val="24"/>
         </w:rPr>
       </w:r>
+      <w:r>
+        <w:rPr>
+          <w:rFonts w:ascii="Arial" w:hAnsi="Arial" w:cs="Arial"/>
+          <w:color w:val="000000" w:themeColor="text1"/>
+          <w:sz w:val="24"/>
+          <w:szCs w:val="24"/>
+        </w:rPr>
+      </w:r>
     </w:p>
     <w:p>
       <w:pPr>
@@ -4373,10 +5332,18 @@
           <w:szCs w:val="24"/>
         </w:rPr>
       </w:r>
+      <w:r>
+        <w:rPr>
+          <w:rFonts w:ascii="Arial" w:hAnsi="Arial" w:cs="Arial"/>
+          <w:color w:val="000000" w:themeColor="text1"/>
+          <w:sz w:val="24"/>
+          <w:szCs w:val="24"/>
+        </w:rPr>
+      </w:r>
     </w:p>
     <w:tbl>
       <w:tblPr>
-        <w:tblStyle w:val="769"/>
+        <w:tblStyle w:val="949"/>
         <w:tblW w:w="0" w:type="auto"/>
         <w:jc w:val="center"/>
         <w:tblBorders/>
@@ -4430,6 +5397,14 @@
                 <w:szCs w:val="24"/>
               </w:rPr>
             </w:r>
+            <w:r>
+              <w:rPr>
+                <w:rFonts w:ascii="Arial" w:hAnsi="Arial" w:cs="Arial"/>
+                <w:color w:val="000000" w:themeColor="text1"/>
+                <w:sz w:val="24"/>
+                <w:szCs w:val="24"/>
+              </w:rPr>
+            </w:r>
           </w:p>
         </w:tc>
         <w:tc>
@@ -4466,6 +5441,14 @@
             <w:r>
               <w:rPr>
                 <w:rFonts w:ascii="Arial" w:hAnsi="Arial" w:eastAsia="Arial" w:cs="Arial"/>
+                <w:color w:val="000000" w:themeColor="text1"/>
+                <w:sz w:val="24"/>
+                <w:szCs w:val="24"/>
+              </w:rPr>
+            </w:r>
+            <w:r>
+              <w:rPr>
+                <w:rFonts w:ascii="Arial" w:hAnsi="Arial" w:cs="Arial"/>
                 <w:color w:val="000000" w:themeColor="text1"/>
                 <w:sz w:val="24"/>
                 <w:szCs w:val="24"/>
@@ -4515,6 +5498,14 @@
                 <w:szCs w:val="24"/>
               </w:rPr>
             </w:r>
+            <w:r>
+              <w:rPr>
+                <w:rFonts w:ascii="Arial" w:hAnsi="Arial" w:cs="Arial"/>
+                <w:color w:val="000000" w:themeColor="text1"/>
+                <w:sz w:val="24"/>
+                <w:szCs w:val="24"/>
+              </w:rPr>
+            </w:r>
           </w:p>
         </w:tc>
         <w:tc>
@@ -4549,6 +5540,14 @@
             <w:r>
               <w:rPr>
                 <w:rFonts w:ascii="Arial" w:hAnsi="Arial" w:eastAsia="Arial" w:cs="Arial"/>
+                <w:color w:val="000000" w:themeColor="text1"/>
+                <w:sz w:val="24"/>
+                <w:szCs w:val="24"/>
+              </w:rPr>
+            </w:r>
+            <w:r>
+              <w:rPr>
+                <w:rFonts w:ascii="Arial" w:hAnsi="Arial" w:cs="Arial"/>
                 <w:color w:val="000000" w:themeColor="text1"/>
                 <w:sz w:val="24"/>
                 <w:szCs w:val="24"/>
@@ -4598,6 +5597,14 @@
                 <w:szCs w:val="24"/>
               </w:rPr>
             </w:r>
+            <w:r>
+              <w:rPr>
+                <w:rFonts w:ascii="Arial" w:hAnsi="Arial" w:cs="Arial"/>
+                <w:color w:val="000000" w:themeColor="text1"/>
+                <w:sz w:val="24"/>
+                <w:szCs w:val="24"/>
+              </w:rPr>
+            </w:r>
           </w:p>
         </w:tc>
         <w:tc>
@@ -4632,6 +5639,14 @@
             <w:r>
               <w:rPr>
                 <w:rFonts w:ascii="Arial" w:hAnsi="Arial" w:eastAsia="Arial" w:cs="Arial"/>
+                <w:color w:val="000000" w:themeColor="text1"/>
+                <w:sz w:val="24"/>
+                <w:szCs w:val="24"/>
+              </w:rPr>
+            </w:r>
+            <w:r>
+              <w:rPr>
+                <w:rFonts w:ascii="Arial" w:hAnsi="Arial" w:cs="Arial"/>
                 <w:color w:val="000000" w:themeColor="text1"/>
                 <w:sz w:val="24"/>
                 <w:szCs w:val="24"/>
@@ -4681,6 +5696,14 @@
                 <w:szCs w:val="24"/>
               </w:rPr>
             </w:r>
+            <w:r>
+              <w:rPr>
+                <w:rFonts w:ascii="Arial" w:hAnsi="Arial" w:cs="Arial"/>
+                <w:color w:val="000000" w:themeColor="text1"/>
+                <w:sz w:val="24"/>
+                <w:szCs w:val="24"/>
+              </w:rPr>
+            </w:r>
           </w:p>
         </w:tc>
         <w:tc>
@@ -4715,6 +5738,14 @@
             <w:r>
               <w:rPr>
                 <w:rFonts w:ascii="Arial" w:hAnsi="Arial" w:eastAsia="Arial" w:cs="Arial"/>
+                <w:color w:val="000000" w:themeColor="text1"/>
+                <w:sz w:val="24"/>
+                <w:szCs w:val="24"/>
+              </w:rPr>
+            </w:r>
+            <w:r>
+              <w:rPr>
+                <w:rFonts w:ascii="Arial" w:hAnsi="Arial" w:cs="Arial"/>
                 <w:color w:val="000000" w:themeColor="text1"/>
                 <w:sz w:val="24"/>
                 <w:szCs w:val="24"/>
@@ -4764,6 +5795,14 @@
                 <w:szCs w:val="24"/>
               </w:rPr>
             </w:r>
+            <w:r>
+              <w:rPr>
+                <w:rFonts w:ascii="Arial" w:hAnsi="Arial" w:cs="Arial"/>
+                <w:color w:val="000000" w:themeColor="text1"/>
+                <w:sz w:val="24"/>
+                <w:szCs w:val="24"/>
+              </w:rPr>
+            </w:r>
           </w:p>
         </w:tc>
         <w:tc>
@@ -4798,6 +5837,14 @@
             <w:r>
               <w:rPr>
                 <w:rFonts w:ascii="Arial" w:hAnsi="Arial" w:eastAsia="Arial" w:cs="Arial"/>
+                <w:color w:val="000000" w:themeColor="text1"/>
+                <w:sz w:val="24"/>
+                <w:szCs w:val="24"/>
+              </w:rPr>
+            </w:r>
+            <w:r>
+              <w:rPr>
+                <w:rFonts w:ascii="Arial" w:hAnsi="Arial" w:cs="Arial"/>
                 <w:color w:val="000000" w:themeColor="text1"/>
                 <w:sz w:val="24"/>
                 <w:szCs w:val="24"/>
@@ -4847,6 +5894,14 @@
                 <w:szCs w:val="24"/>
               </w:rPr>
             </w:r>
+            <w:r>
+              <w:rPr>
+                <w:rFonts w:ascii="Arial" w:hAnsi="Arial" w:cs="Arial"/>
+                <w:color w:val="000000" w:themeColor="text1"/>
+                <w:sz w:val="24"/>
+                <w:szCs w:val="24"/>
+              </w:rPr>
+            </w:r>
           </w:p>
         </w:tc>
         <w:tc>
@@ -4881,6 +5936,14 @@
             <w:r>
               <w:rPr>
                 <w:rFonts w:ascii="Arial" w:hAnsi="Arial" w:eastAsia="Arial" w:cs="Arial"/>
+                <w:color w:val="000000" w:themeColor="text1"/>
+                <w:sz w:val="24"/>
+                <w:szCs w:val="24"/>
+              </w:rPr>
+            </w:r>
+            <w:r>
+              <w:rPr>
+                <w:rFonts w:ascii="Arial" w:hAnsi="Arial" w:cs="Arial"/>
                 <w:color w:val="000000" w:themeColor="text1"/>
                 <w:sz w:val="24"/>
                 <w:szCs w:val="24"/>
@@ -4930,6 +5993,14 @@
                 <w:szCs w:val="24"/>
               </w:rPr>
             </w:r>
+            <w:r>
+              <w:rPr>
+                <w:rFonts w:ascii="Arial" w:hAnsi="Arial" w:cs="Arial"/>
+                <w:color w:val="000000" w:themeColor="text1"/>
+                <w:sz w:val="24"/>
+                <w:szCs w:val="24"/>
+              </w:rPr>
+            </w:r>
           </w:p>
         </w:tc>
         <w:tc>
@@ -4964,6 +6035,14 @@
             <w:r>
               <w:rPr>
                 <w:rFonts w:ascii="Arial" w:hAnsi="Arial" w:eastAsia="Arial" w:cs="Arial"/>
+                <w:color w:val="000000" w:themeColor="text1"/>
+                <w:sz w:val="24"/>
+                <w:szCs w:val="24"/>
+              </w:rPr>
+            </w:r>
+            <w:r>
+              <w:rPr>
+                <w:rFonts w:ascii="Arial" w:hAnsi="Arial" w:cs="Arial"/>
                 <w:color w:val="000000" w:themeColor="text1"/>
                 <w:sz w:val="24"/>
                 <w:szCs w:val="24"/>
@@ -5013,6 +6092,14 @@
                 <w:szCs w:val="24"/>
               </w:rPr>
             </w:r>
+            <w:r>
+              <w:rPr>
+                <w:rFonts w:ascii="Arial" w:hAnsi="Arial" w:cs="Arial"/>
+                <w:color w:val="000000" w:themeColor="text1"/>
+                <w:sz w:val="24"/>
+                <w:szCs w:val="24"/>
+              </w:rPr>
+            </w:r>
           </w:p>
         </w:tc>
         <w:tc>
@@ -5047,6 +6134,14 @@
             <w:r>
               <w:rPr>
                 <w:rFonts w:ascii="Arial" w:hAnsi="Arial" w:eastAsia="Arial" w:cs="Arial"/>
+                <w:color w:val="000000" w:themeColor="text1"/>
+                <w:sz w:val="24"/>
+                <w:szCs w:val="24"/>
+              </w:rPr>
+            </w:r>
+            <w:r>
+              <w:rPr>
+                <w:rFonts w:ascii="Arial" w:hAnsi="Arial" w:cs="Arial"/>
                 <w:color w:val="000000" w:themeColor="text1"/>
                 <w:sz w:val="24"/>
                 <w:szCs w:val="24"/>
@@ -5096,6 +6191,14 @@
                 <w:szCs w:val="24"/>
               </w:rPr>
             </w:r>
+            <w:r>
+              <w:rPr>
+                <w:rFonts w:ascii="Arial" w:hAnsi="Arial" w:cs="Arial"/>
+                <w:color w:val="000000" w:themeColor="text1"/>
+                <w:sz w:val="24"/>
+                <w:szCs w:val="24"/>
+              </w:rPr>
+            </w:r>
           </w:p>
         </w:tc>
         <w:tc>
@@ -5135,6 +6238,14 @@
                 <w:szCs w:val="24"/>
               </w:rPr>
             </w:r>
+            <w:r>
+              <w:rPr>
+                <w:rFonts w:ascii="Arial" w:hAnsi="Arial" w:cs="Arial"/>
+                <w:color w:val="000000" w:themeColor="text1"/>
+                <w:sz w:val="24"/>
+                <w:szCs w:val="24"/>
+              </w:rPr>
+            </w:r>
           </w:p>
         </w:tc>
       </w:tr>
@@ -5162,6 +6273,14 @@
       <w:r>
         <w:rPr>
           <w:rFonts w:ascii="Arial" w:hAnsi="Arial" w:eastAsia="Arial" w:cs="Arial"/>
+          <w:color w:val="000000" w:themeColor="text1"/>
+          <w:sz w:val="24"/>
+          <w:szCs w:val="24"/>
+        </w:rPr>
+      </w:r>
+      <w:r>
+        <w:rPr>
+          <w:rFonts w:ascii="Arial" w:hAnsi="Arial" w:cs="Arial"/>
           <w:color w:val="000000" w:themeColor="text1"/>
           <w:sz w:val="24"/>
           <w:szCs w:val="24"/>
@@ -5197,10 +6316,18 @@
           <w:szCs w:val="24"/>
         </w:rPr>
       </w:r>
+      <w:r>
+        <w:rPr>
+          <w:rFonts w:ascii="Arial" w:hAnsi="Arial" w:cs="Arial"/>
+          <w:color w:val="000000" w:themeColor="text1"/>
+          <w:sz w:val="24"/>
+          <w:szCs w:val="24"/>
+        </w:rPr>
+      </w:r>
     </w:p>
     <w:p>
       <w:pPr>
-        <w:pStyle w:val="709"/>
+        <w:pStyle w:val="889"/>
         <w:pBdr/>
         <w:spacing/>
         <w:ind/>
@@ -5228,6 +6355,14 @@
           <w:szCs w:val="24"/>
         </w:rPr>
       </w:r>
+      <w:r>
+        <w:rPr>
+          <w:rFonts w:ascii="Arial" w:hAnsi="Arial" w:cs="Arial"/>
+          <w:color w:val="000000" w:themeColor="text1"/>
+          <w:sz w:val="24"/>
+          <w:szCs w:val="24"/>
+        </w:rPr>
+      </w:r>
     </w:p>
     <w:p>
       <w:pPr>
@@ -5258,10 +6393,18 @@
           <w:szCs w:val="24"/>
         </w:rPr>
       </w:r>
+      <w:r>
+        <w:rPr>
+          <w:rFonts w:ascii="Arial" w:hAnsi="Arial" w:cs="Arial"/>
+          <w:color w:val="000000" w:themeColor="text1"/>
+          <w:sz w:val="24"/>
+          <w:szCs w:val="24"/>
+        </w:rPr>
+      </w:r>
     </w:p>
     <w:p>
       <w:pPr>
-        <w:pStyle w:val="868"/>
+        <w:pStyle w:val="1048"/>
         <w:pBdr>
           <w:top w:val="single" w:color="d9d9d9" w:sz="3" w:space="0"/>
           <w:left w:val="single" w:color="d9d9d9" w:sz="3" w:space="0"/>
@@ -5301,10 +6444,18 @@
           <w:szCs w:val="24"/>
         </w:rPr>
       </w:r>
+      <w:r>
+        <w:rPr>
+          <w:rFonts w:ascii="Arial" w:hAnsi="Arial" w:cs="Arial"/>
+          <w:color w:val="000000" w:themeColor="text1"/>
+          <w:sz w:val="24"/>
+          <w:szCs w:val="24"/>
+        </w:rPr>
+      </w:r>
     </w:p>
     <w:tbl>
       <w:tblPr>
-        <w:tblStyle w:val="769"/>
+        <w:tblStyle w:val="949"/>
         <w:tblW w:w="0" w:type="auto"/>
         <w:jc w:val="center"/>
         <w:tblBorders/>
@@ -5359,6 +6510,14 @@
                 <w:szCs w:val="24"/>
               </w:rPr>
             </w:r>
+            <w:r>
+              <w:rPr>
+                <w:rFonts w:ascii="Arial" w:hAnsi="Arial" w:cs="Arial"/>
+                <w:color w:val="000000" w:themeColor="text1"/>
+                <w:sz w:val="24"/>
+                <w:szCs w:val="24"/>
+              </w:rPr>
+            </w:r>
           </w:p>
         </w:tc>
         <w:tc>
@@ -5400,6 +6559,14 @@
                 <w:szCs w:val="24"/>
               </w:rPr>
             </w:r>
+            <w:r>
+              <w:rPr>
+                <w:rFonts w:ascii="Arial" w:hAnsi="Arial" w:cs="Arial"/>
+                <w:color w:val="000000" w:themeColor="text1"/>
+                <w:sz w:val="24"/>
+                <w:szCs w:val="24"/>
+              </w:rPr>
+            </w:r>
           </w:p>
         </w:tc>
         <w:tc>
@@ -5436,6 +6603,14 @@
             <w:r>
               <w:rPr>
                 <w:rFonts w:ascii="Arial" w:hAnsi="Arial" w:eastAsia="Arial" w:cs="Arial"/>
+                <w:color w:val="000000" w:themeColor="text1"/>
+                <w:sz w:val="24"/>
+                <w:szCs w:val="24"/>
+              </w:rPr>
+            </w:r>
+            <w:r>
+              <w:rPr>
+                <w:rFonts w:ascii="Arial" w:hAnsi="Arial" w:cs="Arial"/>
                 <w:color w:val="000000" w:themeColor="text1"/>
                 <w:sz w:val="24"/>
                 <w:szCs w:val="24"/>
@@ -5485,6 +6660,14 @@
                 <w:szCs w:val="24"/>
               </w:rPr>
             </w:r>
+            <w:r>
+              <w:rPr>
+                <w:rFonts w:ascii="Arial" w:hAnsi="Arial" w:cs="Arial"/>
+                <w:color w:val="000000" w:themeColor="text1"/>
+                <w:sz w:val="24"/>
+                <w:szCs w:val="24"/>
+              </w:rPr>
+            </w:r>
           </w:p>
         </w:tc>
         <w:tc>
@@ -5524,6 +6707,14 @@
                 <w:szCs w:val="24"/>
               </w:rPr>
             </w:r>
+            <w:r>
+              <w:rPr>
+                <w:rFonts w:ascii="Arial" w:hAnsi="Arial" w:cs="Arial"/>
+                <w:color w:val="000000" w:themeColor="text1"/>
+                <w:sz w:val="24"/>
+                <w:szCs w:val="24"/>
+              </w:rPr>
+            </w:r>
           </w:p>
         </w:tc>
         <w:tc>
@@ -5558,6 +6749,14 @@
             <w:r>
               <w:rPr>
                 <w:rFonts w:ascii="Arial" w:hAnsi="Arial" w:eastAsia="Arial" w:cs="Arial"/>
+                <w:color w:val="000000" w:themeColor="text1"/>
+                <w:sz w:val="24"/>
+                <w:szCs w:val="24"/>
+              </w:rPr>
+            </w:r>
+            <w:r>
+              <w:rPr>
+                <w:rFonts w:ascii="Arial" w:hAnsi="Arial" w:cs="Arial"/>
                 <w:color w:val="000000" w:themeColor="text1"/>
                 <w:sz w:val="24"/>
                 <w:szCs w:val="24"/>
@@ -5607,6 +6806,14 @@
                 <w:szCs w:val="24"/>
               </w:rPr>
             </w:r>
+            <w:r>
+              <w:rPr>
+                <w:rFonts w:ascii="Arial" w:hAnsi="Arial" w:cs="Arial"/>
+                <w:color w:val="000000" w:themeColor="text1"/>
+                <w:sz w:val="24"/>
+                <w:szCs w:val="24"/>
+              </w:rPr>
+            </w:r>
           </w:p>
         </w:tc>
         <w:tc>
@@ -5646,6 +6853,14 @@
                 <w:szCs w:val="24"/>
               </w:rPr>
             </w:r>
+            <w:r>
+              <w:rPr>
+                <w:rFonts w:ascii="Arial" w:hAnsi="Arial" w:cs="Arial"/>
+                <w:color w:val="000000" w:themeColor="text1"/>
+                <w:sz w:val="24"/>
+                <w:szCs w:val="24"/>
+              </w:rPr>
+            </w:r>
           </w:p>
         </w:tc>
         <w:tc>
@@ -5680,6 +6895,14 @@
             <w:r>
               <w:rPr>
                 <w:rFonts w:ascii="Arial" w:hAnsi="Arial" w:eastAsia="Arial" w:cs="Arial"/>
+                <w:color w:val="000000" w:themeColor="text1"/>
+                <w:sz w:val="24"/>
+                <w:szCs w:val="24"/>
+              </w:rPr>
+            </w:r>
+            <w:r>
+              <w:rPr>
+                <w:rFonts w:ascii="Arial" w:hAnsi="Arial" w:cs="Arial"/>
                 <w:color w:val="000000" w:themeColor="text1"/>
                 <w:sz w:val="24"/>
                 <w:szCs w:val="24"/>
@@ -5729,6 +6952,14 @@
                 <w:szCs w:val="24"/>
               </w:rPr>
             </w:r>
+            <w:r>
+              <w:rPr>
+                <w:rFonts w:ascii="Arial" w:hAnsi="Arial" w:cs="Arial"/>
+                <w:color w:val="000000" w:themeColor="text1"/>
+                <w:sz w:val="24"/>
+                <w:szCs w:val="24"/>
+              </w:rPr>
+            </w:r>
           </w:p>
         </w:tc>
         <w:tc>
@@ -5768,6 +6999,14 @@
                 <w:szCs w:val="24"/>
               </w:rPr>
             </w:r>
+            <w:r>
+              <w:rPr>
+                <w:rFonts w:ascii="Arial" w:hAnsi="Arial" w:cs="Arial"/>
+                <w:color w:val="000000" w:themeColor="text1"/>
+                <w:sz w:val="24"/>
+                <w:szCs w:val="24"/>
+              </w:rPr>
+            </w:r>
           </w:p>
         </w:tc>
         <w:tc>
@@ -5802,6 +7041,14 @@
             <w:r>
               <w:rPr>
                 <w:rFonts w:ascii="Arial" w:hAnsi="Arial" w:eastAsia="Arial" w:cs="Arial"/>
+                <w:color w:val="000000" w:themeColor="text1"/>
+                <w:sz w:val="24"/>
+                <w:szCs w:val="24"/>
+              </w:rPr>
+            </w:r>
+            <w:r>
+              <w:rPr>
+                <w:rFonts w:ascii="Arial" w:hAnsi="Arial" w:cs="Arial"/>
                 <w:color w:val="000000" w:themeColor="text1"/>
                 <w:sz w:val="24"/>
                 <w:szCs w:val="24"/>
@@ -5851,6 +7098,14 @@
                 <w:szCs w:val="24"/>
               </w:rPr>
             </w:r>
+            <w:r>
+              <w:rPr>
+                <w:rFonts w:ascii="Arial" w:hAnsi="Arial" w:cs="Arial"/>
+                <w:color w:val="000000" w:themeColor="text1"/>
+                <w:sz w:val="24"/>
+                <w:szCs w:val="24"/>
+              </w:rPr>
+            </w:r>
           </w:p>
         </w:tc>
         <w:tc>
@@ -5890,6 +7145,14 @@
                 <w:szCs w:val="24"/>
               </w:rPr>
             </w:r>
+            <w:r>
+              <w:rPr>
+                <w:rFonts w:ascii="Arial" w:hAnsi="Arial" w:cs="Arial"/>
+                <w:color w:val="000000" w:themeColor="text1"/>
+                <w:sz w:val="24"/>
+                <w:szCs w:val="24"/>
+              </w:rPr>
+            </w:r>
           </w:p>
         </w:tc>
         <w:tc>
@@ -5924,6 +7187,14 @@
             <w:r>
               <w:rPr>
                 <w:rFonts w:ascii="Arial" w:hAnsi="Arial" w:eastAsia="Arial" w:cs="Arial"/>
+                <w:color w:val="000000" w:themeColor="text1"/>
+                <w:sz w:val="24"/>
+                <w:szCs w:val="24"/>
+              </w:rPr>
+            </w:r>
+            <w:r>
+              <w:rPr>
+                <w:rFonts w:ascii="Arial" w:hAnsi="Arial" w:cs="Arial"/>
                 <w:color w:val="000000" w:themeColor="text1"/>
                 <w:sz w:val="24"/>
                 <w:szCs w:val="24"/>
@@ -5973,6 +7244,14 @@
                 <w:szCs w:val="24"/>
               </w:rPr>
             </w:r>
+            <w:r>
+              <w:rPr>
+                <w:rFonts w:ascii="Arial" w:hAnsi="Arial" w:cs="Arial"/>
+                <w:color w:val="000000" w:themeColor="text1"/>
+                <w:sz w:val="24"/>
+                <w:szCs w:val="24"/>
+              </w:rPr>
+            </w:r>
           </w:p>
         </w:tc>
         <w:tc>
@@ -6012,6 +7291,14 @@
                 <w:szCs w:val="24"/>
               </w:rPr>
             </w:r>
+            <w:r>
+              <w:rPr>
+                <w:rFonts w:ascii="Arial" w:hAnsi="Arial" w:cs="Arial"/>
+                <w:color w:val="000000" w:themeColor="text1"/>
+                <w:sz w:val="24"/>
+                <w:szCs w:val="24"/>
+              </w:rPr>
+            </w:r>
           </w:p>
         </w:tc>
         <w:tc>
@@ -6046,6 +7333,14 @@
             <w:r>
               <w:rPr>
                 <w:rFonts w:ascii="Arial" w:hAnsi="Arial" w:eastAsia="Arial" w:cs="Arial"/>
+                <w:color w:val="000000" w:themeColor="text1"/>
+                <w:sz w:val="24"/>
+                <w:szCs w:val="24"/>
+              </w:rPr>
+            </w:r>
+            <w:r>
+              <w:rPr>
+                <w:rFonts w:ascii="Arial" w:hAnsi="Arial" w:cs="Arial"/>
                 <w:color w:val="000000" w:themeColor="text1"/>
                 <w:sz w:val="24"/>
                 <w:szCs w:val="24"/>
@@ -6095,6 +7390,14 @@
                 <w:szCs w:val="24"/>
               </w:rPr>
             </w:r>
+            <w:r>
+              <w:rPr>
+                <w:rFonts w:ascii="Arial" w:hAnsi="Arial" w:cs="Arial"/>
+                <w:color w:val="000000" w:themeColor="text1"/>
+                <w:sz w:val="24"/>
+                <w:szCs w:val="24"/>
+              </w:rPr>
+            </w:r>
           </w:p>
         </w:tc>
         <w:tc>
@@ -6129,6 +7432,14 @@
             <w:r>
               <w:rPr>
                 <w:rFonts w:ascii="Arial" w:hAnsi="Arial" w:eastAsia="Arial" w:cs="Arial"/>
+                <w:color w:val="000000" w:themeColor="text1"/>
+                <w:sz w:val="24"/>
+                <w:szCs w:val="24"/>
+              </w:rPr>
+            </w:r>
+            <w:r>
+              <w:rPr>
+                <w:rFonts w:ascii="Arial" w:hAnsi="Arial" w:cs="Arial"/>
                 <w:color w:val="000000" w:themeColor="text1"/>
                 <w:sz w:val="24"/>
                 <w:szCs w:val="24"/>
@@ -6173,6 +7484,14 @@
                 <w:szCs w:val="24"/>
               </w:rPr>
             </w:r>
+            <w:r>
+              <w:rPr>
+                <w:rFonts w:ascii="Arial" w:hAnsi="Arial" w:cs="Arial"/>
+                <w:color w:val="000000" w:themeColor="text1"/>
+                <w:sz w:val="24"/>
+                <w:szCs w:val="24"/>
+              </w:rPr>
+            </w:r>
           </w:p>
         </w:tc>
       </w:tr>
@@ -6200,6 +7519,14 @@
       <w:r>
         <w:rPr>
           <w:rFonts w:ascii="Arial" w:hAnsi="Arial" w:eastAsia="Arial" w:cs="Arial"/>
+          <w:color w:val="000000" w:themeColor="text1"/>
+          <w:sz w:val="24"/>
+          <w:szCs w:val="24"/>
+        </w:rPr>
+      </w:r>
+      <w:r>
+        <w:rPr>
+          <w:rFonts w:ascii="Arial" w:hAnsi="Arial" w:cs="Arial"/>
           <w:color w:val="000000" w:themeColor="text1"/>
           <w:sz w:val="24"/>
           <w:szCs w:val="24"/>
@@ -6235,10 +7562,18 @@
           <w:szCs w:val="24"/>
         </w:rPr>
       </w:r>
+      <w:r>
+        <w:rPr>
+          <w:rFonts w:ascii="Arial" w:hAnsi="Arial" w:cs="Arial"/>
+          <w:color w:val="000000" w:themeColor="text1"/>
+          <w:sz w:val="24"/>
+          <w:szCs w:val="24"/>
+        </w:rPr>
+      </w:r>
     </w:p>
     <w:p>
       <w:pPr>
-        <w:pStyle w:val="709"/>
+        <w:pStyle w:val="889"/>
         <w:pBdr/>
         <w:spacing/>
         <w:ind/>
@@ -6266,10 +7601,18 @@
           <w:szCs w:val="24"/>
         </w:rPr>
       </w:r>
+      <w:r>
+        <w:rPr>
+          <w:rFonts w:ascii="Arial" w:hAnsi="Arial" w:cs="Arial"/>
+          <w:color w:val="000000" w:themeColor="text1"/>
+          <w:sz w:val="24"/>
+          <w:szCs w:val="24"/>
+        </w:rPr>
+      </w:r>
     </w:p>
     <w:p>
       <w:pPr>
-        <w:pStyle w:val="710"/>
+        <w:pStyle w:val="890"/>
         <w:pBdr/>
         <w:spacing/>
         <w:ind/>
@@ -6297,10 +7640,18 @@
           <w:szCs w:val="24"/>
         </w:rPr>
       </w:r>
+      <w:r>
+        <w:rPr>
+          <w:rFonts w:ascii="Arial" w:hAnsi="Arial" w:cs="Arial"/>
+          <w:color w:val="000000" w:themeColor="text1"/>
+          <w:sz w:val="24"/>
+          <w:szCs w:val="24"/>
+        </w:rPr>
+      </w:r>
     </w:p>
     <w:p>
       <w:pPr>
-        <w:pStyle w:val="868"/>
+        <w:pStyle w:val="1048"/>
         <w:pBdr>
           <w:top w:val="single" w:color="d9d9d9" w:sz="3" w:space="0"/>
           <w:left w:val="single" w:color="d9d9d9" w:sz="3" w:space="0"/>
@@ -6354,10 +7705,18 @@
           <w:szCs w:val="24"/>
         </w:rPr>
       </w:r>
+      <w:r>
+        <w:rPr>
+          <w:rFonts w:ascii="Arial" w:hAnsi="Arial" w:cs="Arial"/>
+          <w:color w:val="000000" w:themeColor="text1"/>
+          <w:sz w:val="24"/>
+          <w:szCs w:val="24"/>
+        </w:rPr>
+      </w:r>
     </w:p>
     <w:p>
       <w:pPr>
-        <w:pStyle w:val="710"/>
+        <w:pStyle w:val="890"/>
         <w:pBdr/>
         <w:spacing/>
         <w:ind/>
@@ -6385,10 +7744,18 @@
           <w:szCs w:val="24"/>
         </w:rPr>
       </w:r>
+      <w:r>
+        <w:rPr>
+          <w:rFonts w:ascii="Arial" w:hAnsi="Arial" w:cs="Arial"/>
+          <w:color w:val="000000" w:themeColor="text1"/>
+          <w:sz w:val="24"/>
+          <w:szCs w:val="24"/>
+        </w:rPr>
+      </w:r>
     </w:p>
     <w:p>
       <w:pPr>
-        <w:pStyle w:val="739"/>
+        <w:pStyle w:val="919"/>
         <w:pBdr/>
         <w:spacing w:after="40"/>
         <w:ind/>
@@ -6416,10 +7783,18 @@
           <w:szCs w:val="24"/>
         </w:rPr>
       </w:r>
+      <w:r>
+        <w:rPr>
+          <w:rFonts w:ascii="Arial" w:hAnsi="Arial" w:cs="Arial"/>
+          <w:color w:val="000000" w:themeColor="text1"/>
+          <w:sz w:val="24"/>
+          <w:szCs w:val="24"/>
+        </w:rPr>
+      </w:r>
     </w:p>
     <w:p>
       <w:pPr>
-        <w:pStyle w:val="739"/>
+        <w:pStyle w:val="919"/>
         <w:pBdr/>
         <w:spacing w:after="40"/>
         <w:ind/>
@@ -6447,10 +7822,18 @@
           <w:szCs w:val="24"/>
         </w:rPr>
       </w:r>
+      <w:r>
+        <w:rPr>
+          <w:rFonts w:ascii="Arial" w:hAnsi="Arial" w:cs="Arial"/>
+          <w:color w:val="000000" w:themeColor="text1"/>
+          <w:sz w:val="24"/>
+          <w:szCs w:val="24"/>
+        </w:rPr>
+      </w:r>
     </w:p>
     <w:p>
       <w:pPr>
-        <w:pStyle w:val="739"/>
+        <w:pStyle w:val="919"/>
         <w:pBdr/>
         <w:spacing w:after="40"/>
         <w:ind/>
@@ -6478,10 +7861,18 @@
           <w:szCs w:val="24"/>
         </w:rPr>
       </w:r>
+      <w:r>
+        <w:rPr>
+          <w:rFonts w:ascii="Arial" w:hAnsi="Arial" w:cs="Arial"/>
+          <w:color w:val="000000" w:themeColor="text1"/>
+          <w:sz w:val="24"/>
+          <w:szCs w:val="24"/>
+        </w:rPr>
+      </w:r>
     </w:p>
     <w:p>
       <w:pPr>
-        <w:pStyle w:val="739"/>
+        <w:pStyle w:val="919"/>
         <w:pBdr/>
         <w:spacing w:after="40"/>
         <w:ind/>
@@ -6509,10 +7900,18 @@
           <w:szCs w:val="24"/>
         </w:rPr>
       </w:r>
+      <w:r>
+        <w:rPr>
+          <w:rFonts w:ascii="Arial" w:hAnsi="Arial" w:cs="Arial"/>
+          <w:color w:val="000000" w:themeColor="text1"/>
+          <w:sz w:val="24"/>
+          <w:szCs w:val="24"/>
+        </w:rPr>
+      </w:r>
     </w:p>
     <w:p>
       <w:pPr>
-        <w:pStyle w:val="739"/>
+        <w:pStyle w:val="919"/>
         <w:pBdr/>
         <w:spacing w:after="40"/>
         <w:ind/>
@@ -6540,10 +7939,18 @@
           <w:szCs w:val="24"/>
         </w:rPr>
       </w:r>
+      <w:r>
+        <w:rPr>
+          <w:rFonts w:ascii="Arial" w:hAnsi="Arial" w:cs="Arial"/>
+          <w:color w:val="000000" w:themeColor="text1"/>
+          <w:sz w:val="24"/>
+          <w:szCs w:val="24"/>
+        </w:rPr>
+      </w:r>
     </w:p>
     <w:p>
       <w:pPr>
-        <w:pStyle w:val="739"/>
+        <w:pStyle w:val="919"/>
         <w:pBdr/>
         <w:spacing w:after="40"/>
         <w:ind/>
@@ -6571,10 +7978,18 @@
           <w:szCs w:val="24"/>
         </w:rPr>
       </w:r>
+      <w:r>
+        <w:rPr>
+          <w:rFonts w:ascii="Arial" w:hAnsi="Arial" w:cs="Arial"/>
+          <w:color w:val="000000" w:themeColor="text1"/>
+          <w:sz w:val="24"/>
+          <w:szCs w:val="24"/>
+        </w:rPr>
+      </w:r>
     </w:p>
     <w:p>
       <w:pPr>
-        <w:pStyle w:val="739"/>
+        <w:pStyle w:val="919"/>
         <w:pBdr/>
         <w:spacing w:after="40"/>
         <w:ind/>
@@ -6602,6 +8017,14 @@
           <w:szCs w:val="24"/>
         </w:rPr>
       </w:r>
+      <w:r>
+        <w:rPr>
+          <w:rFonts w:ascii="Arial" w:hAnsi="Arial" w:cs="Arial"/>
+          <w:color w:val="000000" w:themeColor="text1"/>
+          <w:sz w:val="24"/>
+          <w:szCs w:val="24"/>
+        </w:rPr>
+      </w:r>
     </w:p>
     <w:p>
       <w:pPr>
@@ -6632,10 +8055,18 @@
           <w:szCs w:val="24"/>
         </w:rPr>
       </w:r>
+      <w:r>
+        <w:rPr>
+          <w:rFonts w:ascii="Arial" w:hAnsi="Arial" w:cs="Arial"/>
+          <w:color w:val="000000" w:themeColor="text1"/>
+          <w:sz w:val="24"/>
+          <w:szCs w:val="24"/>
+        </w:rPr>
+      </w:r>
     </w:p>
     <w:p>
       <w:pPr>
-        <w:pStyle w:val="710"/>
+        <w:pStyle w:val="890"/>
         <w:pBdr/>
         <w:spacing/>
         <w:ind/>
@@ -6663,10 +8094,18 @@
           <w:szCs w:val="24"/>
         </w:rPr>
       </w:r>
+      <w:r>
+        <w:rPr>
+          <w:rFonts w:ascii="Arial" w:hAnsi="Arial" w:cs="Arial"/>
+          <w:color w:val="000000" w:themeColor="text1"/>
+          <w:sz w:val="24"/>
+          <w:szCs w:val="24"/>
+        </w:rPr>
+      </w:r>
     </w:p>
     <w:p>
       <w:pPr>
-        <w:pStyle w:val="868"/>
+        <w:pStyle w:val="1048"/>
         <w:pBdr>
           <w:top w:val="single" w:color="d9d9d9" w:sz="3" w:space="0"/>
           <w:left w:val="single" w:color="d9d9d9" w:sz="3" w:space="0"/>
@@ -6737,6 +8176,14 @@
           <w:szCs w:val="24"/>
         </w:rPr>
       </w:r>
+      <w:r>
+        <w:rPr>
+          <w:rFonts w:ascii="Arial" w:hAnsi="Arial" w:cs="Arial"/>
+          <w:color w:val="000000" w:themeColor="text1"/>
+          <w:sz w:val="24"/>
+          <w:szCs w:val="24"/>
+        </w:rPr>
+      </w:r>
     </w:p>
     <w:p>
       <w:pPr>
@@ -6767,10 +8214,18 @@
           <w:szCs w:val="24"/>
         </w:rPr>
       </w:r>
+      <w:r>
+        <w:rPr>
+          <w:rFonts w:ascii="Arial" w:hAnsi="Arial" w:cs="Arial"/>
+          <w:color w:val="000000" w:themeColor="text1"/>
+          <w:sz w:val="24"/>
+          <w:szCs w:val="24"/>
+        </w:rPr>
+      </w:r>
     </w:p>
     <w:p>
       <w:pPr>
-        <w:pStyle w:val="709"/>
+        <w:pStyle w:val="889"/>
         <w:pBdr/>
         <w:spacing/>
         <w:ind/>
@@ -6798,6 +8253,14 @@
           <w:szCs w:val="24"/>
         </w:rPr>
       </w:r>
+      <w:r>
+        <w:rPr>
+          <w:rFonts w:ascii="Arial" w:hAnsi="Arial" w:cs="Arial"/>
+          <w:color w:val="000000" w:themeColor="text1"/>
+          <w:sz w:val="24"/>
+          <w:szCs w:val="24"/>
+        </w:rPr>
+      </w:r>
     </w:p>
     <w:p>
       <w:pPr>
@@ -6828,10 +8291,18 @@
           <w:szCs w:val="24"/>
         </w:rPr>
       </w:r>
+      <w:r>
+        <w:rPr>
+          <w:rFonts w:ascii="Arial" w:hAnsi="Arial" w:cs="Arial"/>
+          <w:color w:val="000000" w:themeColor="text1"/>
+          <w:sz w:val="24"/>
+          <w:szCs w:val="24"/>
+        </w:rPr>
+      </w:r>
     </w:p>
     <w:p>
       <w:pPr>
-        <w:pStyle w:val="742"/>
+        <w:pStyle w:val="922"/>
         <w:pBdr/>
         <w:spacing/>
         <w:ind/>
@@ -6859,10 +8330,18 @@
           <w:szCs w:val="24"/>
         </w:rPr>
       </w:r>
+      <w:r>
+        <w:rPr>
+          <w:rFonts w:ascii="Arial" w:hAnsi="Arial" w:cs="Arial"/>
+          <w:color w:val="000000" w:themeColor="text1"/>
+          <w:sz w:val="24"/>
+          <w:szCs w:val="24"/>
+        </w:rPr>
+      </w:r>
     </w:p>
     <w:p>
       <w:pPr>
-        <w:pStyle w:val="742"/>
+        <w:pStyle w:val="922"/>
         <w:pBdr/>
         <w:spacing/>
         <w:ind/>
@@ -6890,10 +8369,18 @@
           <w:szCs w:val="24"/>
         </w:rPr>
       </w:r>
+      <w:r>
+        <w:rPr>
+          <w:rFonts w:ascii="Arial" w:hAnsi="Arial" w:cs="Arial"/>
+          <w:color w:val="000000" w:themeColor="text1"/>
+          <w:sz w:val="24"/>
+          <w:szCs w:val="24"/>
+        </w:rPr>
+      </w:r>
     </w:p>
     <w:p>
       <w:pPr>
-        <w:pStyle w:val="742"/>
+        <w:pStyle w:val="922"/>
         <w:pBdr/>
         <w:spacing/>
         <w:ind/>
@@ -6921,10 +8408,18 @@
           <w:szCs w:val="24"/>
         </w:rPr>
       </w:r>
+      <w:r>
+        <w:rPr>
+          <w:rFonts w:ascii="Arial" w:hAnsi="Arial" w:cs="Arial"/>
+          <w:color w:val="000000" w:themeColor="text1"/>
+          <w:sz w:val="24"/>
+          <w:szCs w:val="24"/>
+        </w:rPr>
+      </w:r>
     </w:p>
     <w:p>
       <w:pPr>
-        <w:pStyle w:val="742"/>
+        <w:pStyle w:val="922"/>
         <w:pBdr/>
         <w:spacing/>
         <w:ind/>
@@ -6952,10 +8447,18 @@
           <w:szCs w:val="24"/>
         </w:rPr>
       </w:r>
+      <w:r>
+        <w:rPr>
+          <w:rFonts w:ascii="Arial" w:hAnsi="Arial" w:cs="Arial"/>
+          <w:color w:val="000000" w:themeColor="text1"/>
+          <w:sz w:val="24"/>
+          <w:szCs w:val="24"/>
+        </w:rPr>
+      </w:r>
     </w:p>
     <w:p>
       <w:pPr>
-        <w:pStyle w:val="742"/>
+        <w:pStyle w:val="922"/>
         <w:pBdr/>
         <w:spacing/>
         <w:ind/>
@@ -6983,10 +8486,18 @@
           <w:szCs w:val="24"/>
         </w:rPr>
       </w:r>
+      <w:r>
+        <w:rPr>
+          <w:rFonts w:ascii="Arial" w:hAnsi="Arial" w:cs="Arial"/>
+          <w:color w:val="000000" w:themeColor="text1"/>
+          <w:sz w:val="24"/>
+          <w:szCs w:val="24"/>
+        </w:rPr>
+      </w:r>
     </w:p>
     <w:p>
       <w:pPr>
-        <w:pStyle w:val="742"/>
+        <w:pStyle w:val="922"/>
         <w:pBdr/>
         <w:spacing/>
         <w:ind/>
@@ -7014,10 +8525,18 @@
           <w:szCs w:val="24"/>
         </w:rPr>
       </w:r>
+      <w:r>
+        <w:rPr>
+          <w:rFonts w:ascii="Arial" w:hAnsi="Arial" w:cs="Arial"/>
+          <w:color w:val="000000" w:themeColor="text1"/>
+          <w:sz w:val="24"/>
+          <w:szCs w:val="24"/>
+        </w:rPr>
+      </w:r>
     </w:p>
     <w:p>
       <w:pPr>
-        <w:pStyle w:val="742"/>
+        <w:pStyle w:val="922"/>
         <w:pBdr/>
         <w:spacing/>
         <w:ind/>
@@ -7045,10 +8564,18 @@
           <w:szCs w:val="24"/>
         </w:rPr>
       </w:r>
+      <w:r>
+        <w:rPr>
+          <w:rFonts w:ascii="Arial" w:hAnsi="Arial" w:cs="Arial"/>
+          <w:color w:val="000000" w:themeColor="text1"/>
+          <w:sz w:val="24"/>
+          <w:szCs w:val="24"/>
+        </w:rPr>
+      </w:r>
     </w:p>
     <w:p>
       <w:pPr>
-        <w:pStyle w:val="742"/>
+        <w:pStyle w:val="922"/>
         <w:pBdr/>
         <w:spacing/>
         <w:ind/>
@@ -7076,10 +8603,18 @@
           <w:szCs w:val="24"/>
         </w:rPr>
       </w:r>
+      <w:r>
+        <w:rPr>
+          <w:rFonts w:ascii="Arial" w:hAnsi="Arial" w:cs="Arial"/>
+          <w:color w:val="000000" w:themeColor="text1"/>
+          <w:sz w:val="24"/>
+          <w:szCs w:val="24"/>
+        </w:rPr>
+      </w:r>
     </w:p>
     <w:p>
       <w:pPr>
-        <w:pStyle w:val="742"/>
+        <w:pStyle w:val="922"/>
         <w:pBdr/>
         <w:spacing/>
         <w:ind/>
@@ -7107,10 +8642,18 @@
           <w:szCs w:val="24"/>
         </w:rPr>
       </w:r>
+      <w:r>
+        <w:rPr>
+          <w:rFonts w:ascii="Arial" w:hAnsi="Arial" w:cs="Arial"/>
+          <w:color w:val="000000" w:themeColor="text1"/>
+          <w:sz w:val="24"/>
+          <w:szCs w:val="24"/>
+        </w:rPr>
+      </w:r>
     </w:p>
     <w:p>
       <w:pPr>
-        <w:pStyle w:val="742"/>
+        <w:pStyle w:val="922"/>
         <w:pBdr/>
         <w:spacing/>
         <w:ind/>
@@ -7138,10 +8681,18 @@
           <w:szCs w:val="24"/>
         </w:rPr>
       </w:r>
+      <w:r>
+        <w:rPr>
+          <w:rFonts w:ascii="Arial" w:hAnsi="Arial" w:cs="Arial"/>
+          <w:color w:val="000000" w:themeColor="text1"/>
+          <w:sz w:val="24"/>
+          <w:szCs w:val="24"/>
+        </w:rPr>
+      </w:r>
     </w:p>
     <w:p>
       <w:pPr>
-        <w:pStyle w:val="742"/>
+        <w:pStyle w:val="922"/>
         <w:pBdr/>
         <w:spacing/>
         <w:ind/>
@@ -7169,10 +8720,18 @@
           <w:szCs w:val="24"/>
         </w:rPr>
       </w:r>
+      <w:r>
+        <w:rPr>
+          <w:rFonts w:ascii="Arial" w:hAnsi="Arial" w:cs="Arial"/>
+          <w:color w:val="000000" w:themeColor="text1"/>
+          <w:sz w:val="24"/>
+          <w:szCs w:val="24"/>
+        </w:rPr>
+      </w:r>
     </w:p>
     <w:p>
       <w:pPr>
-        <w:pStyle w:val="742"/>
+        <w:pStyle w:val="922"/>
         <w:pBdr/>
         <w:spacing/>
         <w:ind/>
@@ -7200,10 +8759,18 @@
           <w:szCs w:val="24"/>
         </w:rPr>
       </w:r>
+      <w:r>
+        <w:rPr>
+          <w:rFonts w:ascii="Arial" w:hAnsi="Arial" w:cs="Arial"/>
+          <w:color w:val="000000" w:themeColor="text1"/>
+          <w:sz w:val="24"/>
+          <w:szCs w:val="24"/>
+        </w:rPr>
+      </w:r>
     </w:p>
     <w:p>
       <w:pPr>
-        <w:pStyle w:val="742"/>
+        <w:pStyle w:val="922"/>
         <w:pBdr/>
         <w:spacing/>
         <w:ind/>
@@ -7226,6 +8793,14 @@
       <w:r>
         <w:rPr>
           <w:rFonts w:ascii="Arial" w:hAnsi="Arial" w:eastAsia="Arial" w:cs="Arial"/>
+          <w:color w:val="000000" w:themeColor="text1"/>
+          <w:sz w:val="24"/>
+          <w:szCs w:val="24"/>
+        </w:rPr>
+      </w:r>
+      <w:r>
+        <w:rPr>
+          <w:rFonts w:ascii="Arial" w:hAnsi="Arial" w:cs="Arial"/>
           <w:color w:val="000000" w:themeColor="text1"/>
           <w:sz w:val="24"/>
           <w:szCs w:val="24"/>
@@ -7271,10 +8846,18 @@
           <w:szCs w:val="24"/>
         </w:rPr>
       </w:r>
+      <w:r>
+        <w:rPr>
+          <w:rFonts w:ascii="Arial" w:hAnsi="Arial" w:cs="Arial"/>
+          <w:color w:val="000000" w:themeColor="text1"/>
+          <w:sz w:val="24"/>
+          <w:szCs w:val="24"/>
+        </w:rPr>
+      </w:r>
     </w:p>
     <w:p>
       <w:pPr>
-        <w:pStyle w:val="709"/>
+        <w:pStyle w:val="889"/>
         <w:pBdr/>
         <w:spacing/>
         <w:ind/>
@@ -7302,10 +8885,18 @@
           <w:szCs w:val="24"/>
         </w:rPr>
       </w:r>
+      <w:r>
+        <w:rPr>
+          <w:rFonts w:ascii="Arial" w:hAnsi="Arial" w:cs="Arial"/>
+          <w:color w:val="000000" w:themeColor="text1"/>
+          <w:sz w:val="24"/>
+          <w:szCs w:val="24"/>
+        </w:rPr>
+      </w:r>
     </w:p>
     <w:p>
       <w:pPr>
-        <w:pStyle w:val="710"/>
+        <w:pStyle w:val="890"/>
         <w:pBdr/>
         <w:spacing/>
         <w:ind/>
@@ -7333,6 +8924,14 @@
           <w:szCs w:val="24"/>
         </w:rPr>
       </w:r>
+      <w:r>
+        <w:rPr>
+          <w:rFonts w:ascii="Arial" w:hAnsi="Arial" w:cs="Arial"/>
+          <w:color w:val="000000" w:themeColor="text1"/>
+          <w:sz w:val="24"/>
+          <w:szCs w:val="24"/>
+        </w:rPr>
+      </w:r>
     </w:p>
     <w:p>
       <w:pPr>
@@ -7363,10 +8962,18 @@
           <w:szCs w:val="24"/>
         </w:rPr>
       </w:r>
+      <w:r>
+        <w:rPr>
+          <w:rFonts w:ascii="Arial" w:hAnsi="Arial" w:cs="Arial"/>
+          <w:color w:val="000000" w:themeColor="text1"/>
+          <w:sz w:val="24"/>
+          <w:szCs w:val="24"/>
+        </w:rPr>
+      </w:r>
     </w:p>
     <w:p>
       <w:pPr>
-        <w:pStyle w:val="868"/>
+        <w:pStyle w:val="1048"/>
         <w:pBdr>
           <w:top w:val="single" w:color="d9d9d9" w:sz="3" w:space="0"/>
           <w:left w:val="single" w:color="d9d9d9" w:sz="3" w:space="0"/>
@@ -7400,6 +9007,14 @@
           <w:szCs w:val="24"/>
         </w:rPr>
       </w:r>
+      <w:r>
+        <w:rPr>
+          <w:rFonts w:ascii="Arial" w:hAnsi="Arial" w:cs="Arial"/>
+          <w:color w:val="000000" w:themeColor="text1"/>
+          <w:sz w:val="24"/>
+          <w:szCs w:val="24"/>
+        </w:rPr>
+      </w:r>
     </w:p>
     <w:p>
       <w:pPr>
@@ -7430,10 +9045,18 @@
           <w:szCs w:val="24"/>
         </w:rPr>
       </w:r>
+      <w:r>
+        <w:rPr>
+          <w:rFonts w:ascii="Arial" w:hAnsi="Arial" w:cs="Arial"/>
+          <w:color w:val="000000" w:themeColor="text1"/>
+          <w:sz w:val="24"/>
+          <w:szCs w:val="24"/>
+        </w:rPr>
+      </w:r>
     </w:p>
     <w:p>
       <w:pPr>
-        <w:pStyle w:val="710"/>
+        <w:pStyle w:val="890"/>
         <w:pBdr/>
         <w:spacing/>
         <w:ind/>
@@ -7461,6 +9084,14 @@
           <w:szCs w:val="24"/>
         </w:rPr>
       </w:r>
+      <w:r>
+        <w:rPr>
+          <w:rFonts w:ascii="Arial" w:hAnsi="Arial" w:cs="Arial"/>
+          <w:color w:val="000000" w:themeColor="text1"/>
+          <w:sz w:val="24"/>
+          <w:szCs w:val="24"/>
+        </w:rPr>
+      </w:r>
     </w:p>
     <w:p>
       <w:pPr>
@@ -7491,10 +9122,18 @@
           <w:szCs w:val="24"/>
         </w:rPr>
       </w:r>
+      <w:r>
+        <w:rPr>
+          <w:rFonts w:ascii="Arial" w:hAnsi="Arial" w:cs="Arial"/>
+          <w:color w:val="000000" w:themeColor="text1"/>
+          <w:sz w:val="24"/>
+          <w:szCs w:val="24"/>
+        </w:rPr>
+      </w:r>
     </w:p>
     <w:p>
       <w:pPr>
-        <w:pStyle w:val="710"/>
+        <w:pStyle w:val="890"/>
         <w:pBdr/>
         <w:spacing/>
         <w:ind/>
@@ -7522,10 +9161,18 @@
           <w:szCs w:val="24"/>
         </w:rPr>
       </w:r>
+      <w:r>
+        <w:rPr>
+          <w:rFonts w:ascii="Arial" w:hAnsi="Arial" w:cs="Arial"/>
+          <w:color w:val="000000" w:themeColor="text1"/>
+          <w:sz w:val="24"/>
+          <w:szCs w:val="24"/>
+        </w:rPr>
+      </w:r>
     </w:p>
     <w:p>
       <w:pPr>
-        <w:pStyle w:val="739"/>
+        <w:pStyle w:val="919"/>
         <w:pBdr/>
         <w:spacing w:after="40"/>
         <w:ind/>
@@ -7553,10 +9200,18 @@
           <w:szCs w:val="24"/>
         </w:rPr>
       </w:r>
+      <w:r>
+        <w:rPr>
+          <w:rFonts w:ascii="Arial" w:hAnsi="Arial" w:cs="Arial"/>
+          <w:color w:val="000000" w:themeColor="text1"/>
+          <w:sz w:val="24"/>
+          <w:szCs w:val="24"/>
+        </w:rPr>
+      </w:r>
     </w:p>
     <w:p>
       <w:pPr>
-        <w:pStyle w:val="739"/>
+        <w:pStyle w:val="919"/>
         <w:pBdr/>
         <w:spacing w:after="40"/>
         <w:ind/>
@@ -7584,10 +9239,18 @@
           <w:szCs w:val="24"/>
         </w:rPr>
       </w:r>
+      <w:r>
+        <w:rPr>
+          <w:rFonts w:ascii="Arial" w:hAnsi="Arial" w:cs="Arial"/>
+          <w:color w:val="000000" w:themeColor="text1"/>
+          <w:sz w:val="24"/>
+          <w:szCs w:val="24"/>
+        </w:rPr>
+      </w:r>
     </w:p>
     <w:p>
       <w:pPr>
-        <w:pStyle w:val="739"/>
+        <w:pStyle w:val="919"/>
         <w:pBdr/>
         <w:spacing w:after="40"/>
         <w:ind/>
@@ -7615,10 +9278,18 @@
           <w:szCs w:val="24"/>
         </w:rPr>
       </w:r>
+      <w:r>
+        <w:rPr>
+          <w:rFonts w:ascii="Arial" w:hAnsi="Arial" w:cs="Arial"/>
+          <w:color w:val="000000" w:themeColor="text1"/>
+          <w:sz w:val="24"/>
+          <w:szCs w:val="24"/>
+        </w:rPr>
+      </w:r>
     </w:p>
     <w:p>
       <w:pPr>
-        <w:pStyle w:val="739"/>
+        <w:pStyle w:val="919"/>
         <w:pBdr/>
         <w:spacing w:after="40"/>
         <w:ind/>
@@ -7646,10 +9317,18 @@
           <w:szCs w:val="24"/>
         </w:rPr>
       </w:r>
+      <w:r>
+        <w:rPr>
+          <w:rFonts w:ascii="Arial" w:hAnsi="Arial" w:cs="Arial"/>
+          <w:color w:val="000000" w:themeColor="text1"/>
+          <w:sz w:val="24"/>
+          <w:szCs w:val="24"/>
+        </w:rPr>
+      </w:r>
     </w:p>
     <w:p>
       <w:pPr>
-        <w:pStyle w:val="739"/>
+        <w:pStyle w:val="919"/>
         <w:pBdr/>
         <w:spacing w:after="40"/>
         <w:ind/>
@@ -7677,10 +9356,18 @@
           <w:szCs w:val="24"/>
         </w:rPr>
       </w:r>
+      <w:r>
+        <w:rPr>
+          <w:rFonts w:ascii="Arial" w:hAnsi="Arial" w:cs="Arial"/>
+          <w:color w:val="000000" w:themeColor="text1"/>
+          <w:sz w:val="24"/>
+          <w:szCs w:val="24"/>
+        </w:rPr>
+      </w:r>
     </w:p>
     <w:p>
       <w:pPr>
-        <w:pStyle w:val="709"/>
+        <w:pStyle w:val="889"/>
         <w:pBdr/>
         <w:spacing/>
         <w:ind/>
@@ -7698,7 +9385,7 @@
           <w:sz w:val="24"/>
           <w:szCs w:val="24"/>
         </w:rPr>
-        <w:t xml:space="preserve">9. Validações e testes manuais da release</w:t>
+        <w:t>9. Validações e testes manuais da versão</w:t>
       </w:r>
       <w:r>
         <w:rPr>
@@ -7708,10 +9395,18 @@
           <w:szCs w:val="24"/>
         </w:rPr>
       </w:r>
+      <w:r>
+        <w:rPr>
+          <w:rFonts w:ascii="Arial" w:hAnsi="Arial" w:cs="Arial"/>
+          <w:color w:val="000000" w:themeColor="text1"/>
+          <w:sz w:val="24"/>
+          <w:szCs w:val="24"/>
+        </w:rPr>
+      </w:r>
     </w:p>
     <w:p>
       <w:pPr>
-        <w:pStyle w:val="739"/>
+        <w:pStyle w:val="919"/>
         <w:pBdr/>
         <w:spacing w:after="40"/>
         <w:ind/>
@@ -7739,10 +9434,18 @@
           <w:szCs w:val="24"/>
         </w:rPr>
       </w:r>
+      <w:r>
+        <w:rPr>
+          <w:rFonts w:ascii="Arial" w:hAnsi="Arial" w:cs="Arial"/>
+          <w:color w:val="000000" w:themeColor="text1"/>
+          <w:sz w:val="24"/>
+          <w:szCs w:val="24"/>
+        </w:rPr>
+      </w:r>
     </w:p>
     <w:p>
       <w:pPr>
-        <w:pStyle w:val="739"/>
+        <w:pStyle w:val="919"/>
         <w:pBdr/>
         <w:spacing w:after="40"/>
         <w:ind/>
@@ -7770,10 +9473,18 @@
           <w:szCs w:val="24"/>
         </w:rPr>
       </w:r>
+      <w:r>
+        <w:rPr>
+          <w:rFonts w:ascii="Arial" w:hAnsi="Arial" w:cs="Arial"/>
+          <w:color w:val="000000" w:themeColor="text1"/>
+          <w:sz w:val="24"/>
+          <w:szCs w:val="24"/>
+        </w:rPr>
+      </w:r>
     </w:p>
     <w:p>
       <w:pPr>
-        <w:pStyle w:val="739"/>
+        <w:pStyle w:val="919"/>
         <w:pBdr/>
         <w:spacing w:after="40"/>
         <w:ind/>
@@ -7801,10 +9512,18 @@
           <w:szCs w:val="24"/>
         </w:rPr>
       </w:r>
+      <w:r>
+        <w:rPr>
+          <w:rFonts w:ascii="Arial" w:hAnsi="Arial" w:cs="Arial"/>
+          <w:color w:val="000000" w:themeColor="text1"/>
+          <w:sz w:val="24"/>
+          <w:szCs w:val="24"/>
+        </w:rPr>
+      </w:r>
     </w:p>
     <w:p>
       <w:pPr>
-        <w:pStyle w:val="739"/>
+        <w:pStyle w:val="919"/>
         <w:pBdr/>
         <w:spacing w:after="40"/>
         <w:ind/>
@@ -7832,10 +9551,18 @@
           <w:szCs w:val="24"/>
         </w:rPr>
       </w:r>
+      <w:r>
+        <w:rPr>
+          <w:rFonts w:ascii="Arial" w:hAnsi="Arial" w:cs="Arial"/>
+          <w:color w:val="000000" w:themeColor="text1"/>
+          <w:sz w:val="24"/>
+          <w:szCs w:val="24"/>
+        </w:rPr>
+      </w:r>
     </w:p>
     <w:p>
       <w:pPr>
-        <w:pStyle w:val="739"/>
+        <w:pStyle w:val="919"/>
         <w:pBdr/>
         <w:spacing w:after="40"/>
         <w:ind/>
@@ -7863,10 +9590,18 @@
           <w:szCs w:val="24"/>
         </w:rPr>
       </w:r>
+      <w:r>
+        <w:rPr>
+          <w:rFonts w:ascii="Arial" w:hAnsi="Arial" w:cs="Arial"/>
+          <w:color w:val="000000" w:themeColor="text1"/>
+          <w:sz w:val="24"/>
+          <w:szCs w:val="24"/>
+        </w:rPr>
+      </w:r>
     </w:p>
     <w:p>
       <w:pPr>
-        <w:pStyle w:val="739"/>
+        <w:pStyle w:val="919"/>
         <w:pBdr/>
         <w:spacing w:after="40"/>
         <w:ind/>
@@ -7894,10 +9629,18 @@
           <w:szCs w:val="24"/>
         </w:rPr>
       </w:r>
+      <w:r>
+        <w:rPr>
+          <w:rFonts w:ascii="Arial" w:hAnsi="Arial" w:cs="Arial"/>
+          <w:color w:val="000000" w:themeColor="text1"/>
+          <w:sz w:val="24"/>
+          <w:szCs w:val="24"/>
+        </w:rPr>
+      </w:r>
     </w:p>
     <w:p>
       <w:pPr>
-        <w:pStyle w:val="739"/>
+        <w:pStyle w:val="919"/>
         <w:pBdr/>
         <w:spacing w:after="40"/>
         <w:ind/>
@@ -7925,10 +9668,18 @@
           <w:szCs w:val="24"/>
         </w:rPr>
       </w:r>
+      <w:r>
+        <w:rPr>
+          <w:rFonts w:ascii="Arial" w:hAnsi="Arial" w:cs="Arial"/>
+          <w:color w:val="000000" w:themeColor="text1"/>
+          <w:sz w:val="24"/>
+          <w:szCs w:val="24"/>
+        </w:rPr>
+      </w:r>
     </w:p>
     <w:p>
       <w:pPr>
-        <w:pStyle w:val="739"/>
+        <w:pStyle w:val="919"/>
         <w:pBdr/>
         <w:spacing w:after="40"/>
         <w:ind/>
@@ -7956,10 +9707,18 @@
           <w:szCs w:val="24"/>
         </w:rPr>
       </w:r>
+      <w:r>
+        <w:rPr>
+          <w:rFonts w:ascii="Arial" w:hAnsi="Arial" w:cs="Arial"/>
+          <w:color w:val="000000" w:themeColor="text1"/>
+          <w:sz w:val="24"/>
+          <w:szCs w:val="24"/>
+        </w:rPr>
+      </w:r>
     </w:p>
     <w:p>
       <w:pPr>
-        <w:pStyle w:val="739"/>
+        <w:pStyle w:val="919"/>
         <w:pBdr/>
         <w:spacing w:after="40"/>
         <w:ind/>
@@ -7987,10 +9746,18 @@
           <w:szCs w:val="24"/>
         </w:rPr>
       </w:r>
+      <w:r>
+        <w:rPr>
+          <w:rFonts w:ascii="Arial" w:hAnsi="Arial" w:cs="Arial"/>
+          <w:color w:val="000000" w:themeColor="text1"/>
+          <w:sz w:val="24"/>
+          <w:szCs w:val="24"/>
+        </w:rPr>
+      </w:r>
     </w:p>
     <w:p>
       <w:pPr>
-        <w:pStyle w:val="739"/>
+        <w:pStyle w:val="919"/>
         <w:pBdr/>
         <w:spacing w:after="40"/>
         <w:ind/>
@@ -8018,10 +9785,18 @@
           <w:szCs w:val="24"/>
         </w:rPr>
       </w:r>
+      <w:r>
+        <w:rPr>
+          <w:rFonts w:ascii="Arial" w:hAnsi="Arial" w:cs="Arial"/>
+          <w:color w:val="000000" w:themeColor="text1"/>
+          <w:sz w:val="24"/>
+          <w:szCs w:val="24"/>
+        </w:rPr>
+      </w:r>
     </w:p>
     <w:p>
       <w:pPr>
-        <w:pStyle w:val="739"/>
+        <w:pStyle w:val="919"/>
         <w:pBdr/>
         <w:spacing w:after="40"/>
         <w:ind/>
@@ -8049,10 +9824,18 @@
           <w:szCs w:val="24"/>
         </w:rPr>
       </w:r>
+      <w:r>
+        <w:rPr>
+          <w:rFonts w:ascii="Arial" w:hAnsi="Arial" w:cs="Arial"/>
+          <w:color w:val="000000" w:themeColor="text1"/>
+          <w:sz w:val="24"/>
+          <w:szCs w:val="24"/>
+        </w:rPr>
+      </w:r>
     </w:p>
     <w:p>
       <w:pPr>
-        <w:pStyle w:val="739"/>
+        <w:pStyle w:val="919"/>
         <w:pBdr/>
         <w:spacing w:after="40"/>
         <w:ind/>
@@ -8080,10 +9863,18 @@
           <w:szCs w:val="24"/>
         </w:rPr>
       </w:r>
+      <w:r>
+        <w:rPr>
+          <w:rFonts w:ascii="Arial" w:hAnsi="Arial" w:cs="Arial"/>
+          <w:color w:val="000000" w:themeColor="text1"/>
+          <w:sz w:val="24"/>
+          <w:szCs w:val="24"/>
+        </w:rPr>
+      </w:r>
     </w:p>
     <w:p>
       <w:pPr>
-        <w:pStyle w:val="709"/>
+        <w:pStyle w:val="889"/>
         <w:pBdr/>
         <w:spacing/>
         <w:ind/>
@@ -8111,40 +9902,9 @@
           <w:szCs w:val="24"/>
         </w:rPr>
       </w:r>
-    </w:p>
-    <w:p>
-      <w:pPr>
-        <w:pBdr/>
-        <w:spacing/>
-        <w:ind/>
+      <w:r>
         <w:rPr>
           <w:rFonts w:ascii="Arial" w:hAnsi="Arial" w:cs="Arial"/>
-          <w:color w:val="000000" w:themeColor="text1"/>
-          <w:sz w:val="24"/>
-          <w:szCs w:val="24"/>
-        </w:rPr>
-      </w:pPr>
-      <w:r>
-        <w:rPr>
-          <w:rFonts w:ascii="Arial" w:hAnsi="Arial" w:eastAsia="Arial" w:cs="Arial"/>
-          <w:color w:val="000000" w:themeColor="text1"/>
-          <w:sz w:val="24"/>
-          <w:szCs w:val="24"/>
-        </w:rPr>
-        <w:t xml:space="preserve">A release 1.0.0 implementa o fluxo principal de ponta a ponta com separação entre estoque e faturament</w:t>
-      </w:r>
-      <w:r>
-        <w:rPr>
-          <w:rFonts w:ascii="Arial" w:hAnsi="Arial" w:eastAsia="Arial" w:cs="Arial"/>
-          <w:color w:val="000000" w:themeColor="text1"/>
-          <w:sz w:val="24"/>
-          <w:szCs w:val="24"/>
-        </w:rPr>
-        <w:t xml:space="preserve">o, persistência real, tratamento global de erros e feedback visual no Angular. O uso de transação no débito, HttpClient entre APIs, interceptor no frontend, Reactive Forms/FormArray, RxJS e LINQ está diretamente ligado a necessidades funcionais do sistema.</w:t>
-      </w:r>
-      <w:r>
-        <w:rPr>
-          <w:rFonts w:ascii="Arial" w:hAnsi="Arial" w:eastAsia="Arial" w:cs="Arial"/>
           <w:color w:val="000000" w:themeColor="text1"/>
           <w:sz w:val="24"/>
           <w:szCs w:val="24"/>
@@ -8164,302 +9924,7 @@
         </w:rPr>
       </w:pPr>
       <w:r>
-        <w:rPr>
-          <w:rFonts w:ascii="Arial" w:hAnsi="Arial" w:eastAsia="Arial" w:cs="Arial"/>
-          <w:b/>
-          <w:color w:val="000000" w:themeColor="text1"/>
-          <w:sz w:val="24"/>
-          <w:szCs w:val="24"/>
-        </w:rPr>
-        <w:t xml:space="preserve">Principais pontos para apresentação em vídeo:</w:t>
-      </w:r>
-      <w:r>
-        <w:rPr>
-          <w:rFonts w:ascii="Arial" w:hAnsi="Arial" w:eastAsia="Arial" w:cs="Arial"/>
-          <w:color w:val="000000" w:themeColor="text1"/>
-          <w:sz w:val="24"/>
-          <w:szCs w:val="24"/>
-        </w:rPr>
-      </w:r>
-    </w:p>
-    <w:p>
-      <w:pPr>
-        <w:pStyle w:val="739"/>
-        <w:pBdr/>
-        <w:spacing w:after="40"/>
-        <w:ind/>
-        <w:rPr>
-          <w:rFonts w:ascii="Arial" w:hAnsi="Arial" w:cs="Arial"/>
-          <w:color w:val="000000" w:themeColor="text1"/>
-          <w:sz w:val="24"/>
-          <w:szCs w:val="24"/>
-        </w:rPr>
-      </w:pPr>
-      <w:r>
-        <w:rPr>
-          <w:rFonts w:ascii="Arial" w:hAnsi="Arial" w:eastAsia="Arial" w:cs="Arial"/>
-          <w:color w:val="000000" w:themeColor="text1"/>
-          <w:sz w:val="24"/>
-          <w:szCs w:val="24"/>
-        </w:rPr>
-        <w:t xml:space="preserve">Arquitetura com Angular + duas APIs + dois bancos lógicos.</w:t>
-      </w:r>
-      <w:r>
-        <w:rPr>
-          <w:rFonts w:ascii="Arial" w:hAnsi="Arial" w:eastAsia="Arial" w:cs="Arial"/>
-          <w:color w:val="000000" w:themeColor="text1"/>
-          <w:sz w:val="24"/>
-          <w:szCs w:val="24"/>
-        </w:rPr>
-      </w:r>
-    </w:p>
-    <w:p>
-      <w:pPr>
-        <w:pStyle w:val="739"/>
-        <w:pBdr/>
-        <w:spacing w:after="40"/>
-        <w:ind/>
-        <w:rPr>
-          <w:rFonts w:ascii="Arial" w:hAnsi="Arial" w:cs="Arial"/>
-          <w:color w:val="000000" w:themeColor="text1"/>
-          <w:sz w:val="24"/>
-          <w:szCs w:val="24"/>
-        </w:rPr>
-      </w:pPr>
-      <w:r>
-        <w:rPr>
-          <w:rFonts w:ascii="Arial" w:hAnsi="Arial" w:eastAsia="Arial" w:cs="Arial"/>
-          <w:color w:val="000000" w:themeColor="text1"/>
-          <w:sz w:val="24"/>
-          <w:szCs w:val="24"/>
-        </w:rPr>
-        <w:t xml:space="preserve">ngOnInit e ngOnChanges usados em situações reais.</w:t>
-      </w:r>
-      <w:r>
-        <w:rPr>
-          <w:rFonts w:ascii="Arial" w:hAnsi="Arial" w:eastAsia="Arial" w:cs="Arial"/>
-          <w:color w:val="000000" w:themeColor="text1"/>
-          <w:sz w:val="24"/>
-          <w:szCs w:val="24"/>
-        </w:rPr>
-      </w:r>
-    </w:p>
-    <w:p>
-      <w:pPr>
-        <w:pStyle w:val="739"/>
-        <w:pBdr/>
-        <w:spacing w:after="40"/>
-        <w:ind/>
-        <w:rPr>
-          <w:rFonts w:ascii="Arial" w:hAnsi="Arial" w:cs="Arial"/>
-          <w:color w:val="000000" w:themeColor="text1"/>
-          <w:sz w:val="24"/>
-          <w:szCs w:val="24"/>
-        </w:rPr>
-      </w:pPr>
-      <w:r>
-        <w:rPr>
-          <w:rFonts w:ascii="Arial" w:hAnsi="Arial" w:eastAsia="Arial" w:cs="Arial"/>
-          <w:color w:val="000000" w:themeColor="text1"/>
-          <w:sz w:val="24"/>
-          <w:szCs w:val="24"/>
-        </w:rPr>
-        <w:t xml:space="preserve">RxJS finalize no loading e catchError/throwError no interceptor.</w:t>
-      </w:r>
-      <w:r>
-        <w:rPr>
-          <w:rFonts w:ascii="Arial" w:hAnsi="Arial" w:eastAsia="Arial" w:cs="Arial"/>
-          <w:color w:val="000000" w:themeColor="text1"/>
-          <w:sz w:val="24"/>
-          <w:szCs w:val="24"/>
-        </w:rPr>
-      </w:r>
-    </w:p>
-    <w:p>
-      <w:pPr>
-        <w:pStyle w:val="739"/>
-        <w:pBdr/>
-        <w:spacing w:after="40"/>
-        <w:ind/>
-        <w:rPr>
-          <w:rFonts w:ascii="Arial" w:hAnsi="Arial" w:cs="Arial"/>
-          <w:color w:val="000000" w:themeColor="text1"/>
-          <w:sz w:val="24"/>
-          <w:szCs w:val="24"/>
-        </w:rPr>
-      </w:pPr>
-      <w:r>
-        <w:rPr>
-          <w:rFonts w:ascii="Arial" w:hAnsi="Arial" w:eastAsia="Arial" w:cs="Arial"/>
-          <w:color w:val="000000" w:themeColor="text1"/>
-          <w:sz w:val="24"/>
-          <w:szCs w:val="24"/>
-        </w:rPr>
-        <w:t xml:space="preserve">Entity Framework Core com PostgreSQL e migrations.</w:t>
-      </w:r>
-      <w:r>
-        <w:rPr>
-          <w:rFonts w:ascii="Arial" w:hAnsi="Arial" w:eastAsia="Arial" w:cs="Arial"/>
-          <w:color w:val="000000" w:themeColor="text1"/>
-          <w:sz w:val="24"/>
-          <w:szCs w:val="24"/>
-        </w:rPr>
-      </w:r>
-    </w:p>
-    <w:p>
-      <w:pPr>
-        <w:pStyle w:val="739"/>
-        <w:pBdr/>
-        <w:spacing w:after="40"/>
-        <w:ind/>
-        <w:rPr>
-          <w:rFonts w:ascii="Arial" w:hAnsi="Arial" w:cs="Arial"/>
-          <w:color w:val="000000" w:themeColor="text1"/>
-          <w:sz w:val="24"/>
-          <w:szCs w:val="24"/>
-        </w:rPr>
-      </w:pPr>
-      <w:r>
-        <w:rPr>
-          <w:rFonts w:ascii="Arial" w:hAnsi="Arial" w:eastAsia="Arial" w:cs="Arial"/>
-          <w:color w:val="000000" w:themeColor="text1"/>
-          <w:sz w:val="24"/>
-          <w:szCs w:val="24"/>
-        </w:rPr>
-        <w:t xml:space="preserve">LINQ em mapeamento, validação, agrupamento, include e numeração sequencial.</w:t>
-      </w:r>
-      <w:r>
-        <w:rPr>
-          <w:rFonts w:ascii="Arial" w:hAnsi="Arial" w:eastAsia="Arial" w:cs="Arial"/>
-          <w:color w:val="000000" w:themeColor="text1"/>
-          <w:sz w:val="24"/>
-          <w:szCs w:val="24"/>
-        </w:rPr>
-      </w:r>
-    </w:p>
-    <w:p>
-      <w:pPr>
-        <w:pStyle w:val="739"/>
-        <w:pBdr/>
-        <w:spacing w:after="40"/>
-        <w:ind/>
-        <w:rPr>
-          <w:rFonts w:ascii="Arial" w:hAnsi="Arial" w:cs="Arial"/>
-          <w:color w:val="000000" w:themeColor="text1"/>
-          <w:sz w:val="24"/>
-          <w:szCs w:val="24"/>
-        </w:rPr>
-      </w:pPr>
-      <w:r>
-        <w:rPr>
-          <w:rFonts w:ascii="Arial" w:hAnsi="Arial" w:eastAsia="Arial" w:cs="Arial"/>
-          <w:color w:val="000000" w:themeColor="text1"/>
-          <w:sz w:val="24"/>
-          <w:szCs w:val="24"/>
-        </w:rPr>
-        <w:t xml:space="preserve">Middleware de exceções e respostas 400/404/409/503/500.</w:t>
-      </w:r>
-      <w:r>
-        <w:rPr>
-          <w:rFonts w:ascii="Arial" w:hAnsi="Arial" w:eastAsia="Arial" w:cs="Arial"/>
-          <w:color w:val="000000" w:themeColor="text1"/>
-          <w:sz w:val="24"/>
-          <w:szCs w:val="24"/>
-        </w:rPr>
-      </w:r>
-    </w:p>
-    <w:p>
-      <w:pPr>
-        <w:pStyle w:val="739"/>
-        <w:pBdr/>
-        <w:spacing w:after="40"/>
-        <w:ind/>
-        <w:rPr>
-          <w:rFonts w:ascii="Arial" w:hAnsi="Arial" w:cs="Arial"/>
-          <w:color w:val="000000" w:themeColor="text1"/>
-          <w:sz w:val="24"/>
-          <w:szCs w:val="24"/>
-        </w:rPr>
-      </w:pPr>
-      <w:r>
-        <w:rPr>
-          <w:rFonts w:ascii="Arial" w:hAnsi="Arial" w:eastAsia="Arial" w:cs="Arial"/>
-          <w:color w:val="000000" w:themeColor="text1"/>
-          <w:sz w:val="24"/>
-          <w:szCs w:val="24"/>
-        </w:rPr>
-        <w:t xml:space="preserve">Falha do StockApi sem fechar indevidamente a nota e recuperação posterior.</w:t>
-      </w:r>
-      <w:r>
-        <w:rPr>
-          <w:rFonts w:ascii="Arial" w:hAnsi="Arial" w:eastAsia="Arial" w:cs="Arial"/>
-          <w:color w:val="000000" w:themeColor="text1"/>
-          <w:sz w:val="24"/>
-          <w:szCs w:val="24"/>
-        </w:rPr>
-      </w:r>
-    </w:p>
-    <w:p>
-      <w:pPr>
-        <w:pStyle w:val="739"/>
-        <w:pBdr/>
-        <w:spacing w:after="40"/>
-        <w:ind/>
-        <w:rPr>
-          <w:rFonts w:ascii="Arial" w:hAnsi="Arial" w:cs="Arial"/>
-          <w:color w:val="000000" w:themeColor="text1"/>
-          <w:sz w:val="24"/>
-          <w:szCs w:val="24"/>
-        </w:rPr>
-      </w:pPr>
-      <w:r>
-        <w:rPr>
-          <w:rFonts w:ascii="Arial" w:hAnsi="Arial" w:eastAsia="Arial" w:cs="Arial"/>
-          <w:color w:val="000000" w:themeColor="text1"/>
-          <w:sz w:val="24"/>
-          <w:szCs w:val="24"/>
-        </w:rPr>
-        <w:t xml:space="preserve">User Secrets para não versionar a connection string de desenvolvimento.</w:t>
-      </w:r>
-      <w:r>
-        <w:rPr>
-          <w:rFonts w:ascii="Arial" w:hAnsi="Arial" w:eastAsia="Arial" w:cs="Arial"/>
-          <w:color w:val="000000" w:themeColor="text1"/>
-          <w:sz w:val="24"/>
-          <w:szCs w:val="24"/>
-        </w:rPr>
-      </w:r>
-    </w:p>
-    <w:p>
-      <w:pPr>
-        <w:pBdr/>
-        <w:spacing w:before="400"/>
-        <w:ind/>
-        <w:jc w:val="center"/>
-        <w:rPr>
-          <w:rFonts w:ascii="Arial" w:hAnsi="Arial" w:cs="Arial"/>
-          <w:color w:val="000000" w:themeColor="text1"/>
-          <w:sz w:val="24"/>
-          <w:szCs w:val="24"/>
-        </w:rPr>
-      </w:pPr>
-      <w:r>
-        <w:rPr>
-          <w:rFonts w:ascii="Arial" w:hAnsi="Arial" w:eastAsia="Arial" w:cs="Arial"/>
-          <w:b/>
-          <w:color w:val="000000" w:themeColor="text1"/>
-          <w:sz w:val="24"/>
-          <w:szCs w:val="24"/>
-        </w:rPr>
-        <w:t xml:space="preserve">Fim da documentação técnica - Korp v1.0.0</w:t>
-      </w:r>
-      <w:r>
-        <w:rPr>
-          <w:rFonts w:ascii="Arial" w:hAnsi="Arial" w:eastAsia="Arial" w:cs="Arial"/>
-          <w:color w:val="000000" w:themeColor="text1"/>
-          <w:sz w:val="24"/>
-          <w:szCs w:val="24"/>
-        </w:rPr>
+        <w:t>A versão 1.0.0 integra Angular, StockApi e BillingApi com persistência PostgreSQL, comunicação HTTP, transação de estoque, tratamento global de erros, Reactive Forms, RxJS e LINQ.</w:t>
       </w:r>
     </w:p>
     <w:sectPr>
@@ -8486,7 +9951,6 @@
         <w:ind/>
         <w:rPr/>
       </w:pPr>
-      <w:r/>
       <w:r>
         <w:separator/>
       </w:r>
@@ -8501,7 +9965,6 @@
         <w:ind/>
         <w:rPr/>
       </w:pPr>
-      <w:r/>
       <w:r>
         <w:continuationSeparator/>
       </w:r>
@@ -8515,7 +9978,7 @@
 <w:ftr xmlns:wpc="http://schemas.microsoft.com/office/word/2010/wordprocessingCanvas" xmlns:mc="http://schemas.openxmlformats.org/markup-compatibility/2006" xmlns:o="urn:schemas-microsoft-com:office:office" xmlns:r="http://schemas.openxmlformats.org/officeDocument/2006/relationships" xmlns:m="http://schemas.openxmlformats.org/officeDocument/2006/math" xmlns:v="urn:schemas-microsoft-com:vml" xmlns:wp14="http://schemas.microsoft.com/office/word/2010/wordprocessingDrawing" xmlns:wp="http://schemas.openxmlformats.org/drawingml/2006/wordprocessingDrawing" xmlns:w10="urn:schemas-microsoft-com:office:word" xmlns:w="http://schemas.openxmlformats.org/wordprocessingml/2006/main" xmlns:w14="http://schemas.microsoft.com/office/word/2010/wordml" xmlns:w15="http://schemas.microsoft.com/office/word/2012/wordml" xmlns:wpg="http://schemas.microsoft.com/office/word/2010/wordprocessingGroup" xmlns:wpi="http://schemas.microsoft.com/office/word/2010/wordprocessingInk" xmlns:wne="http://schemas.microsoft.com/office/word/2006/wordml" xmlns:a="http://schemas.openxmlformats.org/drawingml/2006/main" xmlns:wps="http://schemas.microsoft.com/office/word/2010/wordprocessingShape" mc:Ignorable="w14 w15 wp14">
   <w:p>
     <w:pPr>
-      <w:pStyle w:val="707"/>
+      <w:pStyle w:val="887"/>
       <w:pBdr/>
       <w:spacing/>
       <w:ind/>
@@ -8527,7 +9990,6 @@
         <w:color w:val="787878"/>
         <w:sz w:val="16"/>
       </w:rPr>
-      <w:t xml:space="preserve">Sistema de Emissão de Notas Fiscais - Release 1.0.0</w:t>
     </w:r>
     <w:r/>
   </w:p>
@@ -8544,7 +10006,6 @@
         <w:ind/>
         <w:rPr/>
       </w:pPr>
-      <w:r/>
       <w:r>
         <w:separator/>
       </w:r>
@@ -8559,7 +10020,6 @@
         <w:ind/>
         <w:rPr/>
       </w:pPr>
-      <w:r/>
       <w:r>
         <w:continuationSeparator/>
       </w:r>
@@ -8573,7 +10033,7 @@
 <w:hdr xmlns:wpc="http://schemas.microsoft.com/office/word/2010/wordprocessingCanvas" xmlns:mc="http://schemas.openxmlformats.org/markup-compatibility/2006" xmlns:o="urn:schemas-microsoft-com:office:office" xmlns:r="http://schemas.openxmlformats.org/officeDocument/2006/relationships" xmlns:m="http://schemas.openxmlformats.org/officeDocument/2006/math" xmlns:v="urn:schemas-microsoft-com:vml" xmlns:wp14="http://schemas.microsoft.com/office/word/2010/wordprocessingDrawing" xmlns:wp="http://schemas.openxmlformats.org/drawingml/2006/wordprocessingDrawing" xmlns:w10="urn:schemas-microsoft-com:office:word" xmlns:w="http://schemas.openxmlformats.org/wordprocessingml/2006/main" xmlns:w14="http://schemas.microsoft.com/office/word/2010/wordml" xmlns:w15="http://schemas.microsoft.com/office/word/2012/wordml" xmlns:wpg="http://schemas.microsoft.com/office/word/2010/wordprocessingGroup" xmlns:wpi="http://schemas.microsoft.com/office/word/2010/wordprocessingInk" xmlns:wne="http://schemas.microsoft.com/office/word/2006/wordml" xmlns:a="http://schemas.openxmlformats.org/drawingml/2006/main" xmlns:wps="http://schemas.microsoft.com/office/word/2010/wordprocessingShape" mc:Ignorable="w14 w15 wp14">
   <w:p>
     <w:pPr>
-      <w:pStyle w:val="705"/>
+      <w:pStyle w:val="885"/>
       <w:pBdr/>
       <w:spacing/>
       <w:ind/>
@@ -8585,7 +10045,6 @@
         <w:color w:val="787878"/>
         <w:sz w:val="16"/>
       </w:rPr>
-      <w:t xml:space="preserve">Korp - Documentação Técnica v1.0.0</w:t>
     </w:r>
     <w:r/>
   </w:p>
@@ -8870,7 +10329,7 @@
         <w:spacing/>
         <w:ind w:hanging="360" w:left="1080"/>
       </w:pPr>
-      <w:pStyle w:val="744"/>
+      <w:pStyle w:val="924"/>
       <w:rPr/>
       <w:start w:val="1"/>
       <w:suff w:val="tab"/>
@@ -9002,7 +10461,7 @@
         <w:spacing/>
         <w:ind w:hanging="360" w:left="720"/>
       </w:pPr>
-      <w:pStyle w:val="743"/>
+      <w:pStyle w:val="923"/>
       <w:rPr/>
       <w:start w:val="1"/>
       <w:suff w:val="tab"/>
@@ -9267,7 +10726,7 @@
         <w:spacing/>
         <w:ind w:hanging="360" w:left="1080"/>
       </w:pPr>
-      <w:pStyle w:val="741"/>
+      <w:pStyle w:val="921"/>
       <w:rPr>
         <w:rFonts w:hint="default" w:ascii="Symbol" w:hAnsi="Symbol"/>
       </w:rPr>
@@ -9401,7 +10860,7 @@
         <w:spacing/>
         <w:ind w:hanging="360" w:left="720"/>
       </w:pPr>
-      <w:pStyle w:val="740"/>
+      <w:pStyle w:val="920"/>
       <w:rPr>
         <w:rFonts w:hint="default" w:ascii="Symbol" w:hAnsi="Symbol"/>
       </w:rPr>
@@ -9535,7 +10994,7 @@
         <w:spacing/>
         <w:ind w:hanging="360" w:left="360"/>
       </w:pPr>
-      <w:pStyle w:val="742"/>
+      <w:pStyle w:val="922"/>
       <w:rPr/>
       <w:start w:val="1"/>
       <w:suff w:val="tab"/>
@@ -9667,7 +11126,7 @@
         <w:spacing/>
         <w:ind w:hanging="360" w:left="360"/>
       </w:pPr>
-      <w:pStyle w:val="739"/>
+      <w:pStyle w:val="919"/>
       <w:rPr>
         <w:rFonts w:hint="default" w:ascii="Symbol" w:hAnsi="Symbol"/>
       </w:rPr>
@@ -9975,9 +11434,9 @@
     <w:lsdException w:name="Bibliography" w:uiPriority="37"/>
     <w:lsdException w:name="TOC Heading" w:uiPriority="39" w:qFormat="1"/>
   </w:latentStyles>
-  <w:style w:type="table" w:styleId="12">
+  <w:style w:type="table" w:styleId="741">
     <w:name w:val="Table Grid Light"/>
-    <w:basedOn w:val="719"/>
+    <w:basedOn w:val="899"/>
     <w:uiPriority w:val="59"/>
     <w:pPr>
       <w:pBdr/>
@@ -10174,9 +11633,9 @@
       </w:tcPr>
     </w:tblStylePr>
   </w:style>
-  <w:style w:type="table" w:styleId="13">
+  <w:style w:type="table" w:styleId="742">
     <w:name w:val="Plain Table 1"/>
-    <w:basedOn w:val="719"/>
+    <w:basedOn w:val="899"/>
     <w:uiPriority w:val="59"/>
     <w:pPr>
       <w:pBdr/>
@@ -10399,9 +11858,9 @@
       </w:tcPr>
     </w:tblStylePr>
   </w:style>
-  <w:style w:type="table" w:styleId="14">
+  <w:style w:type="table" w:styleId="743">
     <w:name w:val="Plain Table 2"/>
-    <w:basedOn w:val="719"/>
+    <w:basedOn w:val="899"/>
     <w:uiPriority w:val="59"/>
     <w:pPr>
       <w:pBdr/>
@@ -10632,9 +12091,9 @@
       </w:tcPr>
     </w:tblStylePr>
   </w:style>
-  <w:style w:type="table" w:styleId="15">
+  <w:style w:type="table" w:styleId="744">
     <w:name w:val="Plain Table 3"/>
-    <w:basedOn w:val="719"/>
+    <w:basedOn w:val="899"/>
     <w:uiPriority w:val="99"/>
     <w:pPr>
       <w:pBdr/>
@@ -10862,9 +12321,9 @@
       </w:tcPr>
     </w:tblStylePr>
   </w:style>
-  <w:style w:type="table" w:styleId="16">
+  <w:style w:type="table" w:styleId="745">
     <w:name w:val="Plain Table 4"/>
-    <w:basedOn w:val="719"/>
+    <w:basedOn w:val="899"/>
     <w:uiPriority w:val="99"/>
     <w:pPr>
       <w:pBdr/>
@@ -11078,9 +12537,9 @@
       </w:tcPr>
     </w:tblStylePr>
   </w:style>
-  <w:style w:type="table" w:styleId="17">
+  <w:style w:type="table" w:styleId="746">
     <w:name w:val="Plain Table 5"/>
-    <w:basedOn w:val="719"/>
+    <w:basedOn w:val="899"/>
     <w:uiPriority w:val="99"/>
     <w:pPr>
       <w:pBdr/>
@@ -11311,9 +12770,9 @@
       </w:tcPr>
     </w:tblStylePr>
   </w:style>
-  <w:style w:type="table" w:styleId="18">
+  <w:style w:type="table" w:styleId="747">
     <w:name w:val="Grid Table 1 Light"/>
-    <w:basedOn w:val="719"/>
+    <w:basedOn w:val="899"/>
     <w:uiPriority w:val="99"/>
     <w:pPr>
       <w:pBdr/>
@@ -11534,9 +12993,9 @@
       </w:tcPr>
     </w:tblStylePr>
   </w:style>
-  <w:style w:type="table" w:styleId="19">
+  <w:style w:type="table" w:styleId="748">
     <w:name w:val="Grid Table 1 Light - Accent 1"/>
-    <w:basedOn w:val="719"/>
+    <w:basedOn w:val="899"/>
     <w:uiPriority w:val="99"/>
     <w:pPr>
       <w:pBdr/>
@@ -11757,9 +13216,9 @@
       </w:tcPr>
     </w:tblStylePr>
   </w:style>
-  <w:style w:type="table" w:styleId="20">
+  <w:style w:type="table" w:styleId="749">
     <w:name w:val="Grid Table 1 Light - Accent 2"/>
-    <w:basedOn w:val="719"/>
+    <w:basedOn w:val="899"/>
     <w:uiPriority w:val="99"/>
     <w:pPr>
       <w:pBdr/>
@@ -11980,9 +13439,9 @@
       </w:tcPr>
     </w:tblStylePr>
   </w:style>
-  <w:style w:type="table" w:styleId="21">
+  <w:style w:type="table" w:styleId="750">
     <w:name w:val="Grid Table 1 Light - Accent 3"/>
-    <w:basedOn w:val="719"/>
+    <w:basedOn w:val="899"/>
     <w:uiPriority w:val="99"/>
     <w:pPr>
       <w:pBdr/>
@@ -12203,9 +13662,9 @@
       </w:tcPr>
     </w:tblStylePr>
   </w:style>
-  <w:style w:type="table" w:styleId="22">
+  <w:style w:type="table" w:styleId="751">
     <w:name w:val="Grid Table 1 Light - Accent 4"/>
-    <w:basedOn w:val="719"/>
+    <w:basedOn w:val="899"/>
     <w:uiPriority w:val="99"/>
     <w:pPr>
       <w:pBdr/>
@@ -12426,9 +13885,9 @@
       </w:tcPr>
     </w:tblStylePr>
   </w:style>
-  <w:style w:type="table" w:styleId="23">
+  <w:style w:type="table" w:styleId="752">
     <w:name w:val="Grid Table 1 Light - Accent 5"/>
-    <w:basedOn w:val="719"/>
+    <w:basedOn w:val="899"/>
     <w:uiPriority w:val="99"/>
     <w:pPr>
       <w:pBdr/>
@@ -12649,9 +14108,9 @@
       </w:tcPr>
     </w:tblStylePr>
   </w:style>
-  <w:style w:type="table" w:styleId="24">
+  <w:style w:type="table" w:styleId="753">
     <w:name w:val="Grid Table 1 Light - Accent 6"/>
-    <w:basedOn w:val="719"/>
+    <w:basedOn w:val="899"/>
     <w:uiPriority w:val="99"/>
     <w:pPr>
       <w:pBdr/>
@@ -12872,9 +14331,9 @@
       </w:tcPr>
     </w:tblStylePr>
   </w:style>
-  <w:style w:type="table" w:styleId="25">
+  <w:style w:type="table" w:styleId="754">
     <w:name w:val="Grid Table 2"/>
-    <w:basedOn w:val="719"/>
+    <w:basedOn w:val="899"/>
     <w:uiPriority w:val="99"/>
     <w:pPr>
       <w:pBdr/>
@@ -13104,9 +14563,9 @@
       </w:tcPr>
     </w:tblStylePr>
   </w:style>
-  <w:style w:type="table" w:styleId="26">
+  <w:style w:type="table" w:styleId="755">
     <w:name w:val="Grid Table 2 - Accent 1"/>
-    <w:basedOn w:val="719"/>
+    <w:basedOn w:val="899"/>
     <w:uiPriority w:val="99"/>
     <w:pPr>
       <w:pBdr/>
@@ -13336,9 +14795,9 @@
       </w:tcPr>
     </w:tblStylePr>
   </w:style>
-  <w:style w:type="table" w:styleId="27">
+  <w:style w:type="table" w:styleId="756">
     <w:name w:val="Grid Table 2 - Accent 2"/>
-    <w:basedOn w:val="719"/>
+    <w:basedOn w:val="899"/>
     <w:uiPriority w:val="99"/>
     <w:pPr>
       <w:pBdr/>
@@ -13568,9 +15027,9 @@
       </w:tcPr>
     </w:tblStylePr>
   </w:style>
-  <w:style w:type="table" w:styleId="28">
+  <w:style w:type="table" w:styleId="757">
     <w:name w:val="Grid Table 2 - Accent 3"/>
-    <w:basedOn w:val="719"/>
+    <w:basedOn w:val="899"/>
     <w:uiPriority w:val="99"/>
     <w:pPr>
       <w:pBdr/>
@@ -13800,9 +15259,9 @@
       </w:tcPr>
     </w:tblStylePr>
   </w:style>
-  <w:style w:type="table" w:styleId="29">
+  <w:style w:type="table" w:styleId="758">
     <w:name w:val="Grid Table 2 - Accent 4"/>
-    <w:basedOn w:val="719"/>
+    <w:basedOn w:val="899"/>
     <w:uiPriority w:val="99"/>
     <w:pPr>
       <w:pBdr/>
@@ -14032,9 +15491,9 @@
       </w:tcPr>
     </w:tblStylePr>
   </w:style>
-  <w:style w:type="table" w:styleId="30">
+  <w:style w:type="table" w:styleId="759">
     <w:name w:val="Grid Table 2 - Accent 5"/>
-    <w:basedOn w:val="719"/>
+    <w:basedOn w:val="899"/>
     <w:uiPriority w:val="99"/>
     <w:pPr>
       <w:pBdr/>
@@ -14264,9 +15723,9 @@
       </w:tcPr>
     </w:tblStylePr>
   </w:style>
-  <w:style w:type="table" w:styleId="31">
+  <w:style w:type="table" w:styleId="760">
     <w:name w:val="Grid Table 2 - Accent 6"/>
-    <w:basedOn w:val="719"/>
+    <w:basedOn w:val="899"/>
     <w:uiPriority w:val="99"/>
     <w:pPr>
       <w:pBdr/>
@@ -14496,9 +15955,9 @@
       </w:tcPr>
     </w:tblStylePr>
   </w:style>
-  <w:style w:type="table" w:styleId="32">
+  <w:style w:type="table" w:styleId="761">
     <w:name w:val="Grid Table 3"/>
-    <w:basedOn w:val="719"/>
+    <w:basedOn w:val="899"/>
     <w:uiPriority w:val="99"/>
     <w:pPr>
       <w:pBdr/>
@@ -14597,7 +16056,7 @@
         <w:tblBorders/>
       </w:tblPr>
       <w:tcPr>
-        <w:shd w:color="ffffff"/>
+        <w:shd w:val="clear" w:color="ffffff"/>
         <w:tcBorders>
           <w:top w:val="none" w:color="000000" w:sz="4" w:space="0"/>
           <w:left w:val="none" w:color="000000" w:sz="4" w:space="0"/>
@@ -14643,7 +16102,7 @@
         <w:tblBorders/>
       </w:tblPr>
       <w:tcPr>
-        <w:shd w:color="ffffff"/>
+        <w:shd w:val="clear" w:color="ffffff"/>
         <w:tcBorders>
           <w:top w:val="none" w:color="000000" w:sz="4" w:space="0"/>
           <w:left w:val="none" w:color="000000" w:sz="4" w:space="0"/>
@@ -14741,9 +16200,9 @@
       </w:tcPr>
     </w:tblStylePr>
   </w:style>
-  <w:style w:type="table" w:styleId="33">
+  <w:style w:type="table" w:styleId="762">
     <w:name w:val="Grid Table 3 - Accent 1"/>
-    <w:basedOn w:val="719"/>
+    <w:basedOn w:val="899"/>
     <w:uiPriority w:val="99"/>
     <w:pPr>
       <w:pBdr/>
@@ -14842,7 +16301,7 @@
         <w:tblBorders/>
       </w:tblPr>
       <w:tcPr>
-        <w:shd w:color="ffffff"/>
+        <w:shd w:val="clear" w:color="ffffff"/>
         <w:tcBorders>
           <w:top w:val="none" w:color="000000" w:sz="4" w:space="0"/>
           <w:left w:val="none" w:color="000000" w:sz="4" w:space="0"/>
@@ -14888,7 +16347,7 @@
         <w:tblBorders/>
       </w:tblPr>
       <w:tcPr>
-        <w:shd w:color="ffffff"/>
+        <w:shd w:val="clear" w:color="ffffff"/>
         <w:tcBorders>
           <w:top w:val="none" w:color="000000" w:sz="4" w:space="0"/>
           <w:left w:val="none" w:color="000000" w:sz="4" w:space="0"/>
@@ -14986,9 +16445,9 @@
       </w:tcPr>
     </w:tblStylePr>
   </w:style>
-  <w:style w:type="table" w:styleId="34">
+  <w:style w:type="table" w:styleId="763">
     <w:name w:val="Grid Table 3 - Accent 2"/>
-    <w:basedOn w:val="719"/>
+    <w:basedOn w:val="899"/>
     <w:uiPriority w:val="99"/>
     <w:pPr>
       <w:pBdr/>
@@ -15087,7 +16546,7 @@
         <w:tblBorders/>
       </w:tblPr>
       <w:tcPr>
-        <w:shd w:color="ffffff"/>
+        <w:shd w:val="clear" w:color="ffffff"/>
         <w:tcBorders>
           <w:top w:val="none" w:color="000000" w:sz="4" w:space="0"/>
           <w:left w:val="none" w:color="000000" w:sz="4" w:space="0"/>
@@ -15133,7 +16592,7 @@
         <w:tblBorders/>
       </w:tblPr>
       <w:tcPr>
-        <w:shd w:color="ffffff"/>
+        <w:shd w:val="clear" w:color="ffffff"/>
         <w:tcBorders>
           <w:top w:val="none" w:color="000000" w:sz="4" w:space="0"/>
           <w:left w:val="none" w:color="000000" w:sz="4" w:space="0"/>
@@ -15231,9 +16690,9 @@
       </w:tcPr>
     </w:tblStylePr>
   </w:style>
-  <w:style w:type="table" w:styleId="35">
+  <w:style w:type="table" w:styleId="764">
     <w:name w:val="Grid Table 3 - Accent 3"/>
-    <w:basedOn w:val="719"/>
+    <w:basedOn w:val="899"/>
     <w:uiPriority w:val="99"/>
     <w:pPr>
       <w:pBdr/>
@@ -15332,7 +16791,7 @@
         <w:tblBorders/>
       </w:tblPr>
       <w:tcPr>
-        <w:shd w:color="ffffff"/>
+        <w:shd w:val="clear" w:color="ffffff"/>
         <w:tcBorders>
           <w:top w:val="none" w:color="000000" w:sz="4" w:space="0"/>
           <w:left w:val="none" w:color="000000" w:sz="4" w:space="0"/>
@@ -15378,7 +16837,7 @@
         <w:tblBorders/>
       </w:tblPr>
       <w:tcPr>
-        <w:shd w:color="ffffff"/>
+        <w:shd w:val="clear" w:color="ffffff"/>
         <w:tcBorders>
           <w:top w:val="none" w:color="000000" w:sz="4" w:space="0"/>
           <w:left w:val="none" w:color="000000" w:sz="4" w:space="0"/>
@@ -15476,9 +16935,9 @@
       </w:tcPr>
     </w:tblStylePr>
   </w:style>
-  <w:style w:type="table" w:styleId="36">
+  <w:style w:type="table" w:styleId="765">
     <w:name w:val="Grid Table 3 - Accent 4"/>
-    <w:basedOn w:val="719"/>
+    <w:basedOn w:val="899"/>
     <w:uiPriority w:val="99"/>
     <w:pPr>
       <w:pBdr/>
@@ -15577,7 +17036,7 @@
         <w:tblBorders/>
       </w:tblPr>
       <w:tcPr>
-        <w:shd w:color="ffffff"/>
+        <w:shd w:val="clear" w:color="ffffff"/>
         <w:tcBorders>
           <w:top w:val="none" w:color="000000" w:sz="4" w:space="0"/>
           <w:left w:val="none" w:color="000000" w:sz="4" w:space="0"/>
@@ -15623,7 +17082,7 @@
         <w:tblBorders/>
       </w:tblPr>
       <w:tcPr>
-        <w:shd w:color="ffffff"/>
+        <w:shd w:val="clear" w:color="ffffff"/>
         <w:tcBorders>
           <w:top w:val="none" w:color="000000" w:sz="4" w:space="0"/>
           <w:left w:val="none" w:color="000000" w:sz="4" w:space="0"/>
@@ -15721,9 +17180,9 @@
       </w:tcPr>
     </w:tblStylePr>
   </w:style>
-  <w:style w:type="table" w:styleId="37">
+  <w:style w:type="table" w:styleId="766">
     <w:name w:val="Grid Table 3 - Accent 5"/>
-    <w:basedOn w:val="719"/>
+    <w:basedOn w:val="899"/>
     <w:uiPriority w:val="99"/>
     <w:pPr>
       <w:pBdr/>
@@ -15822,7 +17281,7 @@
         <w:tblBorders/>
       </w:tblPr>
       <w:tcPr>
-        <w:shd w:color="ffffff"/>
+        <w:shd w:val="clear" w:color="ffffff"/>
         <w:tcBorders>
           <w:top w:val="none" w:color="000000" w:sz="4" w:space="0"/>
           <w:left w:val="none" w:color="000000" w:sz="4" w:space="0"/>
@@ -15868,7 +17327,7 @@
         <w:tblBorders/>
       </w:tblPr>
       <w:tcPr>
-        <w:shd w:color="ffffff"/>
+        <w:shd w:val="clear" w:color="ffffff"/>
         <w:tcBorders>
           <w:top w:val="none" w:color="000000" w:sz="4" w:space="0"/>
           <w:left w:val="none" w:color="000000" w:sz="4" w:space="0"/>
@@ -15966,9 +17425,9 @@
       </w:tcPr>
     </w:tblStylePr>
   </w:style>
-  <w:style w:type="table" w:styleId="38">
+  <w:style w:type="table" w:styleId="767">
     <w:name w:val="Grid Table 3 - Accent 6"/>
-    <w:basedOn w:val="719"/>
+    <w:basedOn w:val="899"/>
     <w:uiPriority w:val="99"/>
     <w:pPr>
       <w:pBdr/>
@@ -16067,7 +17526,7 @@
         <w:tblBorders/>
       </w:tblPr>
       <w:tcPr>
-        <w:shd w:color="ffffff"/>
+        <w:shd w:val="clear" w:color="ffffff"/>
         <w:tcBorders>
           <w:top w:val="none" w:color="000000" w:sz="4" w:space="0"/>
           <w:left w:val="none" w:color="000000" w:sz="4" w:space="0"/>
@@ -16113,7 +17572,7 @@
         <w:tblBorders/>
       </w:tblPr>
       <w:tcPr>
-        <w:shd w:color="ffffff"/>
+        <w:shd w:val="clear" w:color="ffffff"/>
         <w:tcBorders>
           <w:top w:val="none" w:color="000000" w:sz="4" w:space="0"/>
           <w:left w:val="none" w:color="000000" w:sz="4" w:space="0"/>
@@ -16211,9 +17670,9 @@
       </w:tcPr>
     </w:tblStylePr>
   </w:style>
-  <w:style w:type="table" w:styleId="39">
+  <w:style w:type="table" w:styleId="768">
     <w:name w:val="Grid Table 4"/>
-    <w:basedOn w:val="719"/>
+    <w:basedOn w:val="899"/>
     <w:uiPriority w:val="59"/>
     <w:pPr>
       <w:pBdr/>
@@ -16444,9 +17903,9 @@
       </w:tcPr>
     </w:tblStylePr>
   </w:style>
-  <w:style w:type="table" w:styleId="40">
+  <w:style w:type="table" w:styleId="769">
     <w:name w:val="Grid Table 4 - Accent 1"/>
-    <w:basedOn w:val="719"/>
+    <w:basedOn w:val="899"/>
     <w:uiPriority w:val="59"/>
     <w:pPr>
       <w:pBdr/>
@@ -16677,9 +18136,9 @@
       </w:tcPr>
     </w:tblStylePr>
   </w:style>
-  <w:style w:type="table" w:styleId="41">
+  <w:style w:type="table" w:styleId="770">
     <w:name w:val="Grid Table 4 - Accent 2"/>
-    <w:basedOn w:val="719"/>
+    <w:basedOn w:val="899"/>
     <w:uiPriority w:val="59"/>
     <w:pPr>
       <w:pBdr/>
@@ -16910,9 +18369,9 @@
       </w:tcPr>
     </w:tblStylePr>
   </w:style>
-  <w:style w:type="table" w:styleId="42">
+  <w:style w:type="table" w:styleId="771">
     <w:name w:val="Grid Table 4 - Accent 3"/>
-    <w:basedOn w:val="719"/>
+    <w:basedOn w:val="899"/>
     <w:uiPriority w:val="59"/>
     <w:pPr>
       <w:pBdr/>
@@ -17143,9 +18602,9 @@
       </w:tcPr>
     </w:tblStylePr>
   </w:style>
-  <w:style w:type="table" w:styleId="43">
+  <w:style w:type="table" w:styleId="772">
     <w:name w:val="Grid Table 4 - Accent 4"/>
-    <w:basedOn w:val="719"/>
+    <w:basedOn w:val="899"/>
     <w:uiPriority w:val="59"/>
     <w:pPr>
       <w:pBdr/>
@@ -17376,9 +18835,9 @@
       </w:tcPr>
     </w:tblStylePr>
   </w:style>
-  <w:style w:type="table" w:styleId="44">
+  <w:style w:type="table" w:styleId="773">
     <w:name w:val="Grid Table 4 - Accent 5"/>
-    <w:basedOn w:val="719"/>
+    <w:basedOn w:val="899"/>
     <w:uiPriority w:val="59"/>
     <w:pPr>
       <w:pBdr/>
@@ -17609,9 +19068,9 @@
       </w:tcPr>
     </w:tblStylePr>
   </w:style>
-  <w:style w:type="table" w:styleId="45">
+  <w:style w:type="table" w:styleId="774">
     <w:name w:val="Grid Table 4 - Accent 6"/>
-    <w:basedOn w:val="719"/>
+    <w:basedOn w:val="899"/>
     <w:uiPriority w:val="59"/>
     <w:pPr>
       <w:pBdr/>
@@ -17842,9 +19301,9 @@
       </w:tcPr>
     </w:tblStylePr>
   </w:style>
-  <w:style w:type="table" w:styleId="46">
+  <w:style w:type="table" w:styleId="775">
     <w:name w:val="Grid Table 5 Dark"/>
-    <w:basedOn w:val="719"/>
+    <w:basedOn w:val="899"/>
     <w:uiPriority w:val="99"/>
     <w:pPr>
       <w:pBdr/>
@@ -18070,9 +19529,9 @@
       </w:tcPr>
     </w:tblStylePr>
   </w:style>
-  <w:style w:type="table" w:styleId="47">
+  <w:style w:type="table" w:styleId="776">
     <w:name w:val="Grid Table 5 Dark- Accent 1"/>
-    <w:basedOn w:val="719"/>
+    <w:basedOn w:val="899"/>
     <w:uiPriority w:val="99"/>
     <w:pPr>
       <w:pBdr/>
@@ -18298,9 +19757,9 @@
       </w:tcPr>
     </w:tblStylePr>
   </w:style>
-  <w:style w:type="table" w:styleId="48">
+  <w:style w:type="table" w:styleId="777">
     <w:name w:val="Grid Table 5 Dark - Accent 2"/>
-    <w:basedOn w:val="719"/>
+    <w:basedOn w:val="899"/>
     <w:uiPriority w:val="99"/>
     <w:pPr>
       <w:pBdr/>
@@ -18526,9 +19985,9 @@
       </w:tcPr>
     </w:tblStylePr>
   </w:style>
-  <w:style w:type="table" w:styleId="49">
+  <w:style w:type="table" w:styleId="778">
     <w:name w:val="Grid Table 5 Dark - Accent 3"/>
-    <w:basedOn w:val="719"/>
+    <w:basedOn w:val="899"/>
     <w:uiPriority w:val="99"/>
     <w:pPr>
       <w:pBdr/>
@@ -18754,9 +20213,9 @@
       </w:tcPr>
     </w:tblStylePr>
   </w:style>
-  <w:style w:type="table" w:styleId="50">
+  <w:style w:type="table" w:styleId="779">
     <w:name w:val="Grid Table 5 Dark- Accent 4"/>
-    <w:basedOn w:val="719"/>
+    <w:basedOn w:val="899"/>
     <w:uiPriority w:val="99"/>
     <w:pPr>
       <w:pBdr/>
@@ -18982,9 +20441,9 @@
       </w:tcPr>
     </w:tblStylePr>
   </w:style>
-  <w:style w:type="table" w:styleId="51">
+  <w:style w:type="table" w:styleId="780">
     <w:name w:val="Grid Table 5 Dark - Accent 5"/>
-    <w:basedOn w:val="719"/>
+    <w:basedOn w:val="899"/>
     <w:uiPriority w:val="99"/>
     <w:pPr>
       <w:pBdr/>
@@ -19210,9 +20669,9 @@
       </w:tcPr>
     </w:tblStylePr>
   </w:style>
-  <w:style w:type="table" w:styleId="52">
+  <w:style w:type="table" w:styleId="781">
     <w:name w:val="Grid Table 5 Dark - Accent 6"/>
-    <w:basedOn w:val="719"/>
+    <w:basedOn w:val="899"/>
     <w:uiPriority w:val="99"/>
     <w:pPr>
       <w:pBdr/>
@@ -19438,9 +20897,9 @@
       </w:tcPr>
     </w:tblStylePr>
   </w:style>
-  <w:style w:type="table" w:styleId="53">
+  <w:style w:type="table" w:styleId="782">
     <w:name w:val="Grid Table 6 Colorful"/>
-    <w:basedOn w:val="719"/>
+    <w:basedOn w:val="899"/>
     <w:uiPriority w:val="99"/>
     <w:pPr>
       <w:pBdr/>
@@ -19668,9 +21127,9 @@
       </w:tcPr>
     </w:tblStylePr>
   </w:style>
-  <w:style w:type="table" w:styleId="54">
+  <w:style w:type="table" w:styleId="783">
     <w:name w:val="Grid Table 6 Colorful - Accent 1"/>
-    <w:basedOn w:val="719"/>
+    <w:basedOn w:val="899"/>
     <w:uiPriority w:val="99"/>
     <w:pPr>
       <w:pBdr/>
@@ -19898,9 +21357,9 @@
       </w:tcPr>
     </w:tblStylePr>
   </w:style>
-  <w:style w:type="table" w:styleId="55">
+  <w:style w:type="table" w:styleId="784">
     <w:name w:val="Grid Table 6 Colorful - Accent 2"/>
-    <w:basedOn w:val="719"/>
+    <w:basedOn w:val="899"/>
     <w:uiPriority w:val="99"/>
     <w:pPr>
       <w:pBdr/>
@@ -20128,9 +21587,9 @@
       </w:tcPr>
     </w:tblStylePr>
   </w:style>
-  <w:style w:type="table" w:styleId="56">
+  <w:style w:type="table" w:styleId="785">
     <w:name w:val="Grid Table 6 Colorful - Accent 3"/>
-    <w:basedOn w:val="719"/>
+    <w:basedOn w:val="899"/>
     <w:uiPriority w:val="99"/>
     <w:pPr>
       <w:pBdr/>
@@ -20358,9 +21817,9 @@
       </w:tcPr>
     </w:tblStylePr>
   </w:style>
-  <w:style w:type="table" w:styleId="57">
+  <w:style w:type="table" w:styleId="786">
     <w:name w:val="Grid Table 6 Colorful - Accent 4"/>
-    <w:basedOn w:val="719"/>
+    <w:basedOn w:val="899"/>
     <w:uiPriority w:val="99"/>
     <w:pPr>
       <w:pBdr/>
@@ -20588,9 +22047,9 @@
       </w:tcPr>
     </w:tblStylePr>
   </w:style>
-  <w:style w:type="table" w:styleId="58">
+  <w:style w:type="table" w:styleId="787">
     <w:name w:val="Grid Table 6 Colorful - Accent 5"/>
-    <w:basedOn w:val="719"/>
+    <w:basedOn w:val="899"/>
     <w:uiPriority w:val="99"/>
     <w:pPr>
       <w:pBdr/>
@@ -20818,9 +22277,9 @@
       </w:tcPr>
     </w:tblStylePr>
   </w:style>
-  <w:style w:type="table" w:styleId="59">
+  <w:style w:type="table" w:styleId="788">
     <w:name w:val="Grid Table 6 Colorful - Accent 6"/>
-    <w:basedOn w:val="719"/>
+    <w:basedOn w:val="899"/>
     <w:uiPriority w:val="99"/>
     <w:pPr>
       <w:pBdr/>
@@ -21048,9 +22507,9 @@
       </w:tcPr>
     </w:tblStylePr>
   </w:style>
-  <w:style w:type="table" w:styleId="60">
+  <w:style w:type="table" w:styleId="789">
     <w:name w:val="Grid Table 7 Colorful"/>
-    <w:basedOn w:val="719"/>
+    <w:basedOn w:val="899"/>
     <w:uiPriority w:val="99"/>
     <w:pPr>
       <w:pBdr/>
@@ -21152,11 +22611,11 @@
         <w:tblBorders/>
       </w:tblPr>
       <w:tcPr>
-        <w:shd w:color="ffffff"/>
-        <w:tcBorders>
-          <w:top w:val="none"/>
-          <w:left w:val="none"/>
-          <w:bottom w:val="none"/>
+        <w:shd w:val="clear" w:color="ffffff"/>
+        <w:tcBorders>
+          <w:top w:val="none" w:color="000000" w:sz="4" w:space="0"/>
+          <w:left w:val="none" w:color="000000" w:sz="4" w:space="0"/>
+          <w:bottom w:val="none" w:color="000000" w:sz="4" w:space="0"/>
           <w:right w:val="single" w:color="000000" w:themeColor="text1" w:themeTint="80" w:sz="4" w:space="0"/>
         </w:tcBorders>
       </w:tcPr>
@@ -21179,10 +22638,10 @@
       <w:tcPr>
         <w:shd w:val="clear" w:color="ffffff" w:themeColor="light1" w:fill="ffffff" w:themeFill="light1"/>
         <w:tcBorders>
-          <w:top w:val="none"/>
-          <w:left w:val="none"/>
+          <w:top w:val="none" w:color="000000" w:sz="4" w:space="0"/>
+          <w:left w:val="none" w:color="000000" w:sz="4" w:space="0"/>
           <w:bottom w:val="single" w:color="000000" w:themeColor="text1" w:themeTint="80" w:sz="4" w:space="0"/>
-          <w:right w:val="none"/>
+          <w:right w:val="none" w:color="000000" w:sz="4" w:space="0"/>
         </w:tcBorders>
       </w:tcPr>
     </w:tblStylePr>
@@ -21202,12 +22661,12 @@
         <w:tblBorders/>
       </w:tblPr>
       <w:tcPr>
-        <w:shd w:color="ffffff"/>
-        <w:tcBorders>
-          <w:top w:val="none"/>
+        <w:shd w:val="clear" w:color="ffffff"/>
+        <w:tcBorders>
+          <w:top w:val="none" w:color="000000" w:sz="4" w:space="0"/>
           <w:left w:val="single" w:color="000000" w:themeColor="text1" w:themeTint="80" w:sz="4" w:space="0"/>
-          <w:bottom w:val="none"/>
-          <w:right w:val="none"/>
+          <w:bottom w:val="none" w:color="000000" w:sz="4" w:space="0"/>
+          <w:right w:val="none" w:color="000000" w:sz="4" w:space="0"/>
         </w:tcBorders>
       </w:tcPr>
     </w:tblStylePr>
@@ -21230,9 +22689,9 @@
         <w:shd w:val="clear" w:color="ffffff" w:themeColor="light1" w:fill="ffffff" w:themeFill="light1"/>
         <w:tcBorders>
           <w:top w:val="single" w:color="000000" w:themeColor="text1" w:themeTint="80" w:sz="4" w:space="0"/>
-          <w:left w:val="none"/>
-          <w:bottom w:val="none"/>
-          <w:right w:val="none"/>
+          <w:left w:val="none" w:color="000000" w:sz="4" w:space="0"/>
+          <w:bottom w:val="none" w:color="000000" w:sz="4" w:space="0"/>
+          <w:right w:val="none" w:color="000000" w:sz="4" w:space="0"/>
         </w:tcBorders>
       </w:tcPr>
     </w:tblStylePr>
@@ -21302,9 +22761,9 @@
       </w:tcPr>
     </w:tblStylePr>
   </w:style>
-  <w:style w:type="table" w:styleId="61">
+  <w:style w:type="table" w:styleId="790">
     <w:name w:val="Grid Table 7 Colorful - Accent 1"/>
-    <w:basedOn w:val="719"/>
+    <w:basedOn w:val="899"/>
     <w:uiPriority w:val="99"/>
     <w:pPr>
       <w:pBdr/>
@@ -21406,11 +22865,11 @@
         <w:tblBorders/>
       </w:tblPr>
       <w:tcPr>
-        <w:shd w:color="ffffff"/>
-        <w:tcBorders>
-          <w:top w:val="none"/>
-          <w:left w:val="none"/>
-          <w:bottom w:val="none"/>
+        <w:shd w:val="clear" w:color="ffffff"/>
+        <w:tcBorders>
+          <w:top w:val="none" w:color="000000" w:sz="4" w:space="0"/>
+          <w:left w:val="none" w:color="000000" w:sz="4" w:space="0"/>
+          <w:bottom w:val="none" w:color="000000" w:sz="4" w:space="0"/>
           <w:right w:val="single" w:color="000000" w:themeColor="accent1" w:themeTint="80" w:sz="4" w:space="0"/>
         </w:tcBorders>
       </w:tcPr>
@@ -21433,10 +22892,10 @@
       <w:tcPr>
         <w:shd w:val="clear" w:color="ffffff" w:themeColor="light1" w:fill="ffffff" w:themeFill="light1"/>
         <w:tcBorders>
-          <w:top w:val="none"/>
-          <w:left w:val="none"/>
+          <w:top w:val="none" w:color="000000" w:sz="4" w:space="0"/>
+          <w:left w:val="none" w:color="000000" w:sz="4" w:space="0"/>
           <w:bottom w:val="single" w:color="000000" w:themeColor="accent1" w:themeTint="80" w:sz="4" w:space="0"/>
-          <w:right w:val="none"/>
+          <w:right w:val="none" w:color="000000" w:sz="4" w:space="0"/>
         </w:tcBorders>
       </w:tcPr>
     </w:tblStylePr>
@@ -21456,12 +22915,12 @@
         <w:tblBorders/>
       </w:tblPr>
       <w:tcPr>
-        <w:shd w:color="ffffff"/>
-        <w:tcBorders>
-          <w:top w:val="none"/>
+        <w:shd w:val="clear" w:color="ffffff"/>
+        <w:tcBorders>
+          <w:top w:val="none" w:color="000000" w:sz="4" w:space="0"/>
           <w:left w:val="single" w:color="000000" w:themeColor="accent1" w:themeTint="80" w:sz="4" w:space="0"/>
-          <w:bottom w:val="none"/>
-          <w:right w:val="none"/>
+          <w:bottom w:val="none" w:color="000000" w:sz="4" w:space="0"/>
+          <w:right w:val="none" w:color="000000" w:sz="4" w:space="0"/>
         </w:tcBorders>
       </w:tcPr>
     </w:tblStylePr>
@@ -21484,9 +22943,9 @@
         <w:shd w:val="clear" w:color="ffffff" w:themeColor="light1" w:fill="ffffff" w:themeFill="light1"/>
         <w:tcBorders>
           <w:top w:val="single" w:color="000000" w:themeColor="accent1" w:themeTint="80" w:sz="4" w:space="0"/>
-          <w:left w:val="none"/>
-          <w:bottom w:val="none"/>
-          <w:right w:val="none"/>
+          <w:left w:val="none" w:color="000000" w:sz="4" w:space="0"/>
+          <w:bottom w:val="none" w:color="000000" w:sz="4" w:space="0"/>
+          <w:right w:val="none" w:color="000000" w:sz="4" w:space="0"/>
         </w:tcBorders>
       </w:tcPr>
     </w:tblStylePr>
@@ -21556,9 +23015,9 @@
       </w:tcPr>
     </w:tblStylePr>
   </w:style>
-  <w:style w:type="table" w:styleId="62">
+  <w:style w:type="table" w:styleId="791">
     <w:name w:val="Grid Table 7 Colorful - Accent 2"/>
-    <w:basedOn w:val="719"/>
+    <w:basedOn w:val="899"/>
     <w:uiPriority w:val="99"/>
     <w:pPr>
       <w:pBdr/>
@@ -21660,11 +23119,11 @@
         <w:tblBorders/>
       </w:tblPr>
       <w:tcPr>
-        <w:shd w:color="ffffff"/>
-        <w:tcBorders>
-          <w:top w:val="none"/>
-          <w:left w:val="none"/>
-          <w:bottom w:val="none"/>
+        <w:shd w:val="clear" w:color="ffffff"/>
+        <w:tcBorders>
+          <w:top w:val="none" w:color="000000" w:sz="4" w:space="0"/>
+          <w:left w:val="none" w:color="000000" w:sz="4" w:space="0"/>
+          <w:bottom w:val="none" w:color="000000" w:sz="4" w:space="0"/>
           <w:right w:val="single" w:color="000000" w:themeColor="accent2" w:themeTint="97" w:sz="4" w:space="0"/>
         </w:tcBorders>
       </w:tcPr>
@@ -21687,10 +23146,10 @@
       <w:tcPr>
         <w:shd w:val="clear" w:color="ffffff" w:themeColor="light1" w:fill="ffffff" w:themeFill="light1"/>
         <w:tcBorders>
-          <w:top w:val="none"/>
-          <w:left w:val="none"/>
+          <w:top w:val="none" w:color="000000" w:sz="4" w:space="0"/>
+          <w:left w:val="none" w:color="000000" w:sz="4" w:space="0"/>
           <w:bottom w:val="single" w:color="000000" w:themeColor="accent2" w:themeTint="97" w:sz="4" w:space="0"/>
-          <w:right w:val="none"/>
+          <w:right w:val="none" w:color="000000" w:sz="4" w:space="0"/>
         </w:tcBorders>
       </w:tcPr>
     </w:tblStylePr>
@@ -21710,12 +23169,12 @@
         <w:tblBorders/>
       </w:tblPr>
       <w:tcPr>
-        <w:shd w:color="ffffff"/>
-        <w:tcBorders>
-          <w:top w:val="none"/>
+        <w:shd w:val="clear" w:color="ffffff"/>
+        <w:tcBorders>
+          <w:top w:val="none" w:color="000000" w:sz="4" w:space="0"/>
           <w:left w:val="single" w:color="000000" w:themeColor="accent2" w:themeTint="97" w:sz="4" w:space="0"/>
-          <w:bottom w:val="none"/>
-          <w:right w:val="none"/>
+          <w:bottom w:val="none" w:color="000000" w:sz="4" w:space="0"/>
+          <w:right w:val="none" w:color="000000" w:sz="4" w:space="0"/>
         </w:tcBorders>
       </w:tcPr>
     </w:tblStylePr>
@@ -21738,9 +23197,9 @@
         <w:shd w:val="clear" w:color="ffffff" w:themeColor="light1" w:fill="ffffff" w:themeFill="light1"/>
         <w:tcBorders>
           <w:top w:val="single" w:color="000000" w:themeColor="accent2" w:themeTint="97" w:sz="4" w:space="0"/>
-          <w:left w:val="none"/>
-          <w:bottom w:val="none"/>
-          <w:right w:val="none"/>
+          <w:left w:val="none" w:color="000000" w:sz="4" w:space="0"/>
+          <w:bottom w:val="none" w:color="000000" w:sz="4" w:space="0"/>
+          <w:right w:val="none" w:color="000000" w:sz="4" w:space="0"/>
         </w:tcBorders>
       </w:tcPr>
     </w:tblStylePr>
@@ -21810,9 +23269,9 @@
       </w:tcPr>
     </w:tblStylePr>
   </w:style>
-  <w:style w:type="table" w:styleId="63">
+  <w:style w:type="table" w:styleId="792">
     <w:name w:val="Grid Table 7 Colorful - Accent 3"/>
-    <w:basedOn w:val="719"/>
+    <w:basedOn w:val="899"/>
     <w:uiPriority w:val="99"/>
     <w:pPr>
       <w:pBdr/>
@@ -21914,11 +23373,11 @@
         <w:tblBorders/>
       </w:tblPr>
       <w:tcPr>
-        <w:shd w:color="ffffff"/>
-        <w:tcBorders>
-          <w:top w:val="none"/>
-          <w:left w:val="none"/>
-          <w:bottom w:val="none"/>
+        <w:shd w:val="clear" w:color="ffffff"/>
+        <w:tcBorders>
+          <w:top w:val="none" w:color="000000" w:sz="4" w:space="0"/>
+          <w:left w:val="none" w:color="000000" w:sz="4" w:space="0"/>
+          <w:bottom w:val="none" w:color="000000" w:sz="4" w:space="0"/>
           <w:right w:val="single" w:color="000000" w:themeColor="accent3" w:themeTint="FE" w:sz="4" w:space="0"/>
         </w:tcBorders>
       </w:tcPr>
@@ -21941,10 +23400,10 @@
       <w:tcPr>
         <w:shd w:val="clear" w:color="ffffff" w:themeColor="light1" w:fill="ffffff" w:themeFill="light1"/>
         <w:tcBorders>
-          <w:top w:val="none"/>
-          <w:left w:val="none"/>
+          <w:top w:val="none" w:color="000000" w:sz="4" w:space="0"/>
+          <w:left w:val="none" w:color="000000" w:sz="4" w:space="0"/>
           <w:bottom w:val="single" w:color="000000" w:themeColor="accent3" w:themeTint="FE" w:sz="4" w:space="0"/>
-          <w:right w:val="none"/>
+          <w:right w:val="none" w:color="000000" w:sz="4" w:space="0"/>
         </w:tcBorders>
       </w:tcPr>
     </w:tblStylePr>
@@ -21964,12 +23423,12 @@
         <w:tblBorders/>
       </w:tblPr>
       <w:tcPr>
-        <w:shd w:color="ffffff"/>
-        <w:tcBorders>
-          <w:top w:val="none"/>
+        <w:shd w:val="clear" w:color="ffffff"/>
+        <w:tcBorders>
+          <w:top w:val="none" w:color="000000" w:sz="4" w:space="0"/>
           <w:left w:val="single" w:color="000000" w:themeColor="accent3" w:themeTint="FE" w:sz="4" w:space="0"/>
-          <w:bottom w:val="none"/>
-          <w:right w:val="none"/>
+          <w:bottom w:val="none" w:color="000000" w:sz="4" w:space="0"/>
+          <w:right w:val="none" w:color="000000" w:sz="4" w:space="0"/>
         </w:tcBorders>
       </w:tcPr>
     </w:tblStylePr>
@@ -21992,9 +23451,9 @@
         <w:shd w:val="clear" w:color="ffffff" w:themeColor="light1" w:fill="ffffff" w:themeFill="light1"/>
         <w:tcBorders>
           <w:top w:val="single" w:color="000000" w:themeColor="accent3" w:themeTint="FE" w:sz="4" w:space="0"/>
-          <w:left w:val="none"/>
-          <w:bottom w:val="none"/>
-          <w:right w:val="none"/>
+          <w:left w:val="none" w:color="000000" w:sz="4" w:space="0"/>
+          <w:bottom w:val="none" w:color="000000" w:sz="4" w:space="0"/>
+          <w:right w:val="none" w:color="000000" w:sz="4" w:space="0"/>
         </w:tcBorders>
       </w:tcPr>
     </w:tblStylePr>
@@ -22064,9 +23523,9 @@
       </w:tcPr>
     </w:tblStylePr>
   </w:style>
-  <w:style w:type="table" w:styleId="64">
+  <w:style w:type="table" w:styleId="793">
     <w:name w:val="Grid Table 7 Colorful - Accent 4"/>
-    <w:basedOn w:val="719"/>
+    <w:basedOn w:val="899"/>
     <w:uiPriority w:val="99"/>
     <w:pPr>
       <w:pBdr/>
@@ -22168,11 +23627,11 @@
         <w:tblBorders/>
       </w:tblPr>
       <w:tcPr>
-        <w:shd w:color="ffffff"/>
-        <w:tcBorders>
-          <w:top w:val="none"/>
-          <w:left w:val="none"/>
-          <w:bottom w:val="none"/>
+        <w:shd w:val="clear" w:color="ffffff"/>
+        <w:tcBorders>
+          <w:top w:val="none" w:color="000000" w:sz="4" w:space="0"/>
+          <w:left w:val="none" w:color="000000" w:sz="4" w:space="0"/>
+          <w:bottom w:val="none" w:color="000000" w:sz="4" w:space="0"/>
           <w:right w:val="single" w:color="000000" w:themeColor="accent4" w:themeTint="9A" w:sz="4" w:space="0"/>
         </w:tcBorders>
       </w:tcPr>
@@ -22195,10 +23654,10 @@
       <w:tcPr>
         <w:shd w:val="clear" w:color="ffffff" w:themeColor="light1" w:fill="ffffff" w:themeFill="light1"/>
         <w:tcBorders>
-          <w:top w:val="none"/>
-          <w:left w:val="none"/>
+          <w:top w:val="none" w:color="000000" w:sz="4" w:space="0"/>
+          <w:left w:val="none" w:color="000000" w:sz="4" w:space="0"/>
           <w:bottom w:val="single" w:color="000000" w:themeColor="accent4" w:themeTint="9A" w:sz="4" w:space="0"/>
-          <w:right w:val="none"/>
+          <w:right w:val="none" w:color="000000" w:sz="4" w:space="0"/>
         </w:tcBorders>
       </w:tcPr>
     </w:tblStylePr>
@@ -22218,12 +23677,12 @@
         <w:tblBorders/>
       </w:tblPr>
       <w:tcPr>
-        <w:shd w:color="ffffff"/>
-        <w:tcBorders>
-          <w:top w:val="none"/>
+        <w:shd w:val="clear" w:color="ffffff"/>
+        <w:tcBorders>
+          <w:top w:val="none" w:color="000000" w:sz="4" w:space="0"/>
           <w:left w:val="single" w:color="000000" w:themeColor="accent4" w:themeTint="9A" w:sz="4" w:space="0"/>
-          <w:bottom w:val="none"/>
-          <w:right w:val="none"/>
+          <w:bottom w:val="none" w:color="000000" w:sz="4" w:space="0"/>
+          <w:right w:val="none" w:color="000000" w:sz="4" w:space="0"/>
         </w:tcBorders>
       </w:tcPr>
     </w:tblStylePr>
@@ -22246,9 +23705,9 @@
         <w:shd w:val="clear" w:color="ffffff" w:themeColor="light1" w:fill="ffffff" w:themeFill="light1"/>
         <w:tcBorders>
           <w:top w:val="single" w:color="000000" w:themeColor="accent4" w:themeTint="9A" w:sz="4" w:space="0"/>
-          <w:left w:val="none"/>
-          <w:bottom w:val="none"/>
-          <w:right w:val="none"/>
+          <w:left w:val="none" w:color="000000" w:sz="4" w:space="0"/>
+          <w:bottom w:val="none" w:color="000000" w:sz="4" w:space="0"/>
+          <w:right w:val="none" w:color="000000" w:sz="4" w:space="0"/>
         </w:tcBorders>
       </w:tcPr>
     </w:tblStylePr>
@@ -22318,9 +23777,9 @@
       </w:tcPr>
     </w:tblStylePr>
   </w:style>
-  <w:style w:type="table" w:styleId="65">
+  <w:style w:type="table" w:styleId="794">
     <w:name w:val="Grid Table 7 Colorful - Accent 5"/>
-    <w:basedOn w:val="719"/>
+    <w:basedOn w:val="899"/>
     <w:uiPriority w:val="99"/>
     <w:pPr>
       <w:pBdr/>
@@ -22422,11 +23881,11 @@
         <w:tblBorders/>
       </w:tblPr>
       <w:tcPr>
-        <w:shd w:color="ffffff"/>
-        <w:tcBorders>
-          <w:top w:val="none"/>
-          <w:left w:val="none"/>
-          <w:bottom w:val="none"/>
+        <w:shd w:val="clear" w:color="ffffff"/>
+        <w:tcBorders>
+          <w:top w:val="none" w:color="000000" w:sz="4" w:space="0"/>
+          <w:left w:val="none" w:color="000000" w:sz="4" w:space="0"/>
+          <w:bottom w:val="none" w:color="000000" w:sz="4" w:space="0"/>
           <w:right w:val="single" w:color="000000" w:themeColor="accent5" w:themeTint="90" w:sz="4" w:space="0"/>
         </w:tcBorders>
       </w:tcPr>
@@ -22449,10 +23908,10 @@
       <w:tcPr>
         <w:shd w:val="clear" w:color="ffffff" w:themeColor="light1" w:fill="ffffff" w:themeFill="light1"/>
         <w:tcBorders>
-          <w:top w:val="none"/>
-          <w:left w:val="none"/>
+          <w:top w:val="none" w:color="000000" w:sz="4" w:space="0"/>
+          <w:left w:val="none" w:color="000000" w:sz="4" w:space="0"/>
           <w:bottom w:val="single" w:color="000000" w:themeColor="accent5" w:themeTint="90" w:sz="4" w:space="0"/>
-          <w:right w:val="none"/>
+          <w:right w:val="none" w:color="000000" w:sz="4" w:space="0"/>
         </w:tcBorders>
       </w:tcPr>
     </w:tblStylePr>
@@ -22472,12 +23931,12 @@
         <w:tblBorders/>
       </w:tblPr>
       <w:tcPr>
-        <w:shd w:color="ffffff"/>
-        <w:tcBorders>
-          <w:top w:val="none"/>
+        <w:shd w:val="clear" w:color="ffffff"/>
+        <w:tcBorders>
+          <w:top w:val="none" w:color="000000" w:sz="4" w:space="0"/>
           <w:left w:val="single" w:color="000000" w:themeColor="accent5" w:themeTint="90" w:sz="4" w:space="0"/>
-          <w:bottom w:val="none"/>
-          <w:right w:val="none"/>
+          <w:bottom w:val="none" w:color="000000" w:sz="4" w:space="0"/>
+          <w:right w:val="none" w:color="000000" w:sz="4" w:space="0"/>
         </w:tcBorders>
       </w:tcPr>
     </w:tblStylePr>
@@ -22500,9 +23959,9 @@
         <w:shd w:val="clear" w:color="ffffff" w:themeColor="light1" w:fill="ffffff" w:themeFill="light1"/>
         <w:tcBorders>
           <w:top w:val="single" w:color="000000" w:themeColor="accent5" w:themeTint="90" w:sz="4" w:space="0"/>
-          <w:left w:val="none"/>
-          <w:bottom w:val="none"/>
-          <w:right w:val="none"/>
+          <w:left w:val="none" w:color="000000" w:sz="4" w:space="0"/>
+          <w:bottom w:val="none" w:color="000000" w:sz="4" w:space="0"/>
+          <w:right w:val="none" w:color="000000" w:sz="4" w:space="0"/>
         </w:tcBorders>
       </w:tcPr>
     </w:tblStylePr>
@@ -22572,9 +24031,9 @@
       </w:tcPr>
     </w:tblStylePr>
   </w:style>
-  <w:style w:type="table" w:styleId="66">
+  <w:style w:type="table" w:styleId="795">
     <w:name w:val="Grid Table 7 Colorful - Accent 6"/>
-    <w:basedOn w:val="719"/>
+    <w:basedOn w:val="899"/>
     <w:uiPriority w:val="99"/>
     <w:pPr>
       <w:pBdr/>
@@ -22676,11 +24135,11 @@
         <w:tblBorders/>
       </w:tblPr>
       <w:tcPr>
-        <w:shd w:color="ffffff"/>
-        <w:tcBorders>
-          <w:top w:val="none"/>
-          <w:left w:val="none"/>
-          <w:bottom w:val="none"/>
+        <w:shd w:val="clear" w:color="ffffff"/>
+        <w:tcBorders>
+          <w:top w:val="none" w:color="000000" w:sz="4" w:space="0"/>
+          <w:left w:val="none" w:color="000000" w:sz="4" w:space="0"/>
+          <w:bottom w:val="none" w:color="000000" w:sz="4" w:space="0"/>
           <w:right w:val="single" w:color="000000" w:themeColor="accent6" w:themeTint="90" w:sz="4" w:space="0"/>
         </w:tcBorders>
       </w:tcPr>
@@ -22703,10 +24162,10 @@
       <w:tcPr>
         <w:shd w:val="clear" w:color="ffffff" w:themeColor="light1" w:fill="ffffff" w:themeFill="light1"/>
         <w:tcBorders>
-          <w:top w:val="none"/>
-          <w:left w:val="none"/>
+          <w:top w:val="none" w:color="000000" w:sz="4" w:space="0"/>
+          <w:left w:val="none" w:color="000000" w:sz="4" w:space="0"/>
           <w:bottom w:val="single" w:color="000000" w:themeColor="accent6" w:themeTint="90" w:sz="4" w:space="0"/>
-          <w:right w:val="none"/>
+          <w:right w:val="none" w:color="000000" w:sz="4" w:space="0"/>
         </w:tcBorders>
       </w:tcPr>
     </w:tblStylePr>
@@ -22726,12 +24185,12 @@
         <w:tblBorders/>
       </w:tblPr>
       <w:tcPr>
-        <w:shd w:color="ffffff"/>
-        <w:tcBorders>
-          <w:top w:val="none"/>
+        <w:shd w:val="clear" w:color="ffffff"/>
+        <w:tcBorders>
+          <w:top w:val="none" w:color="000000" w:sz="4" w:space="0"/>
           <w:left w:val="single" w:color="000000" w:themeColor="accent6" w:themeTint="90" w:sz="4" w:space="0"/>
-          <w:bottom w:val="none"/>
-          <w:right w:val="none"/>
+          <w:bottom w:val="none" w:color="000000" w:sz="4" w:space="0"/>
+          <w:right w:val="none" w:color="000000" w:sz="4" w:space="0"/>
         </w:tcBorders>
       </w:tcPr>
     </w:tblStylePr>
@@ -22754,9 +24213,9 @@
         <w:shd w:val="clear" w:color="ffffff" w:themeColor="light1" w:fill="ffffff" w:themeFill="light1"/>
         <w:tcBorders>
           <w:top w:val="single" w:color="000000" w:themeColor="accent6" w:themeTint="90" w:sz="4" w:space="0"/>
-          <w:left w:val="none"/>
-          <w:bottom w:val="none"/>
-          <w:right w:val="none"/>
+          <w:left w:val="none" w:color="000000" w:sz="4" w:space="0"/>
+          <w:bottom w:val="none" w:color="000000" w:sz="4" w:space="0"/>
+          <w:right w:val="none" w:color="000000" w:sz="4" w:space="0"/>
         </w:tcBorders>
       </w:tcPr>
     </w:tblStylePr>
@@ -22826,9 +24285,9 @@
       </w:tcPr>
     </w:tblStylePr>
   </w:style>
-  <w:style w:type="table" w:styleId="67">
+  <w:style w:type="table" w:styleId="796">
     <w:name w:val="List Table 1 Light"/>
-    <w:basedOn w:val="719"/>
+    <w:basedOn w:val="899"/>
     <w:uiPriority w:val="99"/>
     <w:pPr>
       <w:pBdr/>
@@ -23042,9 +24501,9 @@
       </w:tcPr>
     </w:tblStylePr>
   </w:style>
-  <w:style w:type="table" w:styleId="68">
+  <w:style w:type="table" w:styleId="797">
     <w:name w:val="List Table 1 Light - Accent 1"/>
-    <w:basedOn w:val="719"/>
+    <w:basedOn w:val="899"/>
     <w:uiPriority w:val="99"/>
     <w:pPr>
       <w:pBdr/>
@@ -23258,9 +24717,9 @@
       </w:tcPr>
     </w:tblStylePr>
   </w:style>
-  <w:style w:type="table" w:styleId="69">
+  <w:style w:type="table" w:styleId="798">
     <w:name w:val="List Table 1 Light - Accent 2"/>
-    <w:basedOn w:val="719"/>
+    <w:basedOn w:val="899"/>
     <w:uiPriority w:val="99"/>
     <w:pPr>
       <w:pBdr/>
@@ -23474,9 +24933,9 @@
       </w:tcPr>
     </w:tblStylePr>
   </w:style>
-  <w:style w:type="table" w:styleId="70">
+  <w:style w:type="table" w:styleId="799">
     <w:name w:val="List Table 1 Light - Accent 3"/>
-    <w:basedOn w:val="719"/>
+    <w:basedOn w:val="899"/>
     <w:uiPriority w:val="99"/>
     <w:pPr>
       <w:pBdr/>
@@ -23690,9 +25149,9 @@
       </w:tcPr>
     </w:tblStylePr>
   </w:style>
-  <w:style w:type="table" w:styleId="71">
+  <w:style w:type="table" w:styleId="800">
     <w:name w:val="List Table 1 Light - Accent 4"/>
-    <w:basedOn w:val="719"/>
+    <w:basedOn w:val="899"/>
     <w:uiPriority w:val="99"/>
     <w:pPr>
       <w:pBdr/>
@@ -23906,9 +25365,9 @@
       </w:tcPr>
     </w:tblStylePr>
   </w:style>
-  <w:style w:type="table" w:styleId="72">
+  <w:style w:type="table" w:styleId="801">
     <w:name w:val="List Table 1 Light - Accent 5"/>
-    <w:basedOn w:val="719"/>
+    <w:basedOn w:val="899"/>
     <w:uiPriority w:val="99"/>
     <w:pPr>
       <w:pBdr/>
@@ -24122,9 +25581,9 @@
       </w:tcPr>
     </w:tblStylePr>
   </w:style>
-  <w:style w:type="table" w:styleId="73">
+  <w:style w:type="table" w:styleId="802">
     <w:name w:val="List Table 1 Light - Accent 6"/>
-    <w:basedOn w:val="719"/>
+    <w:basedOn w:val="899"/>
     <w:uiPriority w:val="99"/>
     <w:pPr>
       <w:pBdr/>
@@ -24338,9 +25797,9 @@
       </w:tcPr>
     </w:tblStylePr>
   </w:style>
-  <w:style w:type="table" w:styleId="74">
+  <w:style w:type="table" w:styleId="803">
     <w:name w:val="List Table 2"/>
-    <w:basedOn w:val="719"/>
+    <w:basedOn w:val="899"/>
     <w:uiPriority w:val="99"/>
     <w:pPr>
       <w:pBdr/>
@@ -24576,9 +26035,9 @@
       </w:tcPr>
     </w:tblStylePr>
   </w:style>
-  <w:style w:type="table" w:styleId="75">
+  <w:style w:type="table" w:styleId="804">
     <w:name w:val="List Table 2 - Accent 1"/>
-    <w:basedOn w:val="719"/>
+    <w:basedOn w:val="899"/>
     <w:uiPriority w:val="99"/>
     <w:pPr>
       <w:pBdr/>
@@ -24814,9 +26273,9 @@
       </w:tcPr>
     </w:tblStylePr>
   </w:style>
-  <w:style w:type="table" w:styleId="76">
+  <w:style w:type="table" w:styleId="805">
     <w:name w:val="List Table 2 - Accent 2"/>
-    <w:basedOn w:val="719"/>
+    <w:basedOn w:val="899"/>
     <w:uiPriority w:val="99"/>
     <w:pPr>
       <w:pBdr/>
@@ -25052,9 +26511,9 @@
       </w:tcPr>
     </w:tblStylePr>
   </w:style>
-  <w:style w:type="table" w:styleId="77">
+  <w:style w:type="table" w:styleId="806">
     <w:name w:val="List Table 2 - Accent 3"/>
-    <w:basedOn w:val="719"/>
+    <w:basedOn w:val="899"/>
     <w:uiPriority w:val="99"/>
     <w:pPr>
       <w:pBdr/>
@@ -25290,9 +26749,9 @@
       </w:tcPr>
     </w:tblStylePr>
   </w:style>
-  <w:style w:type="table" w:styleId="78">
+  <w:style w:type="table" w:styleId="807">
     <w:name w:val="List Table 2 - Accent 4"/>
-    <w:basedOn w:val="719"/>
+    <w:basedOn w:val="899"/>
     <w:uiPriority w:val="99"/>
     <w:pPr>
       <w:pBdr/>
@@ -25528,9 +26987,9 @@
       </w:tcPr>
     </w:tblStylePr>
   </w:style>
-  <w:style w:type="table" w:styleId="79">
+  <w:style w:type="table" w:styleId="808">
     <w:name w:val="List Table 2 - Accent 5"/>
-    <w:basedOn w:val="719"/>
+    <w:basedOn w:val="899"/>
     <w:uiPriority w:val="99"/>
     <w:pPr>
       <w:pBdr/>
@@ -25766,9 +27225,9 @@
       </w:tcPr>
     </w:tblStylePr>
   </w:style>
-  <w:style w:type="table" w:styleId="80">
+  <w:style w:type="table" w:styleId="809">
     <w:name w:val="List Table 2 - Accent 6"/>
-    <w:basedOn w:val="719"/>
+    <w:basedOn w:val="899"/>
     <w:uiPriority w:val="99"/>
     <w:pPr>
       <w:pBdr/>
@@ -26004,9 +27463,9 @@
       </w:tcPr>
     </w:tblStylePr>
   </w:style>
-  <w:style w:type="table" w:styleId="81">
+  <w:style w:type="table" w:styleId="810">
     <w:name w:val="List Table 3"/>
-    <w:basedOn w:val="719"/>
+    <w:basedOn w:val="899"/>
     <w:uiPriority w:val="99"/>
     <w:pPr>
       <w:pBdr/>
@@ -26232,9 +27691,9 @@
       </w:tcPr>
     </w:tblStylePr>
   </w:style>
-  <w:style w:type="table" w:styleId="82">
+  <w:style w:type="table" w:styleId="811">
     <w:name w:val="List Table 3 - Accent 1"/>
-    <w:basedOn w:val="719"/>
+    <w:basedOn w:val="899"/>
     <w:uiPriority w:val="99"/>
     <w:pPr>
       <w:pBdr/>
@@ -26460,9 +27919,9 @@
       </w:tcPr>
     </w:tblStylePr>
   </w:style>
-  <w:style w:type="table" w:styleId="83">
+  <w:style w:type="table" w:styleId="812">
     <w:name w:val="List Table 3 - Accent 2"/>
-    <w:basedOn w:val="719"/>
+    <w:basedOn w:val="899"/>
     <w:uiPriority w:val="99"/>
     <w:pPr>
       <w:pBdr/>
@@ -26688,9 +28147,9 @@
       </w:tcPr>
     </w:tblStylePr>
   </w:style>
-  <w:style w:type="table" w:styleId="84">
+  <w:style w:type="table" w:styleId="813">
     <w:name w:val="List Table 3 - Accent 3"/>
-    <w:basedOn w:val="719"/>
+    <w:basedOn w:val="899"/>
     <w:uiPriority w:val="99"/>
     <w:pPr>
       <w:pBdr/>
@@ -26916,9 +28375,9 @@
       </w:tcPr>
     </w:tblStylePr>
   </w:style>
-  <w:style w:type="table" w:styleId="85">
+  <w:style w:type="table" w:styleId="814">
     <w:name w:val="List Table 3 - Accent 4"/>
-    <w:basedOn w:val="719"/>
+    <w:basedOn w:val="899"/>
     <w:uiPriority w:val="99"/>
     <w:pPr>
       <w:pBdr/>
@@ -27144,9 +28603,9 @@
       </w:tcPr>
     </w:tblStylePr>
   </w:style>
-  <w:style w:type="table" w:styleId="86">
+  <w:style w:type="table" w:styleId="815">
     <w:name w:val="List Table 3 - Accent 5"/>
-    <w:basedOn w:val="719"/>
+    <w:basedOn w:val="899"/>
     <w:uiPriority w:val="99"/>
     <w:pPr>
       <w:pBdr/>
@@ -27372,9 +28831,9 @@
       </w:tcPr>
     </w:tblStylePr>
   </w:style>
-  <w:style w:type="table" w:styleId="87">
+  <w:style w:type="table" w:styleId="816">
     <w:name w:val="List Table 3 - Accent 6"/>
-    <w:basedOn w:val="719"/>
+    <w:basedOn w:val="899"/>
     <w:uiPriority w:val="99"/>
     <w:pPr>
       <w:pBdr/>
@@ -27600,9 +29059,9 @@
       </w:tcPr>
     </w:tblStylePr>
   </w:style>
-  <w:style w:type="table" w:styleId="88">
+  <w:style w:type="table" w:styleId="817">
     <w:name w:val="List Table 4"/>
-    <w:basedOn w:val="719"/>
+    <w:basedOn w:val="899"/>
     <w:uiPriority w:val="99"/>
     <w:pPr>
       <w:pBdr/>
@@ -27825,9 +29284,9 @@
       </w:tcPr>
     </w:tblStylePr>
   </w:style>
-  <w:style w:type="table" w:styleId="89">
+  <w:style w:type="table" w:styleId="818">
     <w:name w:val="List Table 4 - Accent 1"/>
-    <w:basedOn w:val="719"/>
+    <w:basedOn w:val="899"/>
     <w:uiPriority w:val="99"/>
     <w:pPr>
       <w:pBdr/>
@@ -28050,9 +29509,9 @@
       </w:tcPr>
     </w:tblStylePr>
   </w:style>
-  <w:style w:type="table" w:styleId="90">
+  <w:style w:type="table" w:styleId="819">
     <w:name w:val="List Table 4 - Accent 2"/>
-    <w:basedOn w:val="719"/>
+    <w:basedOn w:val="899"/>
     <w:uiPriority w:val="99"/>
     <w:pPr>
       <w:pBdr/>
@@ -28275,9 +29734,9 @@
       </w:tcPr>
     </w:tblStylePr>
   </w:style>
-  <w:style w:type="table" w:styleId="91">
+  <w:style w:type="table" w:styleId="820">
     <w:name w:val="List Table 4 - Accent 3"/>
-    <w:basedOn w:val="719"/>
+    <w:basedOn w:val="899"/>
     <w:uiPriority w:val="99"/>
     <w:pPr>
       <w:pBdr/>
@@ -28500,9 +29959,9 @@
       </w:tcPr>
     </w:tblStylePr>
   </w:style>
-  <w:style w:type="table" w:styleId="92">
+  <w:style w:type="table" w:styleId="821">
     <w:name w:val="List Table 4 - Accent 4"/>
-    <w:basedOn w:val="719"/>
+    <w:basedOn w:val="899"/>
     <w:uiPriority w:val="99"/>
     <w:pPr>
       <w:pBdr/>
@@ -28725,9 +30184,9 @@
       </w:tcPr>
     </w:tblStylePr>
   </w:style>
-  <w:style w:type="table" w:styleId="93">
+  <w:style w:type="table" w:styleId="822">
     <w:name w:val="List Table 4 - Accent 5"/>
-    <w:basedOn w:val="719"/>
+    <w:basedOn w:val="899"/>
     <w:uiPriority w:val="99"/>
     <w:pPr>
       <w:pBdr/>
@@ -28950,9 +30409,9 @@
       </w:tcPr>
     </w:tblStylePr>
   </w:style>
-  <w:style w:type="table" w:styleId="94">
+  <w:style w:type="table" w:styleId="823">
     <w:name w:val="List Table 4 - Accent 6"/>
-    <w:basedOn w:val="719"/>
+    <w:basedOn w:val="899"/>
     <w:uiPriority w:val="99"/>
     <w:pPr>
       <w:pBdr/>
@@ -29175,9 +30634,9 @@
       </w:tcPr>
     </w:tblStylePr>
   </w:style>
-  <w:style w:type="table" w:styleId="95">
+  <w:style w:type="table" w:styleId="824">
     <w:name w:val="List Table 5 Dark"/>
-    <w:basedOn w:val="719"/>
+    <w:basedOn w:val="899"/>
     <w:uiPriority w:val="99"/>
     <w:pPr>
       <w:pBdr/>
@@ -29417,9 +30876,9 @@
       </w:tcPr>
     </w:tblStylePr>
   </w:style>
-  <w:style w:type="table" w:styleId="96">
+  <w:style w:type="table" w:styleId="825">
     <w:name w:val="List Table 5 Dark - Accent 1"/>
-    <w:basedOn w:val="719"/>
+    <w:basedOn w:val="899"/>
     <w:uiPriority w:val="99"/>
     <w:pPr>
       <w:pBdr/>
@@ -29659,9 +31118,9 @@
       </w:tcPr>
     </w:tblStylePr>
   </w:style>
-  <w:style w:type="table" w:styleId="97">
+  <w:style w:type="table" w:styleId="826">
     <w:name w:val="List Table 5 Dark - Accent 2"/>
-    <w:basedOn w:val="719"/>
+    <w:basedOn w:val="899"/>
     <w:uiPriority w:val="99"/>
     <w:pPr>
       <w:pBdr/>
@@ -29901,9 +31360,9 @@
       </w:tcPr>
     </w:tblStylePr>
   </w:style>
-  <w:style w:type="table" w:styleId="98">
+  <w:style w:type="table" w:styleId="827">
     <w:name w:val="List Table 5 Dark - Accent 3"/>
-    <w:basedOn w:val="719"/>
+    <w:basedOn w:val="899"/>
     <w:uiPriority w:val="99"/>
     <w:pPr>
       <w:pBdr/>
@@ -30143,9 +31602,9 @@
       </w:tcPr>
     </w:tblStylePr>
   </w:style>
-  <w:style w:type="table" w:styleId="99">
+  <w:style w:type="table" w:styleId="828">
     <w:name w:val="List Table 5 Dark - Accent 4"/>
-    <w:basedOn w:val="719"/>
+    <w:basedOn w:val="899"/>
     <w:uiPriority w:val="99"/>
     <w:pPr>
       <w:pBdr/>
@@ -30385,9 +31844,9 @@
       </w:tcPr>
     </w:tblStylePr>
   </w:style>
-  <w:style w:type="table" w:styleId="100">
+  <w:style w:type="table" w:styleId="829">
     <w:name w:val="List Table 5 Dark - Accent 5"/>
-    <w:basedOn w:val="719"/>
+    <w:basedOn w:val="899"/>
     <w:uiPriority w:val="99"/>
     <w:pPr>
       <w:pBdr/>
@@ -30627,9 +32086,9 @@
       </w:tcPr>
     </w:tblStylePr>
   </w:style>
-  <w:style w:type="table" w:styleId="101">
+  <w:style w:type="table" w:styleId="830">
     <w:name w:val="List Table 5 Dark - Accent 6"/>
-    <w:basedOn w:val="719"/>
+    <w:basedOn w:val="899"/>
     <w:uiPriority w:val="99"/>
     <w:pPr>
       <w:pBdr/>
@@ -30869,9 +32328,9 @@
       </w:tcPr>
     </w:tblStylePr>
   </w:style>
-  <w:style w:type="table" w:styleId="102">
+  <w:style w:type="table" w:styleId="831">
     <w:name w:val="List Table 6 Colorful"/>
-    <w:basedOn w:val="719"/>
+    <w:basedOn w:val="899"/>
     <w:uiPriority w:val="99"/>
     <w:pPr>
       <w:pBdr/>
@@ -31092,9 +32551,9 @@
       </w:tcPr>
     </w:tblStylePr>
   </w:style>
-  <w:style w:type="table" w:styleId="103">
+  <w:style w:type="table" w:styleId="832">
     <w:name w:val="List Table 6 Colorful - Accent 1"/>
-    <w:basedOn w:val="719"/>
+    <w:basedOn w:val="899"/>
     <w:uiPriority w:val="99"/>
     <w:pPr>
       <w:pBdr/>
@@ -31315,9 +32774,9 @@
       </w:tcPr>
     </w:tblStylePr>
   </w:style>
-  <w:style w:type="table" w:styleId="104">
+  <w:style w:type="table" w:styleId="833">
     <w:name w:val="List Table 6 Colorful - Accent 2"/>
-    <w:basedOn w:val="719"/>
+    <w:basedOn w:val="899"/>
     <w:uiPriority w:val="99"/>
     <w:pPr>
       <w:pBdr/>
@@ -31538,9 +32997,9 @@
       </w:tcPr>
     </w:tblStylePr>
   </w:style>
-  <w:style w:type="table" w:styleId="105">
+  <w:style w:type="table" w:styleId="834">
     <w:name w:val="List Table 6 Colorful - Accent 3"/>
-    <w:basedOn w:val="719"/>
+    <w:basedOn w:val="899"/>
     <w:uiPriority w:val="99"/>
     <w:pPr>
       <w:pBdr/>
@@ -31761,9 +33220,9 @@
       </w:tcPr>
     </w:tblStylePr>
   </w:style>
-  <w:style w:type="table" w:styleId="106">
+  <w:style w:type="table" w:styleId="835">
     <w:name w:val="List Table 6 Colorful - Accent 4"/>
-    <w:basedOn w:val="719"/>
+    <w:basedOn w:val="899"/>
     <w:uiPriority w:val="99"/>
     <w:pPr>
       <w:pBdr/>
@@ -31984,9 +33443,9 @@
       </w:tcPr>
     </w:tblStylePr>
   </w:style>
-  <w:style w:type="table" w:styleId="107">
+  <w:style w:type="table" w:styleId="836">
     <w:name w:val="List Table 6 Colorful - Accent 5"/>
-    <w:basedOn w:val="719"/>
+    <w:basedOn w:val="899"/>
     <w:uiPriority w:val="99"/>
     <w:pPr>
       <w:pBdr/>
@@ -32207,9 +33666,9 @@
       </w:tcPr>
     </w:tblStylePr>
   </w:style>
-  <w:style w:type="table" w:styleId="108">
+  <w:style w:type="table" w:styleId="837">
     <w:name w:val="List Table 6 Colorful - Accent 6"/>
-    <w:basedOn w:val="719"/>
+    <w:basedOn w:val="899"/>
     <w:uiPriority w:val="99"/>
     <w:pPr>
       <w:pBdr/>
@@ -32430,9 +33889,9 @@
       </w:tcPr>
     </w:tblStylePr>
   </w:style>
-  <w:style w:type="table" w:styleId="109">
+  <w:style w:type="table" w:styleId="838">
     <w:name w:val="List Table 7 Colorful"/>
-    <w:basedOn w:val="719"/>
+    <w:basedOn w:val="899"/>
     <w:uiPriority w:val="99"/>
     <w:pPr>
       <w:pBdr/>
@@ -32531,11 +33990,11 @@
         <w:tblBorders/>
       </w:tblPr>
       <w:tcPr>
-        <w:shd w:color="ffffff"/>
-        <w:tcBorders>
-          <w:top w:val="none"/>
-          <w:left w:val="none"/>
-          <w:bottom w:val="none"/>
+        <w:shd w:val="clear" w:color="ffffff"/>
+        <w:tcBorders>
+          <w:top w:val="none" w:color="000000" w:sz="4" w:space="0"/>
+          <w:left w:val="none" w:color="000000" w:sz="4" w:space="0"/>
+          <w:bottom w:val="none" w:color="000000" w:sz="4" w:space="0"/>
           <w:right w:val="single" w:color="000000" w:themeColor="text1" w:themeTint="80" w:sz="4" w:space="0"/>
         </w:tcBorders>
       </w:tcPr>
@@ -32558,10 +34017,10 @@
       <w:tcPr>
         <w:shd w:val="clear" w:color="ffffff" w:themeColor="light1" w:fill="ffffff" w:themeFill="light1"/>
         <w:tcBorders>
-          <w:top w:val="none"/>
-          <w:left w:val="none"/>
+          <w:top w:val="none" w:color="000000" w:sz="4" w:space="0"/>
+          <w:left w:val="none" w:color="000000" w:sz="4" w:space="0"/>
           <w:bottom w:val="single" w:color="000000" w:themeColor="text1" w:themeTint="80" w:sz="4" w:space="0"/>
-          <w:right w:val="none"/>
+          <w:right w:val="none" w:color="000000" w:sz="4" w:space="0"/>
         </w:tcBorders>
       </w:tcPr>
     </w:tblStylePr>
@@ -32581,12 +34040,12 @@
         <w:tblBorders/>
       </w:tblPr>
       <w:tcPr>
-        <w:shd w:color="ffffff"/>
-        <w:tcBorders>
-          <w:top w:val="none"/>
+        <w:shd w:val="clear" w:color="ffffff"/>
+        <w:tcBorders>
+          <w:top w:val="none" w:color="000000" w:sz="4" w:space="0"/>
           <w:left w:val="single" w:color="000000" w:themeColor="text1" w:themeTint="80" w:sz="4" w:space="0"/>
-          <w:bottom w:val="none"/>
-          <w:right w:val="none"/>
+          <w:bottom w:val="none" w:color="000000" w:sz="4" w:space="0"/>
+          <w:right w:val="none" w:color="000000" w:sz="4" w:space="0"/>
         </w:tcBorders>
       </w:tcPr>
     </w:tblStylePr>
@@ -32609,9 +34068,9 @@
         <w:shd w:val="clear" w:color="ffffff" w:themeColor="light1" w:fill="ffffff" w:themeFill="light1"/>
         <w:tcBorders>
           <w:top w:val="single" w:color="000000" w:themeColor="text1" w:themeTint="80" w:sz="4" w:space="0"/>
-          <w:left w:val="none"/>
-          <w:bottom w:val="none"/>
-          <w:right w:val="none"/>
+          <w:left w:val="none" w:color="000000" w:sz="4" w:space="0"/>
+          <w:bottom w:val="none" w:color="000000" w:sz="4" w:space="0"/>
+          <w:right w:val="none" w:color="000000" w:sz="4" w:space="0"/>
         </w:tcBorders>
       </w:tcPr>
     </w:tblStylePr>
@@ -32686,9 +34145,9 @@
       </w:tcPr>
     </w:tblStylePr>
   </w:style>
-  <w:style w:type="table" w:styleId="110">
+  <w:style w:type="table" w:styleId="839">
     <w:name w:val="List Table 7 Colorful - Accent 1"/>
-    <w:basedOn w:val="719"/>
+    <w:basedOn w:val="899"/>
     <w:uiPriority w:val="99"/>
     <w:pPr>
       <w:pBdr/>
@@ -32787,11 +34246,11 @@
         <w:tblBorders/>
       </w:tblPr>
       <w:tcPr>
-        <w:shd w:color="ffffff"/>
-        <w:tcBorders>
-          <w:top w:val="none"/>
-          <w:left w:val="none"/>
-          <w:bottom w:val="none"/>
+        <w:shd w:val="clear" w:color="ffffff"/>
+        <w:tcBorders>
+          <w:top w:val="none" w:color="000000" w:sz="4" w:space="0"/>
+          <w:left w:val="none" w:color="000000" w:sz="4" w:space="0"/>
+          <w:bottom w:val="none" w:color="000000" w:sz="4" w:space="0"/>
           <w:right w:val="single" w:color="000000" w:themeColor="accent1" w:sz="4" w:space="0"/>
         </w:tcBorders>
       </w:tcPr>
@@ -32814,10 +34273,10 @@
       <w:tcPr>
         <w:shd w:val="clear" w:color="ffffff" w:themeColor="light1" w:fill="ffffff" w:themeFill="light1"/>
         <w:tcBorders>
-          <w:top w:val="none"/>
-          <w:left w:val="none"/>
+          <w:top w:val="none" w:color="000000" w:sz="4" w:space="0"/>
+          <w:left w:val="none" w:color="000000" w:sz="4" w:space="0"/>
           <w:bottom w:val="single" w:color="000000" w:themeColor="accent1" w:sz="4" w:space="0"/>
-          <w:right w:val="none"/>
+          <w:right w:val="none" w:color="000000" w:sz="4" w:space="0"/>
         </w:tcBorders>
       </w:tcPr>
     </w:tblStylePr>
@@ -32837,12 +34296,12 @@
         <w:tblBorders/>
       </w:tblPr>
       <w:tcPr>
-        <w:shd w:color="ffffff"/>
-        <w:tcBorders>
-          <w:top w:val="none"/>
+        <w:shd w:val="clear" w:color="ffffff"/>
+        <w:tcBorders>
+          <w:top w:val="none" w:color="000000" w:sz="4" w:space="0"/>
           <w:left w:val="single" w:color="000000" w:themeColor="accent1" w:sz="4" w:space="0"/>
-          <w:bottom w:val="none"/>
-          <w:right w:val="none"/>
+          <w:bottom w:val="none" w:color="000000" w:sz="4" w:space="0"/>
+          <w:right w:val="none" w:color="000000" w:sz="4" w:space="0"/>
         </w:tcBorders>
       </w:tcPr>
     </w:tblStylePr>
@@ -32865,9 +34324,9 @@
         <w:shd w:val="clear" w:color="ffffff" w:themeColor="light1" w:fill="ffffff" w:themeFill="light1"/>
         <w:tcBorders>
           <w:top w:val="single" w:color="000000" w:themeColor="accent1" w:sz="4" w:space="0"/>
-          <w:left w:val="none"/>
-          <w:bottom w:val="none"/>
-          <w:right w:val="none"/>
+          <w:left w:val="none" w:color="000000" w:sz="4" w:space="0"/>
+          <w:bottom w:val="none" w:color="000000" w:sz="4" w:space="0"/>
+          <w:right w:val="none" w:color="000000" w:sz="4" w:space="0"/>
         </w:tcBorders>
       </w:tcPr>
     </w:tblStylePr>
@@ -32942,9 +34401,9 @@
       </w:tcPr>
     </w:tblStylePr>
   </w:style>
-  <w:style w:type="table" w:styleId="111">
+  <w:style w:type="table" w:styleId="840">
     <w:name w:val="List Table 7 Colorful - Accent 2"/>
-    <w:basedOn w:val="719"/>
+    <w:basedOn w:val="899"/>
     <w:uiPriority w:val="99"/>
     <w:pPr>
       <w:pBdr/>
@@ -33043,11 +34502,11 @@
         <w:tblBorders/>
       </w:tblPr>
       <w:tcPr>
-        <w:shd w:color="ffffff"/>
-        <w:tcBorders>
-          <w:top w:val="none"/>
-          <w:left w:val="none"/>
-          <w:bottom w:val="none"/>
+        <w:shd w:val="clear" w:color="ffffff"/>
+        <w:tcBorders>
+          <w:top w:val="none" w:color="000000" w:sz="4" w:space="0"/>
+          <w:left w:val="none" w:color="000000" w:sz="4" w:space="0"/>
+          <w:bottom w:val="none" w:color="000000" w:sz="4" w:space="0"/>
           <w:right w:val="single" w:color="000000" w:themeColor="accent2" w:themeTint="97" w:sz="4" w:space="0"/>
         </w:tcBorders>
       </w:tcPr>
@@ -33070,10 +34529,10 @@
       <w:tcPr>
         <w:shd w:val="clear" w:color="ffffff" w:themeColor="light1" w:fill="ffffff" w:themeFill="light1"/>
         <w:tcBorders>
-          <w:top w:val="none"/>
-          <w:left w:val="none"/>
+          <w:top w:val="none" w:color="000000" w:sz="4" w:space="0"/>
+          <w:left w:val="none" w:color="000000" w:sz="4" w:space="0"/>
           <w:bottom w:val="single" w:color="000000" w:themeColor="accent2" w:themeTint="97" w:sz="4" w:space="0"/>
-          <w:right w:val="none"/>
+          <w:right w:val="none" w:color="000000" w:sz="4" w:space="0"/>
         </w:tcBorders>
       </w:tcPr>
     </w:tblStylePr>
@@ -33093,12 +34552,12 @@
         <w:tblBorders/>
       </w:tblPr>
       <w:tcPr>
-        <w:shd w:color="ffffff"/>
-        <w:tcBorders>
-          <w:top w:val="none"/>
+        <w:shd w:val="clear" w:color="ffffff"/>
+        <w:tcBorders>
+          <w:top w:val="none" w:color="000000" w:sz="4" w:space="0"/>
           <w:left w:val="single" w:color="000000" w:themeColor="accent2" w:themeTint="97" w:sz="4" w:space="0"/>
-          <w:bottom w:val="none"/>
-          <w:right w:val="none"/>
+          <w:bottom w:val="none" w:color="000000" w:sz="4" w:space="0"/>
+          <w:right w:val="none" w:color="000000" w:sz="4" w:space="0"/>
         </w:tcBorders>
       </w:tcPr>
     </w:tblStylePr>
@@ -33121,9 +34580,9 @@
         <w:shd w:val="clear" w:color="ffffff" w:themeColor="light1" w:fill="ffffff" w:themeFill="light1"/>
         <w:tcBorders>
           <w:top w:val="single" w:color="000000" w:themeColor="accent2" w:themeTint="97" w:sz="4" w:space="0"/>
-          <w:left w:val="none"/>
-          <w:bottom w:val="none"/>
-          <w:right w:val="none"/>
+          <w:left w:val="none" w:color="000000" w:sz="4" w:space="0"/>
+          <w:bottom w:val="none" w:color="000000" w:sz="4" w:space="0"/>
+          <w:right w:val="none" w:color="000000" w:sz="4" w:space="0"/>
         </w:tcBorders>
       </w:tcPr>
     </w:tblStylePr>
@@ -33198,9 +34657,9 @@
       </w:tcPr>
     </w:tblStylePr>
   </w:style>
-  <w:style w:type="table" w:styleId="112">
+  <w:style w:type="table" w:styleId="841">
     <w:name w:val="List Table 7 Colorful - Accent 3"/>
-    <w:basedOn w:val="719"/>
+    <w:basedOn w:val="899"/>
     <w:uiPriority w:val="99"/>
     <w:pPr>
       <w:pBdr/>
@@ -33299,11 +34758,11 @@
         <w:tblBorders/>
       </w:tblPr>
       <w:tcPr>
-        <w:shd w:color="ffffff"/>
-        <w:tcBorders>
-          <w:top w:val="none"/>
-          <w:left w:val="none"/>
-          <w:bottom w:val="none"/>
+        <w:shd w:val="clear" w:color="ffffff"/>
+        <w:tcBorders>
+          <w:top w:val="none" w:color="000000" w:sz="4" w:space="0"/>
+          <w:left w:val="none" w:color="000000" w:sz="4" w:space="0"/>
+          <w:bottom w:val="none" w:color="000000" w:sz="4" w:space="0"/>
           <w:right w:val="single" w:color="000000" w:themeColor="accent3" w:themeTint="98" w:sz="4" w:space="0"/>
         </w:tcBorders>
       </w:tcPr>
@@ -33326,10 +34785,10 @@
       <w:tcPr>
         <w:shd w:val="clear" w:color="ffffff" w:themeColor="light1" w:fill="ffffff" w:themeFill="light1"/>
         <w:tcBorders>
-          <w:top w:val="none"/>
-          <w:left w:val="none"/>
+          <w:top w:val="none" w:color="000000" w:sz="4" w:space="0"/>
+          <w:left w:val="none" w:color="000000" w:sz="4" w:space="0"/>
           <w:bottom w:val="single" w:color="000000" w:themeColor="accent3" w:themeTint="98" w:sz="4" w:space="0"/>
-          <w:right w:val="none"/>
+          <w:right w:val="none" w:color="000000" w:sz="4" w:space="0"/>
         </w:tcBorders>
       </w:tcPr>
     </w:tblStylePr>
@@ -33349,12 +34808,12 @@
         <w:tblBorders/>
       </w:tblPr>
       <w:tcPr>
-        <w:shd w:color="ffffff"/>
-        <w:tcBorders>
-          <w:top w:val="none"/>
+        <w:shd w:val="clear" w:color="ffffff"/>
+        <w:tcBorders>
+          <w:top w:val="none" w:color="000000" w:sz="4" w:space="0"/>
           <w:left w:val="single" w:color="000000" w:themeColor="accent3" w:themeTint="98" w:sz="4" w:space="0"/>
-          <w:bottom w:val="none"/>
-          <w:right w:val="none"/>
+          <w:bottom w:val="none" w:color="000000" w:sz="4" w:space="0"/>
+          <w:right w:val="none" w:color="000000" w:sz="4" w:space="0"/>
         </w:tcBorders>
       </w:tcPr>
     </w:tblStylePr>
@@ -33377,9 +34836,9 @@
         <w:shd w:val="clear" w:color="ffffff" w:themeColor="light1" w:fill="ffffff" w:themeFill="light1"/>
         <w:tcBorders>
           <w:top w:val="single" w:color="000000" w:themeColor="accent3" w:themeTint="98" w:sz="4" w:space="0"/>
-          <w:left w:val="none"/>
-          <w:bottom w:val="none"/>
-          <w:right w:val="none"/>
+          <w:left w:val="none" w:color="000000" w:sz="4" w:space="0"/>
+          <w:bottom w:val="none" w:color="000000" w:sz="4" w:space="0"/>
+          <w:right w:val="none" w:color="000000" w:sz="4" w:space="0"/>
         </w:tcBorders>
       </w:tcPr>
     </w:tblStylePr>
@@ -33454,9 +34913,9 @@
       </w:tcPr>
     </w:tblStylePr>
   </w:style>
-  <w:style w:type="table" w:styleId="113">
+  <w:style w:type="table" w:styleId="842">
     <w:name w:val="List Table 7 Colorful - Accent 4"/>
-    <w:basedOn w:val="719"/>
+    <w:basedOn w:val="899"/>
     <w:uiPriority w:val="99"/>
     <w:pPr>
       <w:pBdr/>
@@ -33555,11 +35014,11 @@
         <w:tblBorders/>
       </w:tblPr>
       <w:tcPr>
-        <w:shd w:color="ffffff"/>
-        <w:tcBorders>
-          <w:top w:val="none"/>
-          <w:left w:val="none"/>
-          <w:bottom w:val="none"/>
+        <w:shd w:val="clear" w:color="ffffff"/>
+        <w:tcBorders>
+          <w:top w:val="none" w:color="000000" w:sz="4" w:space="0"/>
+          <w:left w:val="none" w:color="000000" w:sz="4" w:space="0"/>
+          <w:bottom w:val="none" w:color="000000" w:sz="4" w:space="0"/>
           <w:right w:val="single" w:color="000000" w:themeColor="accent4" w:themeTint="9A" w:sz="4" w:space="0"/>
         </w:tcBorders>
       </w:tcPr>
@@ -33582,10 +35041,10 @@
       <w:tcPr>
         <w:shd w:val="clear" w:color="ffffff" w:themeColor="light1" w:fill="ffffff" w:themeFill="light1"/>
         <w:tcBorders>
-          <w:top w:val="none"/>
-          <w:left w:val="none"/>
+          <w:top w:val="none" w:color="000000" w:sz="4" w:space="0"/>
+          <w:left w:val="none" w:color="000000" w:sz="4" w:space="0"/>
           <w:bottom w:val="single" w:color="000000" w:themeColor="accent4" w:themeTint="9A" w:sz="4" w:space="0"/>
-          <w:right w:val="none"/>
+          <w:right w:val="none" w:color="000000" w:sz="4" w:space="0"/>
         </w:tcBorders>
       </w:tcPr>
     </w:tblStylePr>
@@ -33605,12 +35064,12 @@
         <w:tblBorders/>
       </w:tblPr>
       <w:tcPr>
-        <w:shd w:color="ffffff"/>
-        <w:tcBorders>
-          <w:top w:val="none"/>
+        <w:shd w:val="clear" w:color="ffffff"/>
+        <w:tcBorders>
+          <w:top w:val="none" w:color="000000" w:sz="4" w:space="0"/>
           <w:left w:val="single" w:color="000000" w:themeColor="accent4" w:themeTint="9A" w:sz="4" w:space="0"/>
-          <w:bottom w:val="none"/>
-          <w:right w:val="none"/>
+          <w:bottom w:val="none" w:color="000000" w:sz="4" w:space="0"/>
+          <w:right w:val="none" w:color="000000" w:sz="4" w:space="0"/>
         </w:tcBorders>
       </w:tcPr>
     </w:tblStylePr>
@@ -33633,9 +35092,9 @@
         <w:shd w:val="clear" w:color="ffffff" w:themeColor="light1" w:fill="ffffff" w:themeFill="light1"/>
         <w:tcBorders>
           <w:top w:val="single" w:color="000000" w:themeColor="accent4" w:themeTint="9A" w:sz="4" w:space="0"/>
-          <w:left w:val="none"/>
-          <w:bottom w:val="none"/>
-          <w:right w:val="none"/>
+          <w:left w:val="none" w:color="000000" w:sz="4" w:space="0"/>
+          <w:bottom w:val="none" w:color="000000" w:sz="4" w:space="0"/>
+          <w:right w:val="none" w:color="000000" w:sz="4" w:space="0"/>
         </w:tcBorders>
       </w:tcPr>
     </w:tblStylePr>
@@ -33710,9 +35169,9 @@
       </w:tcPr>
     </w:tblStylePr>
   </w:style>
-  <w:style w:type="table" w:styleId="114">
+  <w:style w:type="table" w:styleId="843">
     <w:name w:val="List Table 7 Colorful - Accent 5"/>
-    <w:basedOn w:val="719"/>
+    <w:basedOn w:val="899"/>
     <w:uiPriority w:val="99"/>
     <w:pPr>
       <w:pBdr/>
@@ -33811,11 +35270,11 @@
         <w:tblBorders/>
       </w:tblPr>
       <w:tcPr>
-        <w:shd w:color="ffffff"/>
-        <w:tcBorders>
-          <w:top w:val="none"/>
-          <w:left w:val="none"/>
-          <w:bottom w:val="none"/>
+        <w:shd w:val="clear" w:color="ffffff"/>
+        <w:tcBorders>
+          <w:top w:val="none" w:color="000000" w:sz="4" w:space="0"/>
+          <w:left w:val="none" w:color="000000" w:sz="4" w:space="0"/>
+          <w:bottom w:val="none" w:color="000000" w:sz="4" w:space="0"/>
           <w:right w:val="single" w:color="000000" w:themeColor="accent5" w:themeTint="9A" w:sz="4" w:space="0"/>
         </w:tcBorders>
       </w:tcPr>
@@ -33838,10 +35297,10 @@
       <w:tcPr>
         <w:shd w:val="clear" w:color="ffffff" w:themeColor="light1" w:fill="ffffff" w:themeFill="light1"/>
         <w:tcBorders>
-          <w:top w:val="none"/>
-          <w:left w:val="none"/>
+          <w:top w:val="none" w:color="000000" w:sz="4" w:space="0"/>
+          <w:left w:val="none" w:color="000000" w:sz="4" w:space="0"/>
           <w:bottom w:val="single" w:color="000000" w:themeColor="accent5" w:themeTint="9A" w:sz="4" w:space="0"/>
-          <w:right w:val="none"/>
+          <w:right w:val="none" w:color="000000" w:sz="4" w:space="0"/>
         </w:tcBorders>
       </w:tcPr>
     </w:tblStylePr>
@@ -33861,12 +35320,12 @@
         <w:tblBorders/>
       </w:tblPr>
       <w:tcPr>
-        <w:shd w:color="ffffff"/>
-        <w:tcBorders>
-          <w:top w:val="none"/>
+        <w:shd w:val="clear" w:color="ffffff"/>
+        <w:tcBorders>
+          <w:top w:val="none" w:color="000000" w:sz="4" w:space="0"/>
           <w:left w:val="single" w:color="000000" w:themeColor="accent5" w:themeTint="9A" w:sz="4" w:space="0"/>
-          <w:bottom w:val="none"/>
-          <w:right w:val="none"/>
+          <w:bottom w:val="none" w:color="000000" w:sz="4" w:space="0"/>
+          <w:right w:val="none" w:color="000000" w:sz="4" w:space="0"/>
         </w:tcBorders>
       </w:tcPr>
     </w:tblStylePr>
@@ -33889,9 +35348,9 @@
         <w:shd w:val="clear" w:color="ffffff" w:themeColor="light1" w:fill="ffffff" w:themeFill="light1"/>
         <w:tcBorders>
           <w:top w:val="single" w:color="000000" w:themeColor="accent5" w:themeTint="9A" w:sz="4" w:space="0"/>
-          <w:left w:val="none"/>
-          <w:bottom w:val="none"/>
-          <w:right w:val="none"/>
+          <w:left w:val="none" w:color="000000" w:sz="4" w:space="0"/>
+          <w:bottom w:val="none" w:color="000000" w:sz="4" w:space="0"/>
+          <w:right w:val="none" w:color="000000" w:sz="4" w:space="0"/>
         </w:tcBorders>
       </w:tcPr>
     </w:tblStylePr>
@@ -33966,9 +35425,9 @@
       </w:tcPr>
     </w:tblStylePr>
   </w:style>
-  <w:style w:type="table" w:styleId="115">
+  <w:style w:type="table" w:styleId="844">
     <w:name w:val="List Table 7 Colorful - Accent 6"/>
-    <w:basedOn w:val="719"/>
+    <w:basedOn w:val="899"/>
     <w:uiPriority w:val="99"/>
     <w:pPr>
       <w:pBdr/>
@@ -34067,11 +35526,11 @@
         <w:tblBorders/>
       </w:tblPr>
       <w:tcPr>
-        <w:shd w:color="ffffff"/>
-        <w:tcBorders>
-          <w:top w:val="none"/>
-          <w:left w:val="none"/>
-          <w:bottom w:val="none"/>
+        <w:shd w:val="clear" w:color="ffffff"/>
+        <w:tcBorders>
+          <w:top w:val="none" w:color="000000" w:sz="4" w:space="0"/>
+          <w:left w:val="none" w:color="000000" w:sz="4" w:space="0"/>
+          <w:bottom w:val="none" w:color="000000" w:sz="4" w:space="0"/>
           <w:right w:val="single" w:color="000000" w:themeColor="accent6" w:themeTint="98" w:sz="4" w:space="0"/>
         </w:tcBorders>
       </w:tcPr>
@@ -34094,10 +35553,10 @@
       <w:tcPr>
         <w:shd w:val="clear" w:color="ffffff" w:themeColor="light1" w:fill="ffffff" w:themeFill="light1"/>
         <w:tcBorders>
-          <w:top w:val="none"/>
-          <w:left w:val="none"/>
+          <w:top w:val="none" w:color="000000" w:sz="4" w:space="0"/>
+          <w:left w:val="none" w:color="000000" w:sz="4" w:space="0"/>
           <w:bottom w:val="single" w:color="000000" w:themeColor="accent6" w:themeTint="98" w:sz="4" w:space="0"/>
-          <w:right w:val="none"/>
+          <w:right w:val="none" w:color="000000" w:sz="4" w:space="0"/>
         </w:tcBorders>
       </w:tcPr>
     </w:tblStylePr>
@@ -34117,12 +35576,12 @@
         <w:tblBorders/>
       </w:tblPr>
       <w:tcPr>
-        <w:shd w:color="ffffff"/>
-        <w:tcBorders>
-          <w:top w:val="none"/>
+        <w:shd w:val="clear" w:color="ffffff"/>
+        <w:tcBorders>
+          <w:top w:val="none" w:color="000000" w:sz="4" w:space="0"/>
           <w:left w:val="single" w:color="000000" w:themeColor="accent6" w:themeTint="98" w:sz="4" w:space="0"/>
-          <w:bottom w:val="none"/>
-          <w:right w:val="none"/>
+          <w:bottom w:val="none" w:color="000000" w:sz="4" w:space="0"/>
+          <w:right w:val="none" w:color="000000" w:sz="4" w:space="0"/>
         </w:tcBorders>
       </w:tcPr>
     </w:tblStylePr>
@@ -34145,9 +35604,9 @@
         <w:shd w:val="clear" w:color="ffffff" w:themeColor="light1" w:fill="ffffff" w:themeFill="light1"/>
         <w:tcBorders>
           <w:top w:val="single" w:color="000000" w:themeColor="accent6" w:themeTint="98" w:sz="4" w:space="0"/>
-          <w:left w:val="none"/>
-          <w:bottom w:val="none"/>
-          <w:right w:val="none"/>
+          <w:left w:val="none" w:color="000000" w:sz="4" w:space="0"/>
+          <w:bottom w:val="none" w:color="000000" w:sz="4" w:space="0"/>
+          <w:right w:val="none" w:color="000000" w:sz="4" w:space="0"/>
         </w:tcBorders>
       </w:tcPr>
     </w:tblStylePr>
@@ -34222,9 +35681,9 @@
       </w:tcPr>
     </w:tblStylePr>
   </w:style>
-  <w:style w:type="table" w:styleId="116">
+  <w:style w:type="table" w:styleId="845">
     <w:name w:val="Lined - Accent"/>
-    <w:basedOn w:val="719"/>
+    <w:basedOn w:val="899"/>
     <w:uiPriority w:val="99"/>
     <w:pPr>
       <w:pBdr/>
@@ -34459,9 +35918,9 @@
       </w:tcPr>
     </w:tblStylePr>
   </w:style>
-  <w:style w:type="table" w:styleId="117">
+  <w:style w:type="table" w:styleId="846">
     <w:name w:val="Lined - Accent 1"/>
-    <w:basedOn w:val="719"/>
+    <w:basedOn w:val="899"/>
     <w:uiPriority w:val="99"/>
     <w:pPr>
       <w:pBdr/>
@@ -34696,9 +36155,9 @@
       </w:tcPr>
     </w:tblStylePr>
   </w:style>
-  <w:style w:type="table" w:styleId="118">
+  <w:style w:type="table" w:styleId="847">
     <w:name w:val="Lined - Accent 2"/>
-    <w:basedOn w:val="719"/>
+    <w:basedOn w:val="899"/>
     <w:uiPriority w:val="99"/>
     <w:pPr>
       <w:pBdr/>
@@ -34933,9 +36392,9 @@
       </w:tcPr>
     </w:tblStylePr>
   </w:style>
-  <w:style w:type="table" w:styleId="119">
+  <w:style w:type="table" w:styleId="848">
     <w:name w:val="Lined - Accent 3"/>
-    <w:basedOn w:val="719"/>
+    <w:basedOn w:val="899"/>
     <w:uiPriority w:val="99"/>
     <w:pPr>
       <w:pBdr/>
@@ -35170,9 +36629,9 @@
       </w:tcPr>
     </w:tblStylePr>
   </w:style>
-  <w:style w:type="table" w:styleId="120">
+  <w:style w:type="table" w:styleId="849">
     <w:name w:val="Lined - Accent 4"/>
-    <w:basedOn w:val="719"/>
+    <w:basedOn w:val="899"/>
     <w:uiPriority w:val="99"/>
     <w:pPr>
       <w:pBdr/>
@@ -35407,9 +36866,9 @@
       </w:tcPr>
     </w:tblStylePr>
   </w:style>
-  <w:style w:type="table" w:styleId="121">
+  <w:style w:type="table" w:styleId="850">
     <w:name w:val="Lined - Accent 5"/>
-    <w:basedOn w:val="719"/>
+    <w:basedOn w:val="899"/>
     <w:uiPriority w:val="99"/>
     <w:pPr>
       <w:pBdr/>
@@ -35644,9 +37103,9 @@
       </w:tcPr>
     </w:tblStylePr>
   </w:style>
-  <w:style w:type="table" w:styleId="122">
+  <w:style w:type="table" w:styleId="851">
     <w:name w:val="Lined - Accent 6"/>
-    <w:basedOn w:val="719"/>
+    <w:basedOn w:val="899"/>
     <w:uiPriority w:val="99"/>
     <w:pPr>
       <w:pBdr/>
@@ -35881,9 +37340,9 @@
       </w:tcPr>
     </w:tblStylePr>
   </w:style>
-  <w:style w:type="table" w:styleId="123">
+  <w:style w:type="table" w:styleId="852">
     <w:name w:val="Bordered &amp; Lined - Accent"/>
-    <w:basedOn w:val="719"/>
+    <w:basedOn w:val="899"/>
     <w:uiPriority w:val="99"/>
     <w:pPr>
       <w:pBdr/>
@@ -36125,9 +37584,9 @@
       </w:tcPr>
     </w:tblStylePr>
   </w:style>
-  <w:style w:type="table" w:styleId="124">
+  <w:style w:type="table" w:styleId="853">
     <w:name w:val="Bordered &amp; Lined - Accent 1"/>
-    <w:basedOn w:val="719"/>
+    <w:basedOn w:val="899"/>
     <w:uiPriority w:val="99"/>
     <w:pPr>
       <w:pBdr/>
@@ -36369,9 +37828,9 @@
       </w:tcPr>
     </w:tblStylePr>
   </w:style>
-  <w:style w:type="table" w:styleId="125">
+  <w:style w:type="table" w:styleId="854">
     <w:name w:val="Bordered &amp; Lined - Accent 2"/>
-    <w:basedOn w:val="719"/>
+    <w:basedOn w:val="899"/>
     <w:uiPriority w:val="99"/>
     <w:pPr>
       <w:pBdr/>
@@ -36613,9 +38072,9 @@
       </w:tcPr>
     </w:tblStylePr>
   </w:style>
-  <w:style w:type="table" w:styleId="126">
+  <w:style w:type="table" w:styleId="855">
     <w:name w:val="Bordered &amp; Lined - Accent 3"/>
-    <w:basedOn w:val="719"/>
+    <w:basedOn w:val="899"/>
     <w:uiPriority w:val="99"/>
     <w:pPr>
       <w:pBdr/>
@@ -36857,9 +38316,9 @@
       </w:tcPr>
     </w:tblStylePr>
   </w:style>
-  <w:style w:type="table" w:styleId="127">
+  <w:style w:type="table" w:styleId="856">
     <w:name w:val="Bordered &amp; Lined - Accent 4"/>
-    <w:basedOn w:val="719"/>
+    <w:basedOn w:val="899"/>
     <w:uiPriority w:val="99"/>
     <w:pPr>
       <w:pBdr/>
@@ -37101,9 +38560,9 @@
       </w:tcPr>
     </w:tblStylePr>
   </w:style>
-  <w:style w:type="table" w:styleId="128">
+  <w:style w:type="table" w:styleId="857">
     <w:name w:val="Bordered &amp; Lined - Accent 5"/>
-    <w:basedOn w:val="719"/>
+    <w:basedOn w:val="899"/>
     <w:uiPriority w:val="99"/>
     <w:pPr>
       <w:pBdr/>
@@ -37345,9 +38804,9 @@
       </w:tcPr>
     </w:tblStylePr>
   </w:style>
-  <w:style w:type="table" w:styleId="129">
+  <w:style w:type="table" w:styleId="858">
     <w:name w:val="Bordered &amp; Lined - Accent 6"/>
-    <w:basedOn w:val="719"/>
+    <w:basedOn w:val="899"/>
     <w:uiPriority w:val="99"/>
     <w:pPr>
       <w:pBdr/>
@@ -37589,9 +39048,9 @@
       </w:tcPr>
     </w:tblStylePr>
   </w:style>
-  <w:style w:type="table" w:styleId="130">
+  <w:style w:type="table" w:styleId="859">
     <w:name w:val="Bordered"/>
-    <w:basedOn w:val="719"/>
+    <w:basedOn w:val="899"/>
     <w:uiPriority w:val="99"/>
     <w:pPr>
       <w:pBdr/>
@@ -37820,9 +39279,9 @@
       </w:tcPr>
     </w:tblStylePr>
   </w:style>
-  <w:style w:type="table" w:styleId="131">
+  <w:style w:type="table" w:styleId="860">
     <w:name w:val="Bordered - Accent 1"/>
-    <w:basedOn w:val="719"/>
+    <w:basedOn w:val="899"/>
     <w:uiPriority w:val="99"/>
     <w:pPr>
       <w:pBdr/>
@@ -38051,9 +39510,9 @@
       </w:tcPr>
     </w:tblStylePr>
   </w:style>
-  <w:style w:type="table" w:styleId="132">
+  <w:style w:type="table" w:styleId="861">
     <w:name w:val="Bordered - Accent 2"/>
-    <w:basedOn w:val="719"/>
+    <w:basedOn w:val="899"/>
     <w:uiPriority w:val="99"/>
     <w:pPr>
       <w:pBdr/>
@@ -38282,9 +39741,9 @@
       </w:tcPr>
     </w:tblStylePr>
   </w:style>
-  <w:style w:type="table" w:styleId="133">
+  <w:style w:type="table" w:styleId="862">
     <w:name w:val="Bordered - Accent 3"/>
-    <w:basedOn w:val="719"/>
+    <w:basedOn w:val="899"/>
     <w:uiPriority w:val="99"/>
     <w:pPr>
       <w:pBdr/>
@@ -38513,9 +39972,9 @@
       </w:tcPr>
     </w:tblStylePr>
   </w:style>
-  <w:style w:type="table" w:styleId="134">
+  <w:style w:type="table" w:styleId="863">
     <w:name w:val="Bordered - Accent 4"/>
-    <w:basedOn w:val="719"/>
+    <w:basedOn w:val="899"/>
     <w:uiPriority w:val="99"/>
     <w:pPr>
       <w:pBdr/>
@@ -38744,9 +40203,9 @@
       </w:tcPr>
     </w:tblStylePr>
   </w:style>
-  <w:style w:type="table" w:styleId="135">
+  <w:style w:type="table" w:styleId="864">
     <w:name w:val="Bordered - Accent 5"/>
-    <w:basedOn w:val="719"/>
+    <w:basedOn w:val="899"/>
     <w:uiPriority w:val="99"/>
     <w:pPr>
       <w:pBdr/>
@@ -38975,9 +40434,9 @@
       </w:tcPr>
     </w:tblStylePr>
   </w:style>
-  <w:style w:type="table" w:styleId="136">
+  <w:style w:type="table" w:styleId="865">
     <w:name w:val="Bordered - Accent 6"/>
-    <w:basedOn w:val="719"/>
+    <w:basedOn w:val="899"/>
     <w:uiPriority w:val="99"/>
     <w:pPr>
       <w:pBdr/>
@@ -39206,10 +40665,10 @@
       </w:tcPr>
     </w:tblStylePr>
   </w:style>
-  <w:style w:type="paragraph" w:styleId="180">
+  <w:style w:type="paragraph" w:styleId="866">
     <w:name w:val="footnote text"/>
-    <w:basedOn w:val="704"/>
-    <w:link w:val="181"/>
+    <w:basedOn w:val="884"/>
+    <w:link w:val="867"/>
     <w:uiPriority w:val="99"/>
     <w:semiHidden/>
     <w:unhideWhenUsed/>
@@ -39223,10 +40682,10 @@
       <w:szCs w:val="20"/>
     </w:rPr>
   </w:style>
-  <w:style w:type="character" w:styleId="181">
+  <w:style w:type="character" w:styleId="867">
     <w:name w:val="Footnote Text Char"/>
-    <w:basedOn w:val="718"/>
-    <w:link w:val="180"/>
+    <w:basedOn w:val="898"/>
+    <w:link w:val="866"/>
     <w:uiPriority w:val="99"/>
     <w:semiHidden/>
     <w:pPr>
@@ -39239,9 +40698,9 @@
       <w:szCs w:val="20"/>
     </w:rPr>
   </w:style>
-  <w:style w:type="character" w:styleId="182">
+  <w:style w:type="character" w:styleId="868">
     <w:name w:val="footnote reference"/>
-    <w:basedOn w:val="718"/>
+    <w:basedOn w:val="898"/>
     <w:uiPriority w:val="99"/>
     <w:semiHidden/>
     <w:unhideWhenUsed/>
@@ -39254,10 +40713,10 @@
       <w:vertAlign w:val="superscript"/>
     </w:rPr>
   </w:style>
-  <w:style w:type="paragraph" w:styleId="183">
+  <w:style w:type="paragraph" w:styleId="869">
     <w:name w:val="endnote text"/>
-    <w:basedOn w:val="704"/>
-    <w:link w:val="184"/>
+    <w:basedOn w:val="884"/>
+    <w:link w:val="870"/>
     <w:uiPriority w:val="99"/>
     <w:semiHidden/>
     <w:unhideWhenUsed/>
@@ -39271,10 +40730,10 @@
       <w:szCs w:val="20"/>
     </w:rPr>
   </w:style>
-  <w:style w:type="character" w:styleId="184">
+  <w:style w:type="character" w:styleId="870">
     <w:name w:val="Endnote Text Char"/>
-    <w:basedOn w:val="718"/>
-    <w:link w:val="183"/>
+    <w:basedOn w:val="898"/>
+    <w:link w:val="869"/>
     <w:uiPriority w:val="99"/>
     <w:semiHidden/>
     <w:pPr>
@@ -39287,9 +40746,9 @@
       <w:szCs w:val="20"/>
     </w:rPr>
   </w:style>
-  <w:style w:type="character" w:styleId="185">
+  <w:style w:type="character" w:styleId="871">
     <w:name w:val="endnote reference"/>
-    <w:basedOn w:val="718"/>
+    <w:basedOn w:val="898"/>
     <w:uiPriority w:val="99"/>
     <w:semiHidden/>
     <w:unhideWhenUsed/>
@@ -39302,9 +40761,9 @@
       <w:vertAlign w:val="superscript"/>
     </w:rPr>
   </w:style>
-  <w:style w:type="character" w:styleId="186">
+  <w:style w:type="character" w:styleId="872">
     <w:name w:val="Hyperlink"/>
-    <w:basedOn w:val="718"/>
+    <w:basedOn w:val="898"/>
     <w:uiPriority w:val="99"/>
     <w:unhideWhenUsed/>
     <w:pPr>
@@ -39317,9 +40776,9 @@
       <w:u w:val="single"/>
     </w:rPr>
   </w:style>
-  <w:style w:type="character" w:styleId="187">
+  <w:style w:type="character" w:styleId="873">
     <w:name w:val="FollowedHyperlink"/>
-    <w:basedOn w:val="718"/>
+    <w:basedOn w:val="898"/>
     <w:uiPriority w:val="99"/>
     <w:semiHidden/>
     <w:unhideWhenUsed/>
@@ -39333,10 +40792,10 @@
       <w:u w:val="single"/>
     </w:rPr>
   </w:style>
-  <w:style w:type="paragraph" w:styleId="188">
+  <w:style w:type="paragraph" w:styleId="874">
     <w:name w:val="toc 1"/>
-    <w:basedOn w:val="704"/>
-    <w:next w:val="704"/>
+    <w:basedOn w:val="884"/>
+    <w:next w:val="884"/>
     <w:uiPriority w:val="39"/>
     <w:unhideWhenUsed/>
     <w:pPr>
@@ -39345,10 +40804,10 @@
       <w:ind/>
     </w:pPr>
   </w:style>
-  <w:style w:type="paragraph" w:styleId="189">
+  <w:style w:type="paragraph" w:styleId="875">
     <w:name w:val="toc 2"/>
-    <w:basedOn w:val="704"/>
-    <w:next w:val="704"/>
+    <w:basedOn w:val="884"/>
+    <w:next w:val="884"/>
     <w:uiPriority w:val="39"/>
     <w:unhideWhenUsed/>
     <w:pPr>
@@ -39357,10 +40816,10 @@
       <w:ind w:left="220"/>
     </w:pPr>
   </w:style>
-  <w:style w:type="paragraph" w:styleId="190">
+  <w:style w:type="paragraph" w:styleId="876">
     <w:name w:val="toc 3"/>
-    <w:basedOn w:val="704"/>
-    <w:next w:val="704"/>
+    <w:basedOn w:val="884"/>
+    <w:next w:val="884"/>
     <w:uiPriority w:val="39"/>
     <w:unhideWhenUsed/>
     <w:pPr>
@@ -39369,10 +40828,10 @@
       <w:ind w:left="440"/>
     </w:pPr>
   </w:style>
-  <w:style w:type="paragraph" w:styleId="191">
+  <w:style w:type="paragraph" w:styleId="877">
     <w:name w:val="toc 4"/>
-    <w:basedOn w:val="704"/>
-    <w:next w:val="704"/>
+    <w:basedOn w:val="884"/>
+    <w:next w:val="884"/>
     <w:uiPriority w:val="39"/>
     <w:unhideWhenUsed/>
     <w:pPr>
@@ -39381,10 +40840,10 @@
       <w:ind w:left="660"/>
     </w:pPr>
   </w:style>
-  <w:style w:type="paragraph" w:styleId="192">
+  <w:style w:type="paragraph" w:styleId="878">
     <w:name w:val="toc 5"/>
-    <w:basedOn w:val="704"/>
-    <w:next w:val="704"/>
+    <w:basedOn w:val="884"/>
+    <w:next w:val="884"/>
     <w:uiPriority w:val="39"/>
     <w:unhideWhenUsed/>
     <w:pPr>
@@ -39393,10 +40852,10 @@
       <w:ind w:left="880"/>
     </w:pPr>
   </w:style>
-  <w:style w:type="paragraph" w:styleId="193">
+  <w:style w:type="paragraph" w:styleId="879">
     <w:name w:val="toc 6"/>
-    <w:basedOn w:val="704"/>
-    <w:next w:val="704"/>
+    <w:basedOn w:val="884"/>
+    <w:next w:val="884"/>
     <w:uiPriority w:val="39"/>
     <w:unhideWhenUsed/>
     <w:pPr>
@@ -39405,10 +40864,10 @@
       <w:ind w:left="1100"/>
     </w:pPr>
   </w:style>
-  <w:style w:type="paragraph" w:styleId="194">
+  <w:style w:type="paragraph" w:styleId="880">
     <w:name w:val="toc 7"/>
-    <w:basedOn w:val="704"/>
-    <w:next w:val="704"/>
+    <w:basedOn w:val="884"/>
+    <w:next w:val="884"/>
     <w:uiPriority w:val="39"/>
     <w:unhideWhenUsed/>
     <w:pPr>
@@ -39417,10 +40876,10 @@
       <w:ind w:left="1320"/>
     </w:pPr>
   </w:style>
-  <w:style w:type="paragraph" w:styleId="195">
+  <w:style w:type="paragraph" w:styleId="881">
     <w:name w:val="toc 8"/>
-    <w:basedOn w:val="704"/>
-    <w:next w:val="704"/>
+    <w:basedOn w:val="884"/>
+    <w:next w:val="884"/>
     <w:uiPriority w:val="39"/>
     <w:unhideWhenUsed/>
     <w:pPr>
@@ -39429,10 +40888,10 @@
       <w:ind w:left="1540"/>
     </w:pPr>
   </w:style>
-  <w:style w:type="paragraph" w:styleId="196">
+  <w:style w:type="paragraph" w:styleId="882">
     <w:name w:val="toc 9"/>
-    <w:basedOn w:val="704"/>
-    <w:next w:val="704"/>
+    <w:basedOn w:val="884"/>
+    <w:next w:val="884"/>
     <w:uiPriority w:val="39"/>
     <w:unhideWhenUsed/>
     <w:pPr>
@@ -39441,10 +40900,10 @@
       <w:ind w:left="1760"/>
     </w:pPr>
   </w:style>
-  <w:style w:type="paragraph" w:styleId="207">
+  <w:style w:type="paragraph" w:styleId="883">
     <w:name w:val="table of figures"/>
-    <w:basedOn w:val="704"/>
-    <w:next w:val="704"/>
+    <w:basedOn w:val="884"/>
+    <w:next w:val="884"/>
     <w:uiPriority w:val="99"/>
     <w:unhideWhenUsed/>
     <w:pPr>
@@ -39453,7 +40912,7 @@
       <w:ind/>
     </w:pPr>
   </w:style>
-  <w:style w:type="paragraph" w:styleId="704" w:default="1">
+  <w:style w:type="paragraph" w:styleId="884" w:default="1">
     <w:name w:val="Normal"/>
     <w:qFormat/>
     <w:pPr>
@@ -39466,10 +40925,10 @@
       <w:sz w:val="21"/>
     </w:rPr>
   </w:style>
-  <w:style w:type="paragraph" w:styleId="705">
+  <w:style w:type="paragraph" w:styleId="885">
     <w:name w:val="Header"/>
-    <w:basedOn w:val="704"/>
-    <w:link w:val="706"/>
+    <w:basedOn w:val="884"/>
+    <w:link w:val="886"/>
     <w:uiPriority w:val="99"/>
     <w:unhideWhenUsed/>
     <w:pPr>
@@ -39482,10 +40941,10 @@
       <w:ind/>
     </w:pPr>
   </w:style>
-  <w:style w:type="character" w:styleId="706" w:customStyle="1">
+  <w:style w:type="character" w:styleId="886" w:customStyle="1">
     <w:name w:val="Header Char"/>
-    <w:basedOn w:val="718"/>
-    <w:link w:val="705"/>
+    <w:basedOn w:val="898"/>
+    <w:link w:val="885"/>
     <w:uiPriority w:val="99"/>
     <w:pPr>
       <w:pBdr/>
@@ -39493,10 +40952,10 @@
       <w:ind/>
     </w:pPr>
   </w:style>
-  <w:style w:type="paragraph" w:styleId="707">
+  <w:style w:type="paragraph" w:styleId="887">
     <w:name w:val="Footer"/>
-    <w:basedOn w:val="704"/>
-    <w:link w:val="708"/>
+    <w:basedOn w:val="884"/>
+    <w:link w:val="888"/>
     <w:uiPriority w:val="99"/>
     <w:unhideWhenUsed/>
     <w:pPr>
@@ -39509,10 +40968,10 @@
       <w:ind/>
     </w:pPr>
   </w:style>
-  <w:style w:type="character" w:styleId="708" w:customStyle="1">
+  <w:style w:type="character" w:styleId="888" w:customStyle="1">
     <w:name w:val="Footer Char"/>
-    <w:basedOn w:val="718"/>
-    <w:link w:val="707"/>
+    <w:basedOn w:val="898"/>
+    <w:link w:val="887"/>
     <w:uiPriority w:val="99"/>
     <w:pPr>
       <w:pBdr/>
@@ -39520,11 +40979,11 @@
       <w:ind/>
     </w:pPr>
   </w:style>
-  <w:style w:type="paragraph" w:styleId="709">
+  <w:style w:type="paragraph" w:styleId="889">
     <w:name w:val="Heading 1"/>
-    <w:basedOn w:val="704"/>
-    <w:next w:val="704"/>
-    <w:link w:val="722"/>
+    <w:basedOn w:val="884"/>
+    <w:next w:val="884"/>
+    <w:link w:val="902"/>
     <w:uiPriority w:val="9"/>
     <w:qFormat/>
     <w:pPr>
@@ -39544,11 +41003,11 @@
       <w:szCs w:val="28"/>
     </w:rPr>
   </w:style>
-  <w:style w:type="paragraph" w:styleId="710">
+  <w:style w:type="paragraph" w:styleId="890">
     <w:name w:val="Heading 2"/>
-    <w:basedOn w:val="704"/>
-    <w:next w:val="704"/>
-    <w:link w:val="723"/>
+    <w:basedOn w:val="884"/>
+    <w:next w:val="884"/>
+    <w:link w:val="903"/>
     <w:uiPriority w:val="9"/>
     <w:unhideWhenUsed/>
     <w:qFormat/>
@@ -39569,11 +41028,11 @@
       <w:szCs w:val="26"/>
     </w:rPr>
   </w:style>
-  <w:style w:type="paragraph" w:styleId="711">
+  <w:style w:type="paragraph" w:styleId="891">
     <w:name w:val="Heading 3"/>
-    <w:basedOn w:val="704"/>
-    <w:next w:val="704"/>
-    <w:link w:val="724"/>
+    <w:basedOn w:val="884"/>
+    <w:next w:val="884"/>
+    <w:link w:val="904"/>
     <w:uiPriority w:val="9"/>
     <w:unhideWhenUsed/>
     <w:qFormat/>
@@ -39593,11 +41052,11 @@
       <w:sz w:val="22"/>
     </w:rPr>
   </w:style>
-  <w:style w:type="paragraph" w:styleId="712">
+  <w:style w:type="paragraph" w:styleId="892">
     <w:name w:val="Heading 4"/>
-    <w:basedOn w:val="704"/>
-    <w:next w:val="704"/>
-    <w:link w:val="752"/>
+    <w:basedOn w:val="884"/>
+    <w:next w:val="884"/>
+    <w:link w:val="932"/>
     <w:uiPriority w:val="9"/>
     <w:semiHidden/>
     <w:unhideWhenUsed/>
@@ -39619,11 +41078,11 @@
       <w:color w:val="4f81bd" w:themeColor="accent1"/>
     </w:rPr>
   </w:style>
-  <w:style w:type="paragraph" w:styleId="713">
+  <w:style w:type="paragraph" w:styleId="893">
     <w:name w:val="Heading 5"/>
-    <w:basedOn w:val="704"/>
-    <w:next w:val="704"/>
-    <w:link w:val="753"/>
+    <w:basedOn w:val="884"/>
+    <w:next w:val="884"/>
+    <w:link w:val="933"/>
     <w:uiPriority w:val="9"/>
     <w:semiHidden/>
     <w:unhideWhenUsed/>
@@ -39641,11 +41100,11 @@
       <w:color w:val="243f60" w:themeColor="accent1" w:themeShade="7F"/>
     </w:rPr>
   </w:style>
-  <w:style w:type="paragraph" w:styleId="714">
+  <w:style w:type="paragraph" w:styleId="894">
     <w:name w:val="Heading 6"/>
-    <w:basedOn w:val="704"/>
-    <w:next w:val="704"/>
-    <w:link w:val="754"/>
+    <w:basedOn w:val="884"/>
+    <w:next w:val="884"/>
+    <w:link w:val="934"/>
     <w:uiPriority w:val="9"/>
     <w:semiHidden/>
     <w:unhideWhenUsed/>
@@ -39665,11 +41124,11 @@
       <w:color w:val="243f60" w:themeColor="accent1" w:themeShade="7F"/>
     </w:rPr>
   </w:style>
-  <w:style w:type="paragraph" w:styleId="715">
+  <w:style w:type="paragraph" w:styleId="895">
     <w:name w:val="Heading 7"/>
-    <w:basedOn w:val="704"/>
-    <w:next w:val="704"/>
-    <w:link w:val="755"/>
+    <w:basedOn w:val="884"/>
+    <w:next w:val="884"/>
+    <w:link w:val="935"/>
     <w:uiPriority w:val="9"/>
     <w:semiHidden/>
     <w:unhideWhenUsed/>
@@ -39689,11 +41148,11 @@
       <w:color w:val="404040" w:themeColor="text1" w:themeTint="BF"/>
     </w:rPr>
   </w:style>
-  <w:style w:type="paragraph" w:styleId="716">
+  <w:style w:type="paragraph" w:styleId="896">
     <w:name w:val="Heading 8"/>
-    <w:basedOn w:val="704"/>
-    <w:next w:val="704"/>
-    <w:link w:val="756"/>
+    <w:basedOn w:val="884"/>
+    <w:next w:val="884"/>
+    <w:link w:val="936"/>
     <w:uiPriority w:val="9"/>
     <w:semiHidden/>
     <w:unhideWhenUsed/>
@@ -39713,11 +41172,11 @@
       <w:szCs w:val="20"/>
     </w:rPr>
   </w:style>
-  <w:style w:type="paragraph" w:styleId="717">
+  <w:style w:type="paragraph" w:styleId="897">
     <w:name w:val="Heading 9"/>
-    <w:basedOn w:val="704"/>
-    <w:next w:val="704"/>
-    <w:link w:val="757"/>
+    <w:basedOn w:val="884"/>
+    <w:next w:val="884"/>
+    <w:link w:val="937"/>
     <w:uiPriority w:val="9"/>
     <w:semiHidden/>
     <w:unhideWhenUsed/>
@@ -39739,7 +41198,7 @@
       <w:szCs w:val="20"/>
     </w:rPr>
   </w:style>
-  <w:style w:type="character" w:styleId="718" w:default="1">
+  <w:style w:type="character" w:styleId="898" w:default="1">
     <w:name w:val="Default Paragraph Font"/>
     <w:uiPriority w:val="1"/>
     <w:semiHidden/>
@@ -39750,7 +41209,7 @@
       <w:ind/>
     </w:pPr>
   </w:style>
-  <w:style w:type="table" w:styleId="719" w:default="1">
+  <w:style w:type="table" w:styleId="899" w:default="1">
     <w:name w:val="Normal Table"/>
     <w:uiPriority w:val="99"/>
     <w:semiHidden/>
@@ -39943,7 +41402,7 @@
       </w:tcPr>
     </w:tblStylePr>
   </w:style>
-  <w:style w:type="numbering" w:styleId="720" w:default="1">
+  <w:style w:type="numbering" w:styleId="900" w:default="1">
     <w:name w:val="No List"/>
     <w:uiPriority w:val="99"/>
     <w:semiHidden/>
@@ -39954,7 +41413,7 @@
       <w:ind/>
     </w:pPr>
   </w:style>
-  <w:style w:type="paragraph" w:styleId="721">
+  <w:style w:type="paragraph" w:styleId="901">
     <w:name w:val="No Spacing"/>
     <w:uiPriority w:val="1"/>
     <w:qFormat/>
@@ -39964,10 +41423,10 @@
       <w:ind/>
     </w:pPr>
   </w:style>
-  <w:style w:type="character" w:styleId="722" w:customStyle="1">
+  <w:style w:type="character" w:styleId="902" w:customStyle="1">
     <w:name w:val="Heading 1 Char"/>
-    <w:basedOn w:val="718"/>
-    <w:link w:val="709"/>
+    <w:basedOn w:val="898"/>
+    <w:link w:val="889"/>
     <w:uiPriority w:val="9"/>
     <w:pPr>
       <w:pBdr/>
@@ -39983,10 +41442,10 @@
       <w:szCs w:val="28"/>
     </w:rPr>
   </w:style>
-  <w:style w:type="character" w:styleId="723" w:customStyle="1">
+  <w:style w:type="character" w:styleId="903" w:customStyle="1">
     <w:name w:val="Heading 2 Char"/>
-    <w:basedOn w:val="718"/>
-    <w:link w:val="710"/>
+    <w:basedOn w:val="898"/>
+    <w:link w:val="890"/>
     <w:uiPriority w:val="9"/>
     <w:pPr>
       <w:pBdr/>
@@ -40002,10 +41461,10 @@
       <w:szCs w:val="26"/>
     </w:rPr>
   </w:style>
-  <w:style w:type="character" w:styleId="724" w:customStyle="1">
+  <w:style w:type="character" w:styleId="904" w:customStyle="1">
     <w:name w:val="Heading 3 Char"/>
-    <w:basedOn w:val="718"/>
-    <w:link w:val="711"/>
+    <w:basedOn w:val="898"/>
+    <w:link w:val="891"/>
     <w:uiPriority w:val="9"/>
     <w:pPr>
       <w:pBdr/>
@@ -40019,11 +41478,11 @@
       <w:color w:val="4f81bd" w:themeColor="accent1"/>
     </w:rPr>
   </w:style>
-  <w:style w:type="paragraph" w:styleId="725">
+  <w:style w:type="paragraph" w:styleId="905">
     <w:name w:val="Title"/>
-    <w:basedOn w:val="704"/>
-    <w:next w:val="704"/>
-    <w:link w:val="726"/>
+    <w:basedOn w:val="884"/>
+    <w:next w:val="884"/>
+    <w:link w:val="906"/>
     <w:uiPriority w:val="10"/>
     <w:qFormat/>
     <w:pPr>
@@ -40042,10 +41501,10 @@
       <w:szCs w:val="52"/>
     </w:rPr>
   </w:style>
-  <w:style w:type="character" w:styleId="726" w:customStyle="1">
+  <w:style w:type="character" w:styleId="906" w:customStyle="1">
     <w:name w:val="Title Char"/>
-    <w:basedOn w:val="718"/>
-    <w:link w:val="725"/>
+    <w:basedOn w:val="898"/>
+    <w:link w:val="905"/>
     <w:uiPriority w:val="10"/>
     <w:pPr>
       <w:pBdr/>
@@ -40060,11 +41519,11 @@
       <w:szCs w:val="52"/>
     </w:rPr>
   </w:style>
-  <w:style w:type="paragraph" w:styleId="727">
+  <w:style w:type="paragraph" w:styleId="907">
     <w:name w:val="Subtitle"/>
-    <w:basedOn w:val="704"/>
-    <w:next w:val="704"/>
-    <w:link w:val="728"/>
+    <w:basedOn w:val="884"/>
+    <w:next w:val="884"/>
+    <w:link w:val="908"/>
     <w:uiPriority w:val="11"/>
     <w:qFormat/>
     <w:pPr>
@@ -40085,10 +41544,10 @@
       <w:szCs w:val="24"/>
     </w:rPr>
   </w:style>
-  <w:style w:type="character" w:styleId="728" w:customStyle="1">
+  <w:style w:type="character" w:styleId="908" w:customStyle="1">
     <w:name w:val="Subtitle Char"/>
-    <w:basedOn w:val="718"/>
-    <w:link w:val="727"/>
+    <w:basedOn w:val="898"/>
+    <w:link w:val="907"/>
     <w:uiPriority w:val="11"/>
     <w:pPr>
       <w:pBdr/>
@@ -40105,9 +41564,9 @@
       <w:szCs w:val="24"/>
     </w:rPr>
   </w:style>
-  <w:style w:type="paragraph" w:styleId="729">
+  <w:style w:type="paragraph" w:styleId="909">
     <w:name w:val="List Paragraph"/>
-    <w:basedOn w:val="704"/>
+    <w:basedOn w:val="884"/>
     <w:uiPriority w:val="34"/>
     <w:qFormat/>
     <w:pPr>
@@ -40117,10 +41576,10 @@
       <w:contextualSpacing w:val="true"/>
     </w:pPr>
   </w:style>
-  <w:style w:type="paragraph" w:styleId="730">
+  <w:style w:type="paragraph" w:styleId="910">
     <w:name w:val="Body Text"/>
-    <w:basedOn w:val="704"/>
-    <w:link w:val="731"/>
+    <w:basedOn w:val="884"/>
+    <w:link w:val="911"/>
     <w:uiPriority w:val="99"/>
     <w:unhideWhenUsed/>
     <w:pPr>
@@ -40129,10 +41588,10 @@
       <w:ind/>
     </w:pPr>
   </w:style>
-  <w:style w:type="character" w:styleId="731" w:customStyle="1">
+  <w:style w:type="character" w:styleId="911" w:customStyle="1">
     <w:name w:val="Body Text Char"/>
-    <w:basedOn w:val="718"/>
-    <w:link w:val="730"/>
+    <w:basedOn w:val="898"/>
+    <w:link w:val="910"/>
     <w:uiPriority w:val="99"/>
     <w:pPr>
       <w:pBdr/>
@@ -40140,10 +41599,10 @@
       <w:ind/>
     </w:pPr>
   </w:style>
-  <w:style w:type="paragraph" w:styleId="732">
+  <w:style w:type="paragraph" w:styleId="912">
     <w:name w:val="Body Text 2"/>
-    <w:basedOn w:val="704"/>
-    <w:link w:val="733"/>
+    <w:basedOn w:val="884"/>
+    <w:link w:val="913"/>
     <w:uiPriority w:val="99"/>
     <w:unhideWhenUsed/>
     <w:pPr>
@@ -40152,10 +41611,10 @@
       <w:ind/>
     </w:pPr>
   </w:style>
-  <w:style w:type="character" w:styleId="733" w:customStyle="1">
+  <w:style w:type="character" w:styleId="913" w:customStyle="1">
     <w:name w:val="Body Text 2 Char"/>
-    <w:basedOn w:val="718"/>
-    <w:link w:val="732"/>
+    <w:basedOn w:val="898"/>
+    <w:link w:val="912"/>
     <w:uiPriority w:val="99"/>
     <w:pPr>
       <w:pBdr/>
@@ -40163,10 +41622,10 @@
       <w:ind/>
     </w:pPr>
   </w:style>
-  <w:style w:type="paragraph" w:styleId="734">
+  <w:style w:type="paragraph" w:styleId="914">
     <w:name w:val="Body Text 3"/>
-    <w:basedOn w:val="704"/>
-    <w:link w:val="735"/>
+    <w:basedOn w:val="884"/>
+    <w:link w:val="915"/>
     <w:uiPriority w:val="99"/>
     <w:unhideWhenUsed/>
     <w:pPr>
@@ -40179,10 +41638,10 @@
       <w:szCs w:val="16"/>
     </w:rPr>
   </w:style>
-  <w:style w:type="character" w:styleId="735" w:customStyle="1">
+  <w:style w:type="character" w:styleId="915" w:customStyle="1">
     <w:name w:val="Body Text 3 Char"/>
-    <w:basedOn w:val="718"/>
-    <w:link w:val="734"/>
+    <w:basedOn w:val="898"/>
+    <w:link w:val="914"/>
     <w:uiPriority w:val="99"/>
     <w:pPr>
       <w:pBdr/>
@@ -40194,9 +41653,9 @@
       <w:szCs w:val="16"/>
     </w:rPr>
   </w:style>
-  <w:style w:type="paragraph" w:styleId="736">
+  <w:style w:type="paragraph" w:styleId="916">
     <w:name w:val="List"/>
-    <w:basedOn w:val="704"/>
+    <w:basedOn w:val="884"/>
     <w:uiPriority w:val="99"/>
     <w:unhideWhenUsed/>
     <w:pPr>
@@ -40206,9 +41665,9 @@
       <w:contextualSpacing w:val="true"/>
     </w:pPr>
   </w:style>
-  <w:style w:type="paragraph" w:styleId="737">
+  <w:style w:type="paragraph" w:styleId="917">
     <w:name w:val="List 2"/>
-    <w:basedOn w:val="704"/>
+    <w:basedOn w:val="884"/>
     <w:uiPriority w:val="99"/>
     <w:unhideWhenUsed/>
     <w:pPr>
@@ -40218,9 +41677,9 @@
       <w:contextualSpacing w:val="true"/>
     </w:pPr>
   </w:style>
-  <w:style w:type="paragraph" w:styleId="738">
+  <w:style w:type="paragraph" w:styleId="918">
     <w:name w:val="List 3"/>
-    <w:basedOn w:val="704"/>
+    <w:basedOn w:val="884"/>
     <w:uiPriority w:val="99"/>
     <w:unhideWhenUsed/>
     <w:pPr>
@@ -40230,9 +41689,9 @@
       <w:contextualSpacing w:val="true"/>
     </w:pPr>
   </w:style>
-  <w:style w:type="paragraph" w:styleId="739">
+  <w:style w:type="paragraph" w:styleId="919">
     <w:name w:val="List Bullet"/>
-    <w:basedOn w:val="704"/>
+    <w:basedOn w:val="884"/>
     <w:uiPriority w:val="99"/>
     <w:unhideWhenUsed/>
     <w:pPr>
@@ -40245,9 +41704,9 @@
       <w:contextualSpacing w:val="true"/>
     </w:pPr>
   </w:style>
-  <w:style w:type="paragraph" w:styleId="740">
+  <w:style w:type="paragraph" w:styleId="920">
     <w:name w:val="List Bullet 2"/>
-    <w:basedOn w:val="704"/>
+    <w:basedOn w:val="884"/>
     <w:uiPriority w:val="99"/>
     <w:unhideWhenUsed/>
     <w:pPr>
@@ -40260,9 +41719,9 @@
       <w:contextualSpacing w:val="true"/>
     </w:pPr>
   </w:style>
-  <w:style w:type="paragraph" w:styleId="741">
+  <w:style w:type="paragraph" w:styleId="921">
     <w:name w:val="List Bullet 3"/>
-    <w:basedOn w:val="704"/>
+    <w:basedOn w:val="884"/>
     <w:uiPriority w:val="99"/>
     <w:unhideWhenUsed/>
     <w:pPr>
@@ -40275,9 +41734,9 @@
       <w:contextualSpacing w:val="true"/>
     </w:pPr>
   </w:style>
-  <w:style w:type="paragraph" w:styleId="742">
+  <w:style w:type="paragraph" w:styleId="922">
     <w:name w:val="List Number"/>
-    <w:basedOn w:val="704"/>
+    <w:basedOn w:val="884"/>
     <w:uiPriority w:val="99"/>
     <w:unhideWhenUsed/>
     <w:pPr>
@@ -40290,9 +41749,9 @@
       <w:contextualSpacing w:val="true"/>
     </w:pPr>
   </w:style>
-  <w:style w:type="paragraph" w:styleId="743">
+  <w:style w:type="paragraph" w:styleId="923">
     <w:name w:val="List Number 2"/>
-    <w:basedOn w:val="704"/>
+    <w:basedOn w:val="884"/>
     <w:uiPriority w:val="99"/>
     <w:unhideWhenUsed/>
     <w:pPr>
@@ -40305,9 +41764,9 @@
       <w:contextualSpacing w:val="true"/>
     </w:pPr>
   </w:style>
-  <w:style w:type="paragraph" w:styleId="744">
+  <w:style w:type="paragraph" w:styleId="924">
     <w:name w:val="List Number 3"/>
-    <w:basedOn w:val="704"/>
+    <w:basedOn w:val="884"/>
     <w:uiPriority w:val="99"/>
     <w:unhideWhenUsed/>
     <w:pPr>
@@ -40320,9 +41779,9 @@
       <w:contextualSpacing w:val="true"/>
     </w:pPr>
   </w:style>
-  <w:style w:type="paragraph" w:styleId="745">
+  <w:style w:type="paragraph" w:styleId="925">
     <w:name w:val="List Continue"/>
-    <w:basedOn w:val="704"/>
+    <w:basedOn w:val="884"/>
     <w:uiPriority w:val="99"/>
     <w:unhideWhenUsed/>
     <w:pPr>
@@ -40332,9 +41791,9 @@
       <w:contextualSpacing w:val="true"/>
     </w:pPr>
   </w:style>
-  <w:style w:type="paragraph" w:styleId="746">
+  <w:style w:type="paragraph" w:styleId="926">
     <w:name w:val="List Continue 2"/>
-    <w:basedOn w:val="704"/>
+    <w:basedOn w:val="884"/>
     <w:uiPriority w:val="99"/>
     <w:unhideWhenUsed/>
     <w:pPr>
@@ -40344,9 +41803,9 @@
       <w:contextualSpacing w:val="true"/>
     </w:pPr>
   </w:style>
-  <w:style w:type="paragraph" w:styleId="747">
+  <w:style w:type="paragraph" w:styleId="927">
     <w:name w:val="List Continue 3"/>
-    <w:basedOn w:val="704"/>
+    <w:basedOn w:val="884"/>
     <w:uiPriority w:val="99"/>
     <w:unhideWhenUsed/>
     <w:pPr>
@@ -40356,9 +41815,9 @@
       <w:contextualSpacing w:val="true"/>
     </w:pPr>
   </w:style>
-  <w:style w:type="paragraph" w:styleId="748">
+  <w:style w:type="paragraph" w:styleId="928">
     <w:name w:val="macro"/>
-    <w:link w:val="749"/>
+    <w:link w:val="929"/>
     <w:uiPriority w:val="99"/>
     <w:unhideWhenUsed/>
     <w:pPr>
@@ -40381,10 +41840,10 @@
       <w:szCs w:val="20"/>
     </w:rPr>
   </w:style>
-  <w:style w:type="character" w:styleId="749" w:customStyle="1">
+  <w:style w:type="character" w:styleId="929" w:customStyle="1">
     <w:name w:val="Macro Text Char"/>
-    <w:basedOn w:val="718"/>
-    <w:link w:val="748"/>
+    <w:basedOn w:val="898"/>
+    <w:link w:val="928"/>
     <w:uiPriority w:val="99"/>
     <w:pPr>
       <w:pBdr/>
@@ -40397,11 +41856,11 @@
       <w:szCs w:val="20"/>
     </w:rPr>
   </w:style>
-  <w:style w:type="paragraph" w:styleId="750">
+  <w:style w:type="paragraph" w:styleId="930">
     <w:name w:val="Quote"/>
-    <w:basedOn w:val="704"/>
-    <w:next w:val="704"/>
-    <w:link w:val="751"/>
+    <w:basedOn w:val="884"/>
+    <w:next w:val="884"/>
+    <w:link w:val="931"/>
     <w:uiPriority w:val="29"/>
     <w:qFormat/>
     <w:pPr>
@@ -40415,10 +41874,10 @@
       <w:color w:val="000000" w:themeColor="text1"/>
     </w:rPr>
   </w:style>
-  <w:style w:type="character" w:styleId="751" w:customStyle="1">
+  <w:style w:type="character" w:styleId="931" w:customStyle="1">
     <w:name w:val="Quote Char"/>
-    <w:basedOn w:val="718"/>
-    <w:link w:val="750"/>
+    <w:basedOn w:val="898"/>
+    <w:link w:val="930"/>
     <w:uiPriority w:val="29"/>
     <w:pPr>
       <w:pBdr/>
@@ -40431,10 +41890,10 @@
       <w:color w:val="000000" w:themeColor="text1"/>
     </w:rPr>
   </w:style>
-  <w:style w:type="character" w:styleId="752" w:customStyle="1">
+  <w:style w:type="character" w:styleId="932" w:customStyle="1">
     <w:name w:val="Heading 4 Char"/>
-    <w:basedOn w:val="718"/>
-    <w:link w:val="712"/>
+    <w:basedOn w:val="898"/>
+    <w:link w:val="892"/>
     <w:uiPriority w:val="9"/>
     <w:semiHidden/>
     <w:pPr>
@@ -40451,10 +41910,10 @@
       <w:color w:val="4f81bd" w:themeColor="accent1"/>
     </w:rPr>
   </w:style>
-  <w:style w:type="character" w:styleId="753" w:customStyle="1">
+  <w:style w:type="character" w:styleId="933" w:customStyle="1">
     <w:name w:val="Heading 5 Char"/>
-    <w:basedOn w:val="718"/>
-    <w:link w:val="713"/>
+    <w:basedOn w:val="898"/>
+    <w:link w:val="893"/>
     <w:uiPriority w:val="9"/>
     <w:semiHidden/>
     <w:pPr>
@@ -40467,10 +41926,10 @@
       <w:color w:val="243f60" w:themeColor="accent1" w:themeShade="7F"/>
     </w:rPr>
   </w:style>
-  <w:style w:type="character" w:styleId="754" w:customStyle="1">
+  <w:style w:type="character" w:styleId="934" w:customStyle="1">
     <w:name w:val="Heading 6 Char"/>
-    <w:basedOn w:val="718"/>
-    <w:link w:val="714"/>
+    <w:basedOn w:val="898"/>
+    <w:link w:val="894"/>
     <w:uiPriority w:val="9"/>
     <w:semiHidden/>
     <w:pPr>
@@ -40485,10 +41944,10 @@
       <w:color w:val="243f60" w:themeColor="accent1" w:themeShade="7F"/>
     </w:rPr>
   </w:style>
-  <w:style w:type="character" w:styleId="755" w:customStyle="1">
+  <w:style w:type="character" w:styleId="935" w:customStyle="1">
     <w:name w:val="Heading 7 Char"/>
-    <w:basedOn w:val="718"/>
-    <w:link w:val="715"/>
+    <w:basedOn w:val="898"/>
+    <w:link w:val="895"/>
     <w:uiPriority w:val="9"/>
     <w:semiHidden/>
     <w:pPr>
@@ -40503,10 +41962,10 @@
       <w:color w:val="404040" w:themeColor="text1" w:themeTint="BF"/>
     </w:rPr>
   </w:style>
-  <w:style w:type="character" w:styleId="756" w:customStyle="1">
+  <w:style w:type="character" w:styleId="936" w:customStyle="1">
     <w:name w:val="Heading 8 Char"/>
-    <w:basedOn w:val="718"/>
-    <w:link w:val="716"/>
+    <w:basedOn w:val="898"/>
+    <w:link w:val="896"/>
     <w:uiPriority w:val="9"/>
     <w:semiHidden/>
     <w:pPr>
@@ -40521,10 +41980,10 @@
       <w:szCs w:val="20"/>
     </w:rPr>
   </w:style>
-  <w:style w:type="character" w:styleId="757" w:customStyle="1">
+  <w:style w:type="character" w:styleId="937" w:customStyle="1">
     <w:name w:val="Heading 9 Char"/>
-    <w:basedOn w:val="718"/>
-    <w:link w:val="717"/>
+    <w:basedOn w:val="898"/>
+    <w:link w:val="897"/>
     <w:uiPriority w:val="9"/>
     <w:semiHidden/>
     <w:pPr>
@@ -40541,10 +42000,10 @@
       <w:szCs w:val="20"/>
     </w:rPr>
   </w:style>
-  <w:style w:type="paragraph" w:styleId="758">
+  <w:style w:type="paragraph" w:styleId="938">
     <w:name w:val="Caption"/>
-    <w:basedOn w:val="704"/>
-    <w:next w:val="704"/>
+    <w:basedOn w:val="884"/>
+    <w:next w:val="884"/>
     <w:uiPriority w:val="35"/>
     <w:semiHidden/>
     <w:unhideWhenUsed/>
@@ -40562,9 +42021,9 @@
       <w:szCs w:val="18"/>
     </w:rPr>
   </w:style>
-  <w:style w:type="character" w:styleId="759">
+  <w:style w:type="character" w:styleId="939">
     <w:name w:val="Strong"/>
-    <w:basedOn w:val="718"/>
+    <w:basedOn w:val="898"/>
     <w:uiPriority w:val="22"/>
     <w:qFormat/>
     <w:pPr>
@@ -40577,9 +42036,9 @@
       <w:bCs/>
     </w:rPr>
   </w:style>
-  <w:style w:type="character" w:styleId="760">
+  <w:style w:type="character" w:styleId="940">
     <w:name w:val="Emphasis"/>
-    <w:basedOn w:val="718"/>
+    <w:basedOn w:val="898"/>
     <w:uiPriority w:val="20"/>
     <w:qFormat/>
     <w:pPr>
@@ -40592,11 +42051,11 @@
       <w:iCs/>
     </w:rPr>
   </w:style>
-  <w:style w:type="paragraph" w:styleId="761">
+  <w:style w:type="paragraph" w:styleId="941">
     <w:name w:val="Intense Quote"/>
-    <w:basedOn w:val="704"/>
-    <w:next w:val="704"/>
-    <w:link w:val="762"/>
+    <w:basedOn w:val="884"/>
+    <w:next w:val="884"/>
+    <w:link w:val="942"/>
     <w:uiPriority w:val="30"/>
     <w:qFormat/>
     <w:pPr>
@@ -40614,10 +42073,10 @@
       <w:color w:val="4f81bd" w:themeColor="accent1"/>
     </w:rPr>
   </w:style>
-  <w:style w:type="character" w:styleId="762" w:customStyle="1">
+  <w:style w:type="character" w:styleId="942" w:customStyle="1">
     <w:name w:val="Intense Quote Char"/>
-    <w:basedOn w:val="718"/>
-    <w:link w:val="761"/>
+    <w:basedOn w:val="898"/>
+    <w:link w:val="941"/>
     <w:uiPriority w:val="30"/>
     <w:pPr>
       <w:pBdr/>
@@ -40632,9 +42091,9 @@
       <w:color w:val="4f81bd" w:themeColor="accent1"/>
     </w:rPr>
   </w:style>
-  <w:style w:type="character" w:styleId="763">
+  <w:style w:type="character" w:styleId="943">
     <w:name w:val="Subtle Emphasis"/>
-    <w:basedOn w:val="718"/>
+    <w:basedOn w:val="898"/>
     <w:uiPriority w:val="19"/>
     <w:qFormat/>
     <w:pPr>
@@ -40648,9 +42107,9 @@
       <w:color w:val="808080" w:themeColor="text1" w:themeTint="7F"/>
     </w:rPr>
   </w:style>
-  <w:style w:type="character" w:styleId="764">
+  <w:style w:type="character" w:styleId="944">
     <w:name w:val="Intense Emphasis"/>
-    <w:basedOn w:val="718"/>
+    <w:basedOn w:val="898"/>
     <w:uiPriority w:val="21"/>
     <w:qFormat/>
     <w:pPr>
@@ -40666,9 +42125,9 @@
       <w:color w:val="4f81bd" w:themeColor="accent1"/>
     </w:rPr>
   </w:style>
-  <w:style w:type="character" w:styleId="765">
+  <w:style w:type="character" w:styleId="945">
     <w:name w:val="Subtle Reference"/>
-    <w:basedOn w:val="718"/>
+    <w:basedOn w:val="898"/>
     <w:uiPriority w:val="31"/>
     <w:qFormat/>
     <w:pPr>
@@ -40682,9 +42141,9 @@
       <w:u w:val="single"/>
     </w:rPr>
   </w:style>
-  <w:style w:type="character" w:styleId="766">
+  <w:style w:type="character" w:styleId="946">
     <w:name w:val="Intense Reference"/>
-    <w:basedOn w:val="718"/>
+    <w:basedOn w:val="898"/>
     <w:uiPriority w:val="32"/>
     <w:qFormat/>
     <w:pPr>
@@ -40701,9 +42160,9 @@
       <w:u w:val="single"/>
     </w:rPr>
   </w:style>
-  <w:style w:type="character" w:styleId="767">
+  <w:style w:type="character" w:styleId="947">
     <w:name w:val="Book Title"/>
-    <w:basedOn w:val="718"/>
+    <w:basedOn w:val="898"/>
     <w:uiPriority w:val="33"/>
     <w:qFormat/>
     <w:pPr>
@@ -40718,10 +42177,10 @@
       <w:spacing w:val="5"/>
     </w:rPr>
   </w:style>
-  <w:style w:type="paragraph" w:styleId="768">
+  <w:style w:type="paragraph" w:styleId="948">
     <w:name w:val="TOC Heading"/>
-    <w:basedOn w:val="709"/>
-    <w:next w:val="704"/>
+    <w:basedOn w:val="889"/>
+    <w:next w:val="884"/>
     <w:uiPriority w:val="39"/>
     <w:semiHidden/>
     <w:unhideWhenUsed/>
@@ -40733,9 +42192,9 @@
       <w:outlineLvl w:val="9"/>
     </w:pPr>
   </w:style>
-  <w:style w:type="table" w:styleId="769">
+  <w:style w:type="table" w:styleId="949">
     <w:name w:val="Table Grid"/>
-    <w:basedOn w:val="719"/>
+    <w:basedOn w:val="899"/>
     <w:uiPriority w:val="59"/>
     <w:pPr>
       <w:pBdr/>
@@ -40932,9 +42391,9 @@
       </w:tcPr>
     </w:tblStylePr>
   </w:style>
-  <w:style w:type="table" w:styleId="770">
+  <w:style w:type="table" w:styleId="950">
     <w:name w:val="Light Shading"/>
-    <w:basedOn w:val="719"/>
+    <w:basedOn w:val="899"/>
     <w:uiPriority w:val="60"/>
     <w:pPr>
       <w:pBdr/>
@@ -41166,9 +42625,9 @@
       </w:tcPr>
     </w:tblStylePr>
   </w:style>
-  <w:style w:type="table" w:styleId="771">
+  <w:style w:type="table" w:styleId="951">
     <w:name w:val="Light Shading Accent 1"/>
-    <w:basedOn w:val="719"/>
+    <w:basedOn w:val="899"/>
     <w:uiPriority w:val="60"/>
     <w:pPr>
       <w:pBdr/>
@@ -41400,9 +42859,9 @@
       </w:tcPr>
     </w:tblStylePr>
   </w:style>
-  <w:style w:type="table" w:styleId="772">
+  <w:style w:type="table" w:styleId="952">
     <w:name w:val="Light Shading Accent 2"/>
-    <w:basedOn w:val="719"/>
+    <w:basedOn w:val="899"/>
     <w:uiPriority w:val="60"/>
     <w:pPr>
       <w:pBdr/>
@@ -41634,9 +43093,9 @@
       </w:tcPr>
     </w:tblStylePr>
   </w:style>
-  <w:style w:type="table" w:styleId="773">
+  <w:style w:type="table" w:styleId="953">
     <w:name w:val="Light Shading Accent 3"/>
-    <w:basedOn w:val="719"/>
+    <w:basedOn w:val="899"/>
     <w:uiPriority w:val="60"/>
     <w:pPr>
       <w:pBdr/>
@@ -41868,9 +43327,9 @@
       </w:tcPr>
     </w:tblStylePr>
   </w:style>
-  <w:style w:type="table" w:styleId="774">
+  <w:style w:type="table" w:styleId="954">
     <w:name w:val="Light Shading Accent 4"/>
-    <w:basedOn w:val="719"/>
+    <w:basedOn w:val="899"/>
     <w:uiPriority w:val="60"/>
     <w:pPr>
       <w:pBdr/>
@@ -42102,9 +43561,9 @@
       </w:tcPr>
     </w:tblStylePr>
   </w:style>
-  <w:style w:type="table" w:styleId="775">
+  <w:style w:type="table" w:styleId="955">
     <w:name w:val="Light Shading Accent 5"/>
-    <w:basedOn w:val="719"/>
+    <w:basedOn w:val="899"/>
     <w:uiPriority w:val="60"/>
     <w:pPr>
       <w:pBdr/>
@@ -42336,9 +43795,9 @@
       </w:tcPr>
     </w:tblStylePr>
   </w:style>
-  <w:style w:type="table" w:styleId="776">
+  <w:style w:type="table" w:styleId="956">
     <w:name w:val="Light Shading Accent 6"/>
-    <w:basedOn w:val="719"/>
+    <w:basedOn w:val="899"/>
     <w:uiPriority w:val="60"/>
     <w:pPr>
       <w:pBdr/>
@@ -42570,9 +44029,9 @@
       </w:tcPr>
     </w:tblStylePr>
   </w:style>
-  <w:style w:type="table" w:styleId="777">
+  <w:style w:type="table" w:styleId="957">
     <w:name w:val="Light List"/>
-    <w:basedOn w:val="719"/>
+    <w:basedOn w:val="899"/>
     <w:uiPriority w:val="61"/>
     <w:pPr>
       <w:pBdr/>
@@ -42802,9 +44261,9 @@
       </w:tcPr>
     </w:tblStylePr>
   </w:style>
-  <w:style w:type="table" w:styleId="778">
+  <w:style w:type="table" w:styleId="958">
     <w:name w:val="Light List Accent 1"/>
-    <w:basedOn w:val="719"/>
+    <w:basedOn w:val="899"/>
     <w:uiPriority w:val="61"/>
     <w:pPr>
       <w:pBdr/>
@@ -43034,9 +44493,9 @@
       </w:tcPr>
     </w:tblStylePr>
   </w:style>
-  <w:style w:type="table" w:styleId="779">
+  <w:style w:type="table" w:styleId="959">
     <w:name w:val="Light List Accent 2"/>
-    <w:basedOn w:val="719"/>
+    <w:basedOn w:val="899"/>
     <w:uiPriority w:val="61"/>
     <w:pPr>
       <w:pBdr/>
@@ -43266,9 +44725,9 @@
       </w:tcPr>
     </w:tblStylePr>
   </w:style>
-  <w:style w:type="table" w:styleId="780">
+  <w:style w:type="table" w:styleId="960">
     <w:name w:val="Light List Accent 3"/>
-    <w:basedOn w:val="719"/>
+    <w:basedOn w:val="899"/>
     <w:uiPriority w:val="61"/>
     <w:pPr>
       <w:pBdr/>
@@ -43498,9 +44957,9 @@
       </w:tcPr>
     </w:tblStylePr>
   </w:style>
-  <w:style w:type="table" w:styleId="781">
+  <w:style w:type="table" w:styleId="961">
     <w:name w:val="Light List Accent 4"/>
-    <w:basedOn w:val="719"/>
+    <w:basedOn w:val="899"/>
     <w:uiPriority w:val="61"/>
     <w:pPr>
       <w:pBdr/>
@@ -43730,9 +45189,9 @@
       </w:tcPr>
     </w:tblStylePr>
   </w:style>
-  <w:style w:type="table" w:styleId="782">
+  <w:style w:type="table" w:styleId="962">
     <w:name w:val="Light List Accent 5"/>
-    <w:basedOn w:val="719"/>
+    <w:basedOn w:val="899"/>
     <w:uiPriority w:val="61"/>
     <w:pPr>
       <w:pBdr/>
@@ -43962,9 +45421,9 @@
       </w:tcPr>
     </w:tblStylePr>
   </w:style>
-  <w:style w:type="table" w:styleId="783">
+  <w:style w:type="table" w:styleId="963">
     <w:name w:val="Light List Accent 6"/>
-    <w:basedOn w:val="719"/>
+    <w:basedOn w:val="899"/>
     <w:uiPriority w:val="61"/>
     <w:pPr>
       <w:pBdr/>
@@ -44194,9 +45653,9 @@
       </w:tcPr>
     </w:tblStylePr>
   </w:style>
-  <w:style w:type="table" w:styleId="784">
+  <w:style w:type="table" w:styleId="964">
     <w:name w:val="Light Grid"/>
-    <w:basedOn w:val="719"/>
+    <w:basedOn w:val="899"/>
     <w:uiPriority w:val="62"/>
     <w:pPr>
       <w:pBdr/>
@@ -44447,9 +45906,9 @@
       </w:tcPr>
     </w:tblStylePr>
   </w:style>
-  <w:style w:type="table" w:styleId="785">
+  <w:style w:type="table" w:styleId="965">
     <w:name w:val="Light Grid Accent 1"/>
-    <w:basedOn w:val="719"/>
+    <w:basedOn w:val="899"/>
     <w:uiPriority w:val="62"/>
     <w:pPr>
       <w:pBdr/>
@@ -44700,9 +46159,9 @@
       </w:tcPr>
     </w:tblStylePr>
   </w:style>
-  <w:style w:type="table" w:styleId="786">
+  <w:style w:type="table" w:styleId="966">
     <w:name w:val="Light Grid Accent 2"/>
-    <w:basedOn w:val="719"/>
+    <w:basedOn w:val="899"/>
     <w:uiPriority w:val="62"/>
     <w:pPr>
       <w:pBdr/>
@@ -44953,9 +46412,9 @@
       </w:tcPr>
     </w:tblStylePr>
   </w:style>
-  <w:style w:type="table" w:styleId="787">
+  <w:style w:type="table" w:styleId="967">
     <w:name w:val="Light Grid Accent 3"/>
-    <w:basedOn w:val="719"/>
+    <w:basedOn w:val="899"/>
     <w:uiPriority w:val="62"/>
     <w:pPr>
       <w:pBdr/>
@@ -45206,9 +46665,9 @@
       </w:tcPr>
     </w:tblStylePr>
   </w:style>
-  <w:style w:type="table" w:styleId="788">
+  <w:style w:type="table" w:styleId="968">
     <w:name w:val="Light Grid Accent 4"/>
-    <w:basedOn w:val="719"/>
+    <w:basedOn w:val="899"/>
     <w:uiPriority w:val="62"/>
     <w:pPr>
       <w:pBdr/>
@@ -45459,9 +46918,9 @@
       </w:tcPr>
     </w:tblStylePr>
   </w:style>
-  <w:style w:type="table" w:styleId="789">
+  <w:style w:type="table" w:styleId="969">
     <w:name w:val="Light Grid Accent 5"/>
-    <w:basedOn w:val="719"/>
+    <w:basedOn w:val="899"/>
     <w:uiPriority w:val="62"/>
     <w:pPr>
       <w:pBdr/>
@@ -45712,9 +47171,9 @@
       </w:tcPr>
     </w:tblStylePr>
   </w:style>
-  <w:style w:type="table" w:styleId="790">
+  <w:style w:type="table" w:styleId="970">
     <w:name w:val="Light Grid Accent 6"/>
-    <w:basedOn w:val="719"/>
+    <w:basedOn w:val="899"/>
     <w:uiPriority w:val="62"/>
     <w:pPr>
       <w:pBdr/>
@@ -45965,9 +47424,9 @@
       </w:tcPr>
     </w:tblStylePr>
   </w:style>
-  <w:style w:type="table" w:styleId="791">
+  <w:style w:type="table" w:styleId="971">
     <w:name w:val="Medium Shading 1"/>
-    <w:basedOn w:val="719"/>
+    <w:basedOn w:val="899"/>
     <w:uiPriority w:val="63"/>
     <w:pPr>
       <w:pBdr/>
@@ -46195,9 +47654,9 @@
       </w:tcPr>
     </w:tblStylePr>
   </w:style>
-  <w:style w:type="table" w:styleId="792">
+  <w:style w:type="table" w:styleId="972">
     <w:name w:val="Medium Shading 1 Accent 1"/>
-    <w:basedOn w:val="719"/>
+    <w:basedOn w:val="899"/>
     <w:uiPriority w:val="63"/>
     <w:pPr>
       <w:pBdr/>
@@ -46425,9 +47884,9 @@
       </w:tcPr>
     </w:tblStylePr>
   </w:style>
-  <w:style w:type="table" w:styleId="793">
+  <w:style w:type="table" w:styleId="973">
     <w:name w:val="Medium Shading 1 Accent 2"/>
-    <w:basedOn w:val="719"/>
+    <w:basedOn w:val="899"/>
     <w:uiPriority w:val="63"/>
     <w:pPr>
       <w:pBdr/>
@@ -46655,9 +48114,9 @@
       </w:tcPr>
     </w:tblStylePr>
   </w:style>
-  <w:style w:type="table" w:styleId="794">
+  <w:style w:type="table" w:styleId="974">
     <w:name w:val="Medium Shading 1 Accent 3"/>
-    <w:basedOn w:val="719"/>
+    <w:basedOn w:val="899"/>
     <w:uiPriority w:val="63"/>
     <w:pPr>
       <w:pBdr/>
@@ -46885,9 +48344,9 @@
       </w:tcPr>
     </w:tblStylePr>
   </w:style>
-  <w:style w:type="table" w:styleId="795">
+  <w:style w:type="table" w:styleId="975">
     <w:name w:val="Medium Shading 1 Accent 4"/>
-    <w:basedOn w:val="719"/>
+    <w:basedOn w:val="899"/>
     <w:uiPriority w:val="63"/>
     <w:pPr>
       <w:pBdr/>
@@ -47115,9 +48574,9 @@
       </w:tcPr>
     </w:tblStylePr>
   </w:style>
-  <w:style w:type="table" w:styleId="796">
+  <w:style w:type="table" w:styleId="976">
     <w:name w:val="Medium Shading 1 Accent 5"/>
-    <w:basedOn w:val="719"/>
+    <w:basedOn w:val="899"/>
     <w:uiPriority w:val="63"/>
     <w:pPr>
       <w:pBdr/>
@@ -47345,9 +48804,9 @@
       </w:tcPr>
     </w:tblStylePr>
   </w:style>
-  <w:style w:type="table" w:styleId="797">
+  <w:style w:type="table" w:styleId="977">
     <w:name w:val="Medium Shading 1 Accent 6"/>
-    <w:basedOn w:val="719"/>
+    <w:basedOn w:val="899"/>
     <w:uiPriority w:val="63"/>
     <w:pPr>
       <w:pBdr/>
@@ -47575,9 +49034,9 @@
       </w:tcPr>
     </w:tblStylePr>
   </w:style>
-  <w:style w:type="table" w:styleId="798">
+  <w:style w:type="table" w:styleId="978">
     <w:name w:val="Medium Shading 2"/>
-    <w:basedOn w:val="719"/>
+    <w:basedOn w:val="899"/>
     <w:uiPriority w:val="64"/>
     <w:pPr>
       <w:pBdr/>
@@ -47830,9 +49289,9 @@
       </w:tcPr>
     </w:tblStylePr>
   </w:style>
-  <w:style w:type="table" w:styleId="799">
+  <w:style w:type="table" w:styleId="979">
     <w:name w:val="Medium Shading 2 Accent 1"/>
-    <w:basedOn w:val="719"/>
+    <w:basedOn w:val="899"/>
     <w:uiPriority w:val="64"/>
     <w:pPr>
       <w:pBdr/>
@@ -48085,9 +49544,9 @@
       </w:tcPr>
     </w:tblStylePr>
   </w:style>
-  <w:style w:type="table" w:styleId="800">
+  <w:style w:type="table" w:styleId="980">
     <w:name w:val="Medium Shading 2 Accent 2"/>
-    <w:basedOn w:val="719"/>
+    <w:basedOn w:val="899"/>
     <w:uiPriority w:val="64"/>
     <w:pPr>
       <w:pBdr/>
@@ -48340,9 +49799,9 @@
       </w:tcPr>
     </w:tblStylePr>
   </w:style>
-  <w:style w:type="table" w:styleId="801">
+  <w:style w:type="table" w:styleId="981">
     <w:name w:val="Medium Shading 2 Accent 3"/>
-    <w:basedOn w:val="719"/>
+    <w:basedOn w:val="899"/>
     <w:uiPriority w:val="64"/>
     <w:pPr>
       <w:pBdr/>
@@ -48595,9 +50054,9 @@
       </w:tcPr>
     </w:tblStylePr>
   </w:style>
-  <w:style w:type="table" w:styleId="802">
+  <w:style w:type="table" w:styleId="982">
     <w:name w:val="Medium Shading 2 Accent 4"/>
-    <w:basedOn w:val="719"/>
+    <w:basedOn w:val="899"/>
     <w:uiPriority w:val="64"/>
     <w:pPr>
       <w:pBdr/>
@@ -48850,9 +50309,9 @@
       </w:tcPr>
     </w:tblStylePr>
   </w:style>
-  <w:style w:type="table" w:styleId="803">
+  <w:style w:type="table" w:styleId="983">
     <w:name w:val="Medium Shading 2 Accent 5"/>
-    <w:basedOn w:val="719"/>
+    <w:basedOn w:val="899"/>
     <w:uiPriority w:val="64"/>
     <w:pPr>
       <w:pBdr/>
@@ -49105,9 +50564,9 @@
       </w:tcPr>
     </w:tblStylePr>
   </w:style>
-  <w:style w:type="table" w:styleId="804">
+  <w:style w:type="table" w:styleId="984">
     <w:name w:val="Medium Shading 2 Accent 6"/>
-    <w:basedOn w:val="719"/>
+    <w:basedOn w:val="899"/>
     <w:uiPriority w:val="64"/>
     <w:pPr>
       <w:pBdr/>
@@ -49360,9 +50819,9 @@
       </w:tcPr>
     </w:tblStylePr>
   </w:style>
-  <w:style w:type="table" w:styleId="805">
+  <w:style w:type="table" w:styleId="985">
     <w:name w:val="Medium List 1"/>
-    <w:basedOn w:val="719"/>
+    <w:basedOn w:val="899"/>
     <w:uiPriority w:val="65"/>
     <w:pPr>
       <w:pBdr/>
@@ -49587,9 +51046,9 @@
       </w:tcPr>
     </w:tblStylePr>
   </w:style>
-  <w:style w:type="table" w:styleId="806">
+  <w:style w:type="table" w:styleId="986">
     <w:name w:val="Medium List 1 Accent 1"/>
-    <w:basedOn w:val="719"/>
+    <w:basedOn w:val="899"/>
     <w:uiPriority w:val="65"/>
     <w:pPr>
       <w:pBdr/>
@@ -49814,9 +51273,9 @@
       </w:tcPr>
     </w:tblStylePr>
   </w:style>
-  <w:style w:type="table" w:styleId="807">
+  <w:style w:type="table" w:styleId="987">
     <w:name w:val="Medium List 1 Accent 2"/>
-    <w:basedOn w:val="719"/>
+    <w:basedOn w:val="899"/>
     <w:uiPriority w:val="65"/>
     <w:pPr>
       <w:pBdr/>
@@ -50041,9 +51500,9 @@
       </w:tcPr>
     </w:tblStylePr>
   </w:style>
-  <w:style w:type="table" w:styleId="808">
+  <w:style w:type="table" w:styleId="988">
     <w:name w:val="Medium List 1 Accent 3"/>
-    <w:basedOn w:val="719"/>
+    <w:basedOn w:val="899"/>
     <w:uiPriority w:val="65"/>
     <w:pPr>
       <w:pBdr/>
@@ -50268,9 +51727,9 @@
       </w:tcPr>
     </w:tblStylePr>
   </w:style>
-  <w:style w:type="table" w:styleId="809">
+  <w:style w:type="table" w:styleId="989">
     <w:name w:val="Medium List 1 Accent 4"/>
-    <w:basedOn w:val="719"/>
+    <w:basedOn w:val="899"/>
     <w:uiPriority w:val="65"/>
     <w:pPr>
       <w:pBdr/>
@@ -50495,9 +51954,9 @@
       </w:tcPr>
     </w:tblStylePr>
   </w:style>
-  <w:style w:type="table" w:styleId="810">
+  <w:style w:type="table" w:styleId="990">
     <w:name w:val="Medium List 1 Accent 5"/>
-    <w:basedOn w:val="719"/>
+    <w:basedOn w:val="899"/>
     <w:uiPriority w:val="65"/>
     <w:pPr>
       <w:pBdr/>
@@ -50722,9 +52181,9 @@
       </w:tcPr>
     </w:tblStylePr>
   </w:style>
-  <w:style w:type="table" w:styleId="811">
+  <w:style w:type="table" w:styleId="991">
     <w:name w:val="Medium List 1 Accent 6"/>
-    <w:basedOn w:val="719"/>
+    <w:basedOn w:val="899"/>
     <w:uiPriority w:val="65"/>
     <w:pPr>
       <w:pBdr/>
@@ -50949,9 +52408,9 @@
       </w:tcPr>
     </w:tblStylePr>
   </w:style>
-  <w:style w:type="table" w:styleId="812">
+  <w:style w:type="table" w:styleId="992">
     <w:name w:val="Medium List 2"/>
-    <w:basedOn w:val="719"/>
+    <w:basedOn w:val="899"/>
     <w:uiPriority w:val="66"/>
     <w:pPr>
       <w:pBdr/>
@@ -51191,9 +52650,9 @@
       </w:tcPr>
     </w:tblStylePr>
   </w:style>
-  <w:style w:type="table" w:styleId="813">
+  <w:style w:type="table" w:styleId="993">
     <w:name w:val="Medium List 2 Accent 1"/>
-    <w:basedOn w:val="719"/>
+    <w:basedOn w:val="899"/>
     <w:uiPriority w:val="66"/>
     <w:pPr>
       <w:pBdr/>
@@ -51433,9 +52892,9 @@
       </w:tcPr>
     </w:tblStylePr>
   </w:style>
-  <w:style w:type="table" w:styleId="814">
+  <w:style w:type="table" w:styleId="994">
     <w:name w:val="Medium List 2 Accent 2"/>
-    <w:basedOn w:val="719"/>
+    <w:basedOn w:val="899"/>
     <w:uiPriority w:val="66"/>
     <w:pPr>
       <w:pBdr/>
@@ -51675,9 +53134,9 @@
       </w:tcPr>
     </w:tblStylePr>
   </w:style>
-  <w:style w:type="table" w:styleId="815">
+  <w:style w:type="table" w:styleId="995">
     <w:name w:val="Medium List 2 Accent 3"/>
-    <w:basedOn w:val="719"/>
+    <w:basedOn w:val="899"/>
     <w:uiPriority w:val="66"/>
     <w:pPr>
       <w:pBdr/>
@@ -51917,9 +53376,9 @@
       </w:tcPr>
     </w:tblStylePr>
   </w:style>
-  <w:style w:type="table" w:styleId="816">
+  <w:style w:type="table" w:styleId="996">
     <w:name w:val="Medium List 2 Accent 4"/>
-    <w:basedOn w:val="719"/>
+    <w:basedOn w:val="899"/>
     <w:uiPriority w:val="66"/>
     <w:pPr>
       <w:pBdr/>
@@ -52159,9 +53618,9 @@
       </w:tcPr>
     </w:tblStylePr>
   </w:style>
-  <w:style w:type="table" w:styleId="817">
+  <w:style w:type="table" w:styleId="997">
     <w:name w:val="Medium List 2 Accent 5"/>
-    <w:basedOn w:val="719"/>
+    <w:basedOn w:val="899"/>
     <w:uiPriority w:val="66"/>
     <w:pPr>
       <w:pBdr/>
@@ -52401,9 +53860,9 @@
       </w:tcPr>
     </w:tblStylePr>
   </w:style>
-  <w:style w:type="table" w:styleId="818">
+  <w:style w:type="table" w:styleId="998">
     <w:name w:val="Medium List 2 Accent 6"/>
-    <w:basedOn w:val="719"/>
+    <w:basedOn w:val="899"/>
     <w:uiPriority w:val="66"/>
     <w:pPr>
       <w:pBdr/>
@@ -52643,9 +54102,9 @@
       </w:tcPr>
     </w:tblStylePr>
   </w:style>
-  <w:style w:type="table" w:styleId="819">
+  <w:style w:type="table" w:styleId="999">
     <w:name w:val="Medium Grid 1"/>
-    <w:basedOn w:val="719"/>
+    <w:basedOn w:val="899"/>
     <w:uiPriority w:val="67"/>
     <w:pPr>
       <w:pBdr/>
@@ -52865,9 +54324,9 @@
       </w:tcPr>
     </w:tblStylePr>
   </w:style>
-  <w:style w:type="table" w:styleId="820">
+  <w:style w:type="table" w:styleId="1000">
     <w:name w:val="Medium Grid 1 Accent 1"/>
-    <w:basedOn w:val="719"/>
+    <w:basedOn w:val="899"/>
     <w:uiPriority w:val="67"/>
     <w:pPr>
       <w:pBdr/>
@@ -53087,9 +54546,9 @@
       </w:tcPr>
     </w:tblStylePr>
   </w:style>
-  <w:style w:type="table" w:styleId="821">
+  <w:style w:type="table" w:styleId="1001">
     <w:name w:val="Medium Grid 1 Accent 2"/>
-    <w:basedOn w:val="719"/>
+    <w:basedOn w:val="899"/>
     <w:uiPriority w:val="67"/>
     <w:pPr>
       <w:pBdr/>
@@ -53309,9 +54768,9 @@
       </w:tcPr>
     </w:tblStylePr>
   </w:style>
-  <w:style w:type="table" w:styleId="822">
+  <w:style w:type="table" w:styleId="1002">
     <w:name w:val="Medium Grid 1 Accent 3"/>
-    <w:basedOn w:val="719"/>
+    <w:basedOn w:val="899"/>
     <w:uiPriority w:val="67"/>
     <w:pPr>
       <w:pBdr/>
@@ -53531,9 +54990,9 @@
       </w:tcPr>
     </w:tblStylePr>
   </w:style>
-  <w:style w:type="table" w:styleId="823">
+  <w:style w:type="table" w:styleId="1003">
     <w:name w:val="Medium Grid 1 Accent 4"/>
-    <w:basedOn w:val="719"/>
+    <w:basedOn w:val="899"/>
     <w:uiPriority w:val="67"/>
     <w:pPr>
       <w:pBdr/>
@@ -53753,9 +55212,9 @@
       </w:tcPr>
     </w:tblStylePr>
   </w:style>
-  <w:style w:type="table" w:styleId="824">
+  <w:style w:type="table" w:styleId="1004">
     <w:name w:val="Medium Grid 1 Accent 5"/>
-    <w:basedOn w:val="719"/>
+    <w:basedOn w:val="899"/>
     <w:uiPriority w:val="67"/>
     <w:pPr>
       <w:pBdr/>
@@ -53975,9 +55434,9 @@
       </w:tcPr>
     </w:tblStylePr>
   </w:style>
-  <w:style w:type="table" w:styleId="825">
+  <w:style w:type="table" w:styleId="1005">
     <w:name w:val="Medium Grid 1 Accent 6"/>
-    <w:basedOn w:val="719"/>
+    <w:basedOn w:val="899"/>
     <w:uiPriority w:val="67"/>
     <w:pPr>
       <w:pBdr/>
@@ -54197,9 +55656,9 @@
       </w:tcPr>
     </w:tblStylePr>
   </w:style>
-  <w:style w:type="table" w:styleId="826">
+  <w:style w:type="table" w:styleId="1006">
     <w:name w:val="Medium Grid 2"/>
-    <w:basedOn w:val="719"/>
+    <w:basedOn w:val="899"/>
     <w:uiPriority w:val="68"/>
     <w:pPr>
       <w:pBdr/>
@@ -54445,9 +55904,9 @@
       </w:tcPr>
     </w:tblStylePr>
   </w:style>
-  <w:style w:type="table" w:styleId="827">
+  <w:style w:type="table" w:styleId="1007">
     <w:name w:val="Medium Grid 2 Accent 1"/>
-    <w:basedOn w:val="719"/>
+    <w:basedOn w:val="899"/>
     <w:uiPriority w:val="68"/>
     <w:pPr>
       <w:pBdr/>
@@ -54693,9 +56152,9 @@
       </w:tcPr>
     </w:tblStylePr>
   </w:style>
-  <w:style w:type="table" w:styleId="828">
+  <w:style w:type="table" w:styleId="1008">
     <w:name w:val="Medium Grid 2 Accent 2"/>
-    <w:basedOn w:val="719"/>
+    <w:basedOn w:val="899"/>
     <w:uiPriority w:val="68"/>
     <w:pPr>
       <w:pBdr/>
@@ -54941,9 +56400,9 @@
       </w:tcPr>
     </w:tblStylePr>
   </w:style>
-  <w:style w:type="table" w:styleId="829">
+  <w:style w:type="table" w:styleId="1009">
     <w:name w:val="Medium Grid 2 Accent 3"/>
-    <w:basedOn w:val="719"/>
+    <w:basedOn w:val="899"/>
     <w:uiPriority w:val="68"/>
     <w:pPr>
       <w:pBdr/>
@@ -55189,9 +56648,9 @@
       </w:tcPr>
     </w:tblStylePr>
   </w:style>
-  <w:style w:type="table" w:styleId="830">
+  <w:style w:type="table" w:styleId="1010">
     <w:name w:val="Medium Grid 2 Accent 4"/>
-    <w:basedOn w:val="719"/>
+    <w:basedOn w:val="899"/>
     <w:uiPriority w:val="68"/>
     <w:pPr>
       <w:pBdr/>
@@ -55437,9 +56896,9 @@
       </w:tcPr>
     </w:tblStylePr>
   </w:style>
-  <w:style w:type="table" w:styleId="831">
+  <w:style w:type="table" w:styleId="1011">
     <w:name w:val="Medium Grid 2 Accent 5"/>
-    <w:basedOn w:val="719"/>
+    <w:basedOn w:val="899"/>
     <w:uiPriority w:val="68"/>
     <w:pPr>
       <w:pBdr/>
@@ -55685,9 +57144,9 @@
       </w:tcPr>
     </w:tblStylePr>
   </w:style>
-  <w:style w:type="table" w:styleId="832">
+  <w:style w:type="table" w:styleId="1012">
     <w:name w:val="Medium Grid 2 Accent 6"/>
-    <w:basedOn w:val="719"/>
+    <w:basedOn w:val="899"/>
     <w:uiPriority w:val="68"/>
     <w:pPr>
       <w:pBdr/>
@@ -55933,9 +57392,9 @@
       </w:tcPr>
     </w:tblStylePr>
   </w:style>
-  <w:style w:type="table" w:styleId="833">
+  <w:style w:type="table" w:styleId="1013">
     <w:name w:val="Medium Grid 3"/>
-    <w:basedOn w:val="719"/>
+    <w:basedOn w:val="899"/>
     <w:uiPriority w:val="69"/>
     <w:pPr>
       <w:pBdr/>
@@ -56197,9 +57656,9 @@
       </w:tcPr>
     </w:tblStylePr>
   </w:style>
-  <w:style w:type="table" w:styleId="834">
+  <w:style w:type="table" w:styleId="1014">
     <w:name w:val="Medium Grid 3 Accent 1"/>
-    <w:basedOn w:val="719"/>
+    <w:basedOn w:val="899"/>
     <w:uiPriority w:val="69"/>
     <w:pPr>
       <w:pBdr/>
@@ -56461,9 +57920,9 @@
       </w:tcPr>
     </w:tblStylePr>
   </w:style>
-  <w:style w:type="table" w:styleId="835">
+  <w:style w:type="table" w:styleId="1015">
     <w:name w:val="Medium Grid 3 Accent 2"/>
-    <w:basedOn w:val="719"/>
+    <w:basedOn w:val="899"/>
     <w:uiPriority w:val="69"/>
     <w:pPr>
       <w:pBdr/>
@@ -56725,9 +58184,9 @@
       </w:tcPr>
     </w:tblStylePr>
   </w:style>
-  <w:style w:type="table" w:styleId="836">
+  <w:style w:type="table" w:styleId="1016">
     <w:name w:val="Medium Grid 3 Accent 3"/>
-    <w:basedOn w:val="719"/>
+    <w:basedOn w:val="899"/>
     <w:uiPriority w:val="69"/>
     <w:pPr>
       <w:pBdr/>
@@ -56989,9 +58448,9 @@
       </w:tcPr>
     </w:tblStylePr>
   </w:style>
-  <w:style w:type="table" w:styleId="837">
+  <w:style w:type="table" w:styleId="1017">
     <w:name w:val="Medium Grid 3 Accent 4"/>
-    <w:basedOn w:val="719"/>
+    <w:basedOn w:val="899"/>
     <w:uiPriority w:val="69"/>
     <w:pPr>
       <w:pBdr/>
@@ -57253,9 +58712,9 @@
       </w:tcPr>
     </w:tblStylePr>
   </w:style>
-  <w:style w:type="table" w:styleId="838">
+  <w:style w:type="table" w:styleId="1018">
     <w:name w:val="Medium Grid 3 Accent 5"/>
-    <w:basedOn w:val="719"/>
+    <w:basedOn w:val="899"/>
     <w:uiPriority w:val="69"/>
     <w:pPr>
       <w:pBdr/>
@@ -57517,9 +58976,9 @@
       </w:tcPr>
     </w:tblStylePr>
   </w:style>
-  <w:style w:type="table" w:styleId="839">
+  <w:style w:type="table" w:styleId="1019">
     <w:name w:val="Medium Grid 3 Accent 6"/>
-    <w:basedOn w:val="719"/>
+    <w:basedOn w:val="899"/>
     <w:uiPriority w:val="69"/>
     <w:pPr>
       <w:pBdr/>
@@ -57781,9 +59240,9 @@
       </w:tcPr>
     </w:tblStylePr>
   </w:style>
-  <w:style w:type="table" w:styleId="840">
+  <w:style w:type="table" w:styleId="1020">
     <w:name w:val="Dark List"/>
-    <w:basedOn w:val="719"/>
+    <w:basedOn w:val="899"/>
     <w:uiPriority w:val="70"/>
     <w:pPr>
       <w:pBdr/>
@@ -58019,9 +59478,9 @@
       </w:tcPr>
     </w:tblStylePr>
   </w:style>
-  <w:style w:type="table" w:styleId="841">
+  <w:style w:type="table" w:styleId="1021">
     <w:name w:val="Dark List Accent 1"/>
-    <w:basedOn w:val="719"/>
+    <w:basedOn w:val="899"/>
     <w:uiPriority w:val="70"/>
     <w:pPr>
       <w:pBdr/>
@@ -58257,9 +59716,9 @@
       </w:tcPr>
     </w:tblStylePr>
   </w:style>
-  <w:style w:type="table" w:styleId="842">
+  <w:style w:type="table" w:styleId="1022">
     <w:name w:val="Dark List Accent 2"/>
-    <w:basedOn w:val="719"/>
+    <w:basedOn w:val="899"/>
     <w:uiPriority w:val="70"/>
     <w:pPr>
       <w:pBdr/>
@@ -58495,9 +59954,9 @@
       </w:tcPr>
     </w:tblStylePr>
   </w:style>
-  <w:style w:type="table" w:styleId="843">
+  <w:style w:type="table" w:styleId="1023">
     <w:name w:val="Dark List Accent 3"/>
-    <w:basedOn w:val="719"/>
+    <w:basedOn w:val="899"/>
     <w:uiPriority w:val="70"/>
     <w:pPr>
       <w:pBdr/>
@@ -58733,9 +60192,9 @@
       </w:tcPr>
     </w:tblStylePr>
   </w:style>
-  <w:style w:type="table" w:styleId="844">
+  <w:style w:type="table" w:styleId="1024">
     <w:name w:val="Dark List Accent 4"/>
-    <w:basedOn w:val="719"/>
+    <w:basedOn w:val="899"/>
     <w:uiPriority w:val="70"/>
     <w:pPr>
       <w:pBdr/>
@@ -58971,9 +60430,9 @@
       </w:tcPr>
     </w:tblStylePr>
   </w:style>
-  <w:style w:type="table" w:styleId="845">
+  <w:style w:type="table" w:styleId="1025">
     <w:name w:val="Dark List Accent 5"/>
-    <w:basedOn w:val="719"/>
+    <w:basedOn w:val="899"/>
     <w:uiPriority w:val="70"/>
     <w:pPr>
       <w:pBdr/>
@@ -59209,9 +60668,9 @@
       </w:tcPr>
     </w:tblStylePr>
   </w:style>
-  <w:style w:type="table" w:styleId="846">
+  <w:style w:type="table" w:styleId="1026">
     <w:name w:val="Dark List Accent 6"/>
-    <w:basedOn w:val="719"/>
+    <w:basedOn w:val="899"/>
     <w:uiPriority w:val="70"/>
     <w:pPr>
       <w:pBdr/>
@@ -59447,9 +60906,9 @@
       </w:tcPr>
     </w:tblStylePr>
   </w:style>
-  <w:style w:type="table" w:styleId="847">
+  <w:style w:type="table" w:styleId="1027">
     <w:name w:val="Colorful Shading"/>
-    <w:basedOn w:val="719"/>
+    <w:basedOn w:val="899"/>
     <w:uiPriority w:val="71"/>
     <w:pPr>
       <w:pBdr/>
@@ -59696,9 +61155,9 @@
       </w:tcPr>
     </w:tblStylePr>
   </w:style>
-  <w:style w:type="table" w:styleId="848">
+  <w:style w:type="table" w:styleId="1028">
     <w:name w:val="Colorful Shading Accent 1"/>
-    <w:basedOn w:val="719"/>
+    <w:basedOn w:val="899"/>
     <w:uiPriority w:val="71"/>
     <w:pPr>
       <w:pBdr/>
@@ -59945,9 +61404,9 @@
       </w:tcPr>
     </w:tblStylePr>
   </w:style>
-  <w:style w:type="table" w:styleId="849">
+  <w:style w:type="table" w:styleId="1029">
     <w:name w:val="Colorful Shading Accent 2"/>
-    <w:basedOn w:val="719"/>
+    <w:basedOn w:val="899"/>
     <w:uiPriority w:val="71"/>
     <w:pPr>
       <w:pBdr/>
@@ -60194,9 +61653,9 @@
       </w:tcPr>
     </w:tblStylePr>
   </w:style>
-  <w:style w:type="table" w:styleId="850">
+  <w:style w:type="table" w:styleId="1030">
     <w:name w:val="Colorful Shading Accent 3"/>
-    <w:basedOn w:val="719"/>
+    <w:basedOn w:val="899"/>
     <w:uiPriority w:val="71"/>
     <w:pPr>
       <w:pBdr/>
@@ -60437,9 +61896,9 @@
       </w:tcPr>
     </w:tblStylePr>
   </w:style>
-  <w:style w:type="table" w:styleId="851">
+  <w:style w:type="table" w:styleId="1031">
     <w:name w:val="Colorful Shading Accent 4"/>
-    <w:basedOn w:val="719"/>
+    <w:basedOn w:val="899"/>
     <w:uiPriority w:val="71"/>
     <w:pPr>
       <w:pBdr/>
@@ -60686,9 +62145,9 @@
       </w:tcPr>
     </w:tblStylePr>
   </w:style>
-  <w:style w:type="table" w:styleId="852">
+  <w:style w:type="table" w:styleId="1032">
     <w:name w:val="Colorful Shading Accent 5"/>
-    <w:basedOn w:val="719"/>
+    <w:basedOn w:val="899"/>
     <w:uiPriority w:val="71"/>
     <w:pPr>
       <w:pBdr/>
@@ -60935,9 +62394,9 @@
       </w:tcPr>
     </w:tblStylePr>
   </w:style>
-  <w:style w:type="table" w:styleId="853">
+  <w:style w:type="table" w:styleId="1033">
     <w:name w:val="Colorful Shading Accent 6"/>
-    <w:basedOn w:val="719"/>
+    <w:basedOn w:val="899"/>
     <w:uiPriority w:val="71"/>
     <w:pPr>
       <w:pBdr/>
@@ -61184,9 +62643,9 @@
       </w:tcPr>
     </w:tblStylePr>
   </w:style>
-  <w:style w:type="table" w:styleId="854">
+  <w:style w:type="table" w:styleId="1034">
     <w:name w:val="Colorful List"/>
-    <w:basedOn w:val="719"/>
+    <w:basedOn w:val="899"/>
     <w:uiPriority w:val="72"/>
     <w:pPr>
       <w:pBdr/>
@@ -61413,9 +62872,9 @@
       </w:tcPr>
     </w:tblStylePr>
   </w:style>
-  <w:style w:type="table" w:styleId="855">
+  <w:style w:type="table" w:styleId="1035">
     <w:name w:val="Colorful List Accent 1"/>
-    <w:basedOn w:val="719"/>
+    <w:basedOn w:val="899"/>
     <w:uiPriority w:val="72"/>
     <w:pPr>
       <w:pBdr/>
@@ -61642,9 +63101,9 @@
       </w:tcPr>
     </w:tblStylePr>
   </w:style>
-  <w:style w:type="table" w:styleId="856">
+  <w:style w:type="table" w:styleId="1036">
     <w:name w:val="Colorful List Accent 2"/>
-    <w:basedOn w:val="719"/>
+    <w:basedOn w:val="899"/>
     <w:uiPriority w:val="72"/>
     <w:pPr>
       <w:pBdr/>
@@ -61871,9 +63330,9 @@
       </w:tcPr>
     </w:tblStylePr>
   </w:style>
-  <w:style w:type="table" w:styleId="857">
+  <w:style w:type="table" w:styleId="1037">
     <w:name w:val="Colorful List Accent 3"/>
-    <w:basedOn w:val="719"/>
+    <w:basedOn w:val="899"/>
     <w:uiPriority w:val="72"/>
     <w:pPr>
       <w:pBdr/>
@@ -62100,9 +63559,9 @@
       </w:tcPr>
     </w:tblStylePr>
   </w:style>
-  <w:style w:type="table" w:styleId="858">
+  <w:style w:type="table" w:styleId="1038">
     <w:name w:val="Colorful List Accent 4"/>
-    <w:basedOn w:val="719"/>
+    <w:basedOn w:val="899"/>
     <w:uiPriority w:val="72"/>
     <w:pPr>
       <w:pBdr/>
@@ -62329,9 +63788,9 @@
       </w:tcPr>
     </w:tblStylePr>
   </w:style>
-  <w:style w:type="table" w:styleId="859">
+  <w:style w:type="table" w:styleId="1039">
     <w:name w:val="Colorful List Accent 5"/>
-    <w:basedOn w:val="719"/>
+    <w:basedOn w:val="899"/>
     <w:uiPriority w:val="72"/>
     <w:pPr>
       <w:pBdr/>
@@ -62558,9 +64017,9 @@
       </w:tcPr>
     </w:tblStylePr>
   </w:style>
-  <w:style w:type="table" w:styleId="860">
+  <w:style w:type="table" w:styleId="1040">
     <w:name w:val="Colorful List Accent 6"/>
-    <w:basedOn w:val="719"/>
+    <w:basedOn w:val="899"/>
     <w:uiPriority w:val="72"/>
     <w:pPr>
       <w:pBdr/>
@@ -62787,9 +64246,9 @@
       </w:tcPr>
     </w:tblStylePr>
   </w:style>
-  <w:style w:type="table" w:styleId="861">
+  <w:style w:type="table" w:styleId="1041">
     <w:name w:val="Colorful Grid"/>
-    <w:basedOn w:val="719"/>
+    <w:basedOn w:val="899"/>
     <w:uiPriority w:val="73"/>
     <w:pPr>
       <w:pBdr/>
@@ -63008,9 +64467,9 @@
       </w:tcPr>
     </w:tblStylePr>
   </w:style>
-  <w:style w:type="table" w:styleId="862">
+  <w:style w:type="table" w:styleId="1042">
     <w:name w:val="Colorful Grid Accent 1"/>
-    <w:basedOn w:val="719"/>
+    <w:basedOn w:val="899"/>
     <w:uiPriority w:val="73"/>
     <w:pPr>
       <w:pBdr/>
@@ -63229,9 +64688,9 @@
       </w:tcPr>
     </w:tblStylePr>
   </w:style>
-  <w:style w:type="table" w:styleId="863">
+  <w:style w:type="table" w:styleId="1043">
     <w:name w:val="Colorful Grid Accent 2"/>
-    <w:basedOn w:val="719"/>
+    <w:basedOn w:val="899"/>
     <w:uiPriority w:val="73"/>
     <w:pPr>
       <w:pBdr/>
@@ -63450,9 +64909,9 @@
       </w:tcPr>
     </w:tblStylePr>
   </w:style>
-  <w:style w:type="table" w:styleId="864">
+  <w:style w:type="table" w:styleId="1044">
     <w:name w:val="Colorful Grid Accent 3"/>
-    <w:basedOn w:val="719"/>
+    <w:basedOn w:val="899"/>
     <w:uiPriority w:val="73"/>
     <w:pPr>
       <w:pBdr/>
@@ -63671,9 +65130,9 @@
       </w:tcPr>
     </w:tblStylePr>
   </w:style>
-  <w:style w:type="table" w:styleId="865">
+  <w:style w:type="table" w:styleId="1045">
     <w:name w:val="Colorful Grid Accent 4"/>
-    <w:basedOn w:val="719"/>
+    <w:basedOn w:val="899"/>
     <w:uiPriority w:val="73"/>
     <w:pPr>
       <w:pBdr/>
@@ -63892,9 +65351,9 @@
       </w:tcPr>
     </w:tblStylePr>
   </w:style>
-  <w:style w:type="table" w:styleId="866">
+  <w:style w:type="table" w:styleId="1046">
     <w:name w:val="Colorful Grid Accent 5"/>
-    <w:basedOn w:val="719"/>
+    <w:basedOn w:val="899"/>
     <w:uiPriority w:val="73"/>
     <w:pPr>
       <w:pBdr/>
@@ -64113,9 +65572,9 @@
       </w:tcPr>
     </w:tblStylePr>
   </w:style>
-  <w:style w:type="table" w:styleId="867">
+  <w:style w:type="table" w:styleId="1047">
     <w:name w:val="Colorful Grid Accent 6"/>
-    <w:basedOn w:val="719"/>
+    <w:basedOn w:val="899"/>
     <w:uiPriority w:val="73"/>
     <w:pPr>
       <w:pBdr/>
@@ -64334,7 +65793,7 @@
       </w:tcPr>
     </w:tblStylePr>
   </w:style>
-  <w:style w:type="paragraph" w:styleId="868" w:customStyle="1">
+  <w:style w:type="paragraph" w:styleId="1048" w:customStyle="1">
     <w:name w:val="CodeBlock"/>
     <w:pPr>
       <w:pBdr/>
